--- a/00-首页/题组Word/习题书/教师版/第三篇-有机化学/10-有机合成设计.docx
+++ b/00-首页/题组Word/习题书/教师版/第三篇-有机化学/10-有机合成设计.docx
@@ -2,7 +2,7 @@
 <file path=word/document.xml><?xml version="1.0" encoding="utf-8"?>
 <w:document xmlns:w="http://schemas.openxmlformats.org/wordprocessingml/2006/main" xmlns:m="http://schemas.openxmlformats.org/officeDocument/2006/math" xmlns:r="http://schemas.openxmlformats.org/officeDocument/2006/relationships" xmlns:o="urn:schemas-microsoft-com:office:office" xmlns:v="urn:schemas-microsoft-com:vml" xmlns:w10="urn:schemas-microsoft-com:office:word" xmlns:a="http://schemas.openxmlformats.org/drawingml/2006/main" xmlns:pic="http://schemas.openxmlformats.org/drawingml/2006/picture" xmlns:wp="http://schemas.openxmlformats.org/drawingml/2006/wordprocessingDrawing">
   <w:body>
-    <w:bookmarkStart w:id="175" w:name="第-10-章-有机合成设计"/>
+    <w:bookmarkStart w:id="210" w:name="第-10-章-有机合成设计"/>
     <w:p>
       <w:pPr>
         <w:spacing w:after="1800" w:before="1200" w:line="276" w:lineRule="auto"/>
@@ -138,7 +138,7 @@
           <w:color w:val="5B6975"/>
           <w:sz w:val="24"/>
         </w:rPr>
-        <w:t>：14</w:t>
+        <w:t>：16</w:t>
       </w:r>
     </w:p>
     <w:p>
@@ -222,7 +222,7 @@
           <w:color w:val="5B6975"/>
           <w:sz w:val="24"/>
         </w:rPr>
-        <w:t>：2026-09-01</w:t>
+        <w:t>：2026-09-06</w:t>
       </w:r>
     </w:p>
     <w:p>
@@ -20527,7 +20527,7 @@
       </w:r>
     </w:p>
     <w:bookmarkEnd w:id="120"/>
-    <w:bookmarkStart w:id="149" w:name="有机合成与机理第35届初赛"/>
+    <w:bookmarkStart w:id="136" w:name="化学能力测试-ch9a-1-苯氟布洛芬合成路线"/>
     <w:p>
       <w:pPr>
         <w:pStyle w:val="Heading2"/>
@@ -20543,7 +20543,696 @@
         <w:rPr>
           <w:rFonts w:hint="eastAsia" w:ascii="Times New Roman" w:hAnsi="Times New Roman" w:eastAsia="SimHei" w:cs="Times New Roman"/>
         </w:rPr>
-        <w:t>有机合成与机理</w:t>
+        <w:t>化学能力测试</w:t>
+      </w:r>
+      <w:r>
+        <w:rPr>
+          <w:rFonts w:hint="eastAsia" w:ascii="Times New Roman" w:hAnsi="Times New Roman" w:eastAsia="Times New Roman" w:cs="Times New Roman"/>
+        </w:rPr>
+        <w:t>-Ch9A-1-</w:t>
+      </w:r>
+      <w:r>
+        <w:rPr>
+          <w:rFonts w:hint="eastAsia" w:ascii="Times New Roman" w:hAnsi="Times New Roman" w:eastAsia="SimHei" w:cs="Times New Roman"/>
+        </w:rPr>
+        <w:t>苯氟布洛芬合成路线</w:t>
+      </w:r>
+    </w:p>
+    <w:p>
+      <w:pPr>
+        <w:pStyle w:val="FirstParagraph"/>
+      </w:pPr>
+      <w:r>
+        <w:rPr>
+          <w:rFonts w:hint="eastAsia" w:ascii="Times New Roman" w:hAnsi="Times New Roman" w:eastAsia="FangSong" w:cs="Times New Roman"/>
+        </w:rPr>
+        <w:t xml:space="preserve">苯氟布洛芬的结构简式为</w:t>
+      </w:r>
+      <w:r>
+        <w:rPr>
+          <w:rFonts w:ascii="Times New Roman" w:hAnsi="Times New Roman" w:eastAsia="Times New Roman" w:cs="Times New Roman"/>
+        </w:rPr>
+        <w:t xml:space="preserve"> </w:t>
+      </w:r>
+      <w:r>
+        <w:rPr>
+          <w:rFonts w:hint="eastAsia" w:ascii="Times New Roman" w:hAnsi="Times New Roman" w:eastAsia="Times New Roman" w:cs="Times New Roman"/>
+        </w:rPr>
+        <w:t>C</w:t>
+      </w:r>
+      <w:r>
+        <w:rPr>
+          <w:rFonts w:hint="eastAsia" w:ascii="Times New Roman" w:hAnsi="Times New Roman" w:eastAsia="Times New Roman" w:cs="Times New Roman"/>
+          <w:vertAlign w:val="subscript"/>
+        </w:rPr>
+        <w:t>6</w:t>
+      </w:r>
+      <w:r>
+        <w:rPr>
+          <w:rFonts w:hint="eastAsia" w:ascii="Times New Roman" w:hAnsi="Times New Roman" w:eastAsia="Times New Roman" w:cs="Times New Roman"/>
+        </w:rPr>
+        <w:t>H</w:t>
+      </w:r>
+      <w:r>
+        <w:rPr>
+          <w:rFonts w:hint="eastAsia" w:ascii="Times New Roman" w:hAnsi="Times New Roman" w:eastAsia="Times New Roman" w:cs="Times New Roman"/>
+          <w:vertAlign w:val="subscript"/>
+        </w:rPr>
+        <w:t>5</w:t>
+      </w:r>
+      <w:r>
+        <w:rPr>
+          <w:rFonts w:hint="eastAsia" w:ascii="Times New Roman" w:hAnsi="Times New Roman" w:eastAsia="Times New Roman" w:cs="Times New Roman"/>
+        </w:rPr>
+        <w:t>F—CH(CH</w:t>
+      </w:r>
+      <w:r>
+        <w:rPr>
+          <w:rFonts w:hint="eastAsia" w:ascii="Times New Roman" w:hAnsi="Times New Roman" w:eastAsia="Times New Roman" w:cs="Times New Roman"/>
+          <w:vertAlign w:val="subscript"/>
+        </w:rPr>
+        <w:t>3</w:t>
+      </w:r>
+      <w:r>
+        <w:rPr>
+          <w:rFonts w:hint="eastAsia" w:ascii="Times New Roman" w:hAnsi="Times New Roman" w:eastAsia="Times New Roman" w:cs="Times New Roman"/>
+        </w:rPr>
+        <w:t>)</w:t>
+      </w:r>
+      <w:r>
+        <w:rPr>
+          <w:rFonts w:hint="eastAsia" w:ascii="Times New Roman" w:hAnsi="Times New Roman" w:eastAsia="Times New Roman" w:cs="Times New Roman"/>
+          <w:vertAlign w:val="subscript"/>
+        </w:rPr>
+        <w:t>2</w:t>
+      </w:r>
+      <w:r>
+        <w:rPr>
+          <w:rFonts w:hint="eastAsia" w:ascii="Times New Roman" w:hAnsi="Times New Roman" w:eastAsia="Times New Roman" w:cs="Times New Roman"/>
+        </w:rPr>
+        <w:t>—CHCOOH。</w:t>
+      </w:r>
+      <w:r>
+        <w:rPr>
+          <w:rFonts w:hint="eastAsia" w:ascii="Times New Roman" w:hAnsi="Times New Roman" w:eastAsia="FangSong" w:cs="Times New Roman"/>
+        </w:rPr>
+        <w:t>它是一种消炎镇痛药</w:t>
+      </w:r>
+      <w:r>
+        <w:rPr>
+          <w:rFonts w:hint="eastAsia" w:ascii="Times New Roman" w:hAnsi="Times New Roman" w:eastAsia="Times New Roman" w:cs="Times New Roman"/>
+        </w:rPr>
+        <w:t>，</w:t>
+      </w:r>
+      <w:r>
+        <w:rPr>
+          <w:rFonts w:hint="eastAsia" w:ascii="Times New Roman" w:hAnsi="Times New Roman" w:eastAsia="FangSong" w:cs="Times New Roman"/>
+        </w:rPr>
+        <w:t>用于治疗风湿性关节炎</w:t>
+      </w:r>
+      <w:r>
+        <w:rPr>
+          <w:rFonts w:hint="eastAsia" w:ascii="Times New Roman" w:hAnsi="Times New Roman" w:eastAsia="Times New Roman" w:cs="Times New Roman"/>
+        </w:rPr>
+        <w:t>、</w:t>
+      </w:r>
+      <w:r>
+        <w:rPr>
+          <w:rFonts w:hint="eastAsia" w:ascii="Times New Roman" w:hAnsi="Times New Roman" w:eastAsia="FangSong" w:cs="Times New Roman"/>
+        </w:rPr>
+        <w:t>弯曲性脊椎炎等</w:t>
+      </w:r>
+      <w:r>
+        <w:rPr>
+          <w:rFonts w:hint="eastAsia" w:ascii="Times New Roman" w:hAnsi="Times New Roman" w:eastAsia="Times New Roman" w:cs="Times New Roman"/>
+        </w:rPr>
+        <w:t>，</w:t>
+      </w:r>
+      <w:r>
+        <w:rPr>
+          <w:rFonts w:hint="eastAsia" w:ascii="Times New Roman" w:hAnsi="Times New Roman" w:eastAsia="FangSong" w:cs="Times New Roman"/>
+        </w:rPr>
+        <w:t>计量小</w:t>
+      </w:r>
+      <w:r>
+        <w:rPr>
+          <w:rFonts w:hint="eastAsia" w:ascii="Times New Roman" w:hAnsi="Times New Roman" w:eastAsia="Times New Roman" w:cs="Times New Roman"/>
+        </w:rPr>
+        <w:t>，</w:t>
+      </w:r>
+      <w:r>
+        <w:rPr>
+          <w:rFonts w:hint="eastAsia" w:ascii="Times New Roman" w:hAnsi="Times New Roman" w:eastAsia="FangSong" w:cs="Times New Roman"/>
+        </w:rPr>
+        <w:t>作用快</w:t>
+      </w:r>
+      <w:r>
+        <w:rPr>
+          <w:rFonts w:hint="eastAsia" w:ascii="Times New Roman" w:hAnsi="Times New Roman" w:eastAsia="Times New Roman" w:cs="Times New Roman"/>
+        </w:rPr>
+        <w:t>，</w:t>
+      </w:r>
+      <w:r>
+        <w:rPr>
+          <w:rFonts w:hint="eastAsia" w:ascii="Times New Roman" w:hAnsi="Times New Roman" w:eastAsia="FangSong" w:cs="Times New Roman"/>
+        </w:rPr>
+        <w:t>疗效高</w:t>
+      </w:r>
+      <w:r>
+        <w:rPr>
+          <w:rFonts w:hint="eastAsia" w:ascii="Times New Roman" w:hAnsi="Times New Roman" w:eastAsia="Times New Roman" w:cs="Times New Roman"/>
+        </w:rPr>
+        <w:t>。</w:t>
+      </w:r>
+      <w:r>
+        <w:rPr>
+          <w:rFonts w:hint="eastAsia" w:ascii="Times New Roman" w:hAnsi="Times New Roman" w:eastAsia="FangSong" w:cs="Times New Roman"/>
+        </w:rPr>
+        <w:t>合成该药物是我国</w:t>
+      </w:r>
+      <w:r>
+        <w:rPr>
+          <w:rFonts w:hint="eastAsia" w:ascii="Times New Roman" w:hAnsi="Times New Roman" w:eastAsia="Times New Roman" w:cs="Times New Roman"/>
+        </w:rPr>
+        <w:t>”</w:t>
+      </w:r>
+      <w:r>
+        <w:rPr>
+          <w:rFonts w:hint="eastAsia" w:ascii="Times New Roman" w:hAnsi="Times New Roman" w:eastAsia="FangSong" w:cs="Times New Roman"/>
+        </w:rPr>
+        <w:t>七五</w:t>
+      </w:r>
+      <w:r>
+        <w:rPr>
+          <w:rFonts w:hint="eastAsia" w:ascii="Times New Roman" w:hAnsi="Times New Roman" w:eastAsia="Times New Roman" w:cs="Times New Roman"/>
+        </w:rPr>
+        <w:t>”</w:t>
+      </w:r>
+      <w:r>
+        <w:rPr>
+          <w:rFonts w:hint="eastAsia" w:ascii="Times New Roman" w:hAnsi="Times New Roman" w:eastAsia="FangSong" w:cs="Times New Roman"/>
+        </w:rPr>
+        <w:t>重点项目</w:t>
+      </w:r>
+      <w:r>
+        <w:rPr>
+          <w:rFonts w:hint="eastAsia" w:ascii="Times New Roman" w:hAnsi="Times New Roman" w:eastAsia="Times New Roman" w:cs="Times New Roman"/>
+        </w:rPr>
+        <w:t>，</w:t>
+      </w:r>
+      <w:r>
+        <w:rPr>
+          <w:rFonts w:hint="eastAsia" w:ascii="Times New Roman" w:hAnsi="Times New Roman" w:eastAsia="FangSong" w:cs="Times New Roman"/>
+        </w:rPr>
+        <w:t>已取得成功</w:t>
+      </w:r>
+      <w:r>
+        <w:rPr>
+          <w:rFonts w:hint="eastAsia" w:ascii="Times New Roman" w:hAnsi="Times New Roman" w:eastAsia="Times New Roman" w:cs="Times New Roman"/>
+        </w:rPr>
+        <w:t>。</w:t>
+      </w:r>
+      <w:r>
+        <w:rPr>
+          <w:rFonts w:hint="eastAsia" w:ascii="Times New Roman" w:hAnsi="Times New Roman" w:eastAsia="FangSong" w:cs="Times New Roman"/>
+        </w:rPr>
+        <w:t>下面是某研制人员从苄腈为起始原料设计出的合成路线</w:t>
+      </w:r>
+      <w:r>
+        <w:rPr>
+          <w:rFonts w:hint="eastAsia" w:ascii="Times New Roman" w:hAnsi="Times New Roman" w:eastAsia="Times New Roman" w:cs="Times New Roman"/>
+        </w:rPr>
+        <w:t>：</w:t>
+      </w:r>
+    </w:p>
+    <w:p>
+      <w:pPr>
+        <w:pStyle w:val="BodyText"/>
+      </w:pPr>
+      <w:r>
+        <w:rPr>
+          <w:rFonts w:ascii="Times New Roman" w:hAnsi="Times New Roman" w:eastAsia="Times New Roman" w:cs="Times New Roman"/>
+        </w:rPr>
+        <w:t>CH</w:t>
+      </w:r>
+      <w:r>
+        <w:rPr>
+          <w:rFonts w:ascii="Times New Roman" w:hAnsi="Times New Roman" w:eastAsia="Times New Roman" w:cs="Times New Roman"/>
+          <w:vertAlign w:val="subscript"/>
+        </w:rPr>
+        <w:t>2</w:t>
+      </w:r>
+      <w:r>
+        <w:rPr>
+          <w:rFonts w:ascii="Times New Roman" w:hAnsi="Times New Roman" w:eastAsia="Times New Roman" w:cs="Times New Roman"/>
+        </w:rPr>
+        <w:t xml:space="preserve">CN </w:t>
+      </w:r>
+      <w:r>
+        <w:rPr>
+          <w:rFonts w:hint="eastAsia" w:ascii="Times New Roman" w:hAnsi="Times New Roman" w:eastAsia="Times New Roman" w:cs="Times New Roman"/>
+        </w:rPr>
+        <w:t>―[HNO</w:t>
+      </w:r>
+      <w:r>
+        <w:rPr>
+          <w:rFonts w:hint="eastAsia" w:ascii="Times New Roman" w:hAnsi="Times New Roman" w:eastAsia="Times New Roman" w:cs="Times New Roman"/>
+          <w:vertAlign w:val="subscript"/>
+        </w:rPr>
+        <w:t>3</w:t>
+      </w:r>
+      <w:r>
+        <w:rPr>
+          <w:rFonts w:hint="eastAsia" w:ascii="Times New Roman" w:hAnsi="Times New Roman" w:eastAsia="Times New Roman" w:cs="Times New Roman"/>
+        </w:rPr>
+        <w:t>–H</w:t>
+      </w:r>
+      <w:r>
+        <w:rPr>
+          <w:rFonts w:hint="eastAsia" w:ascii="Times New Roman" w:hAnsi="Times New Roman" w:eastAsia="Times New Roman" w:cs="Times New Roman"/>
+          <w:vertAlign w:val="subscript"/>
+        </w:rPr>
+        <w:t>2</w:t>
+      </w:r>
+      <w:r>
+        <w:rPr>
+          <w:rFonts w:hint="eastAsia" w:ascii="Times New Roman" w:hAnsi="Times New Roman" w:eastAsia="Times New Roman" w:cs="Times New Roman"/>
+        </w:rPr>
+        <w:t>SO</w:t>
+      </w:r>
+      <w:r>
+        <w:rPr>
+          <w:rFonts w:hint="eastAsia" w:ascii="Times New Roman" w:hAnsi="Times New Roman" w:eastAsia="Times New Roman" w:cs="Times New Roman"/>
+          <w:vertAlign w:val="subscript"/>
+        </w:rPr>
+        <w:t>4</w:t>
+      </w:r>
+      <w:r>
+        <w:rPr>
+          <w:rFonts w:hint="eastAsia" w:ascii="Times New Roman" w:hAnsi="Times New Roman" w:eastAsia="Times New Roman" w:cs="Times New Roman"/>
+        </w:rPr>
+        <w:t>（1）]→</w:t>
+      </w:r>
+      <w:r>
+        <w:rPr>
+          <w:rFonts w:ascii="Times New Roman" w:hAnsi="Times New Roman" w:eastAsia="Times New Roman" w:cs="Times New Roman"/>
+        </w:rPr>
+        <w:t xml:space="preserve"> A ―[Fe, H</w:t>
+      </w:r>
+      <w:r>
+        <w:rPr>
+          <w:rFonts w:ascii="Times New Roman" w:hAnsi="Times New Roman" w:eastAsia="Times New Roman" w:cs="Times New Roman"/>
+          <w:vertAlign w:val="subscript"/>
+        </w:rPr>
+        <w:t>2</w:t>
+      </w:r>
+      <w:r>
+        <w:rPr>
+          <w:rFonts w:ascii="Times New Roman" w:hAnsi="Times New Roman" w:eastAsia="Times New Roman" w:cs="Times New Roman"/>
+        </w:rPr>
+        <w:t xml:space="preserve">O, </w:t>
+      </w:r>
+      <w:r>
+        <w:rPr>
+          <w:rFonts w:hint="eastAsia" w:ascii="Times New Roman" w:hAnsi="Times New Roman" w:eastAsia="Times New Roman" w:cs="Times New Roman"/>
+        </w:rPr>
+        <w:t>NH</w:t>
+      </w:r>
+      <w:r>
+        <w:rPr>
+          <w:rFonts w:hint="eastAsia" w:ascii="Times New Roman" w:hAnsi="Times New Roman" w:eastAsia="Times New Roman" w:cs="Times New Roman"/>
+          <w:vertAlign w:val="subscript"/>
+        </w:rPr>
+        <w:t>4</w:t>
+      </w:r>
+      <w:r>
+        <w:rPr>
+          <w:rFonts w:hint="eastAsia" w:ascii="Times New Roman" w:hAnsi="Times New Roman" w:eastAsia="Times New Roman" w:cs="Times New Roman"/>
+        </w:rPr>
+        <w:t>Cl（2）]→</w:t>
+      </w:r>
+      <w:r>
+        <w:rPr>
+          <w:rFonts w:ascii="Times New Roman" w:hAnsi="Times New Roman" w:eastAsia="Times New Roman" w:cs="Times New Roman"/>
+        </w:rPr>
+        <w:t xml:space="preserve"> B </w:t>
+      </w:r>
+      <w:r>
+        <w:rPr>
+          <w:rFonts w:hint="eastAsia" w:ascii="Times New Roman" w:hAnsi="Times New Roman" w:eastAsia="Times New Roman" w:cs="Times New Roman"/>
+        </w:rPr>
+        <w:t xml:space="preserve">―[C（3）]→</w:t>
+      </w:r>
+      <w:r>
+        <w:rPr>
+          <w:rFonts w:ascii="Times New Roman" w:hAnsi="Times New Roman" w:eastAsia="Times New Roman" w:cs="Times New Roman"/>
+        </w:rPr>
+        <w:t xml:space="preserve"> D </w:t>
+      </w:r>
+      <w:r>
+        <w:rPr>
+          <w:rFonts w:hint="eastAsia" w:ascii="Times New Roman" w:hAnsi="Times New Roman" w:eastAsia="Times New Roman" w:cs="Times New Roman"/>
+        </w:rPr>
+        <w:t xml:space="preserve">―[E（4）]→</w:t>
+      </w:r>
+      <w:r>
+        <w:rPr>
+          <w:rFonts w:ascii="Times New Roman" w:hAnsi="Times New Roman" w:eastAsia="Times New Roman" w:cs="Times New Roman"/>
+        </w:rPr>
+        <w:t xml:space="preserve"> CH</w:t>
+      </w:r>
+      <w:r>
+        <w:rPr>
+          <w:rFonts w:ascii="Times New Roman" w:hAnsi="Times New Roman" w:eastAsia="Times New Roman" w:cs="Times New Roman"/>
+          <w:vertAlign w:val="subscript"/>
+        </w:rPr>
+        <w:t>3</w:t>
+      </w:r>
+      <w:r>
+        <w:rPr>
+          <w:rFonts w:ascii="Times New Roman" w:hAnsi="Times New Roman" w:eastAsia="Times New Roman" w:cs="Times New Roman"/>
+        </w:rPr>
+        <w:t>CONH–C</w:t>
+      </w:r>
+      <w:r>
+        <w:rPr>
+          <w:rFonts w:ascii="Times New Roman" w:hAnsi="Times New Roman" w:eastAsia="Times New Roman" w:cs="Times New Roman"/>
+          <w:vertAlign w:val="subscript"/>
+        </w:rPr>
+        <w:t>6</w:t>
+      </w:r>
+      <w:r>
+        <w:rPr>
+          <w:rFonts w:ascii="Times New Roman" w:hAnsi="Times New Roman" w:eastAsia="Times New Roman" w:cs="Times New Roman"/>
+        </w:rPr>
+        <w:t>H</w:t>
+      </w:r>
+      <w:r>
+        <w:rPr>
+          <w:rFonts w:ascii="Times New Roman" w:hAnsi="Times New Roman" w:eastAsia="Times New Roman" w:cs="Times New Roman"/>
+          <w:vertAlign w:val="subscript"/>
+        </w:rPr>
+        <w:t>4</w:t>
+      </w:r>
+      <w:r>
+        <w:rPr>
+          <w:rFonts w:ascii="Times New Roman" w:hAnsi="Times New Roman" w:eastAsia="Times New Roman" w:cs="Times New Roman"/>
+        </w:rPr>
+        <w:t>–CH</w:t>
+      </w:r>
+      <w:r>
+        <w:rPr>
+          <w:rFonts w:ascii="Times New Roman" w:hAnsi="Times New Roman" w:eastAsia="Times New Roman" w:cs="Times New Roman"/>
+          <w:vertAlign w:val="subscript"/>
+        </w:rPr>
+        <w:t>2</w:t>
+      </w:r>
+      <w:r>
+        <w:rPr>
+          <w:rFonts w:ascii="Times New Roman" w:hAnsi="Times New Roman" w:eastAsia="Times New Roman" w:cs="Times New Roman"/>
+        </w:rPr>
+        <w:t xml:space="preserve">CN </w:t>
+      </w:r>
+      <w:r>
+        <w:rPr>
+          <w:rFonts w:hint="eastAsia" w:ascii="Times New Roman" w:hAnsi="Times New Roman" w:eastAsia="Times New Roman" w:cs="Times New Roman"/>
+        </w:rPr>
+        <w:t>―[</w:t>
+      </w:r>
+      <w:r>
+        <w:rPr>
+          <w:rFonts w:hint="eastAsia" w:ascii="Times New Roman" w:hAnsi="Times New Roman" w:eastAsia="FangSong" w:cs="Times New Roman"/>
+        </w:rPr>
+        <w:t>干</w:t>
+      </w:r>
+      <w:r>
+        <w:rPr>
+          <w:rFonts w:ascii="Times New Roman" w:hAnsi="Times New Roman" w:eastAsia="Times New Roman" w:cs="Times New Roman"/>
+        </w:rPr>
+        <w:t xml:space="preserve"> </w:t>
+      </w:r>
+      <w:r>
+        <w:rPr>
+          <w:rFonts w:hint="eastAsia" w:ascii="Times New Roman" w:hAnsi="Times New Roman" w:eastAsia="Times New Roman" w:cs="Times New Roman"/>
+        </w:rPr>
+        <w:t>HCl，</w:t>
+      </w:r>
+      <w:r>
+        <w:rPr>
+          <w:rFonts w:hint="eastAsia" w:ascii="Times New Roman" w:hAnsi="Times New Roman" w:eastAsia="FangSong" w:cs="Times New Roman"/>
+        </w:rPr>
+        <w:t>无水乙醇</w:t>
+      </w:r>
+      <w:r>
+        <w:rPr>
+          <w:rFonts w:hint="eastAsia" w:ascii="Times New Roman" w:hAnsi="Times New Roman" w:eastAsia="Times New Roman" w:cs="Times New Roman"/>
+        </w:rPr>
+        <w:t>（5）]→</w:t>
+      </w:r>
+      <w:r>
+        <w:rPr>
+          <w:rFonts w:ascii="Times New Roman" w:hAnsi="Times New Roman" w:eastAsia="Times New Roman" w:cs="Times New Roman"/>
+        </w:rPr>
+        <w:t xml:space="preserve"> F ―[Cl</w:t>
+      </w:r>
+      <w:r>
+        <w:rPr>
+          <w:rFonts w:ascii="Times New Roman" w:hAnsi="Times New Roman" w:eastAsia="Times New Roman" w:cs="Times New Roman"/>
+          <w:vertAlign w:val="subscript"/>
+        </w:rPr>
+        <w:t>3</w:t>
+      </w:r>
+      <w:r>
+        <w:rPr>
+          <w:rFonts w:ascii="Times New Roman" w:hAnsi="Times New Roman" w:eastAsia="Times New Roman" w:cs="Times New Roman"/>
+        </w:rPr>
+        <w:t>CCOOH, C</w:t>
+      </w:r>
+      <w:r>
+        <w:rPr>
+          <w:rFonts w:ascii="Times New Roman" w:hAnsi="Times New Roman" w:eastAsia="Times New Roman" w:cs="Times New Roman"/>
+          <w:vertAlign w:val="subscript"/>
+        </w:rPr>
+        <w:t>5</w:t>
+      </w:r>
+      <w:r>
+        <w:rPr>
+          <w:rFonts w:ascii="Times New Roman" w:hAnsi="Times New Roman" w:eastAsia="Times New Roman" w:cs="Times New Roman"/>
+        </w:rPr>
+        <w:t>H</w:t>
+      </w:r>
+      <w:r>
+        <w:rPr>
+          <w:rFonts w:ascii="Times New Roman" w:hAnsi="Times New Roman" w:eastAsia="Times New Roman" w:cs="Times New Roman"/>
+          <w:vertAlign w:val="subscript"/>
+        </w:rPr>
+        <w:t>11</w:t>
+      </w:r>
+      <w:r>
+        <w:rPr>
+          <w:rFonts w:ascii="Times New Roman" w:hAnsi="Times New Roman" w:eastAsia="Times New Roman" w:cs="Times New Roman"/>
+        </w:rPr>
+        <w:t xml:space="preserve">CHO, Cu, </w:t>
+      </w:r>
+      <w:r>
+        <w:rPr>
+          <w:rFonts w:hint="eastAsia" w:ascii="Times New Roman" w:hAnsi="Times New Roman" w:eastAsia="FangSong" w:cs="Times New Roman"/>
+        </w:rPr>
+        <w:t>苯</w:t>
+      </w:r>
+      <w:r>
+        <w:rPr>
+          <w:rFonts w:hint="eastAsia" w:ascii="Times New Roman" w:hAnsi="Times New Roman" w:eastAsia="Times New Roman" w:cs="Times New Roman"/>
+        </w:rPr>
+        <w:t>，</w:t>
+      </w:r>
+      <w:r>
+        <w:rPr>
+          <w:rFonts w:hint="eastAsia" w:ascii="Times New Roman" w:hAnsi="Times New Roman" w:eastAsia="FangSong" w:cs="Times New Roman"/>
+        </w:rPr>
+        <w:t>偶联</w:t>
+      </w:r>
+      <w:r>
+        <w:rPr>
+          <w:rFonts w:hint="eastAsia" w:ascii="Times New Roman" w:hAnsi="Times New Roman" w:eastAsia="Times New Roman" w:cs="Times New Roman"/>
+        </w:rPr>
+        <w:t>（6）]→</w:t>
+      </w:r>
+      <w:r>
+        <w:rPr>
+          <w:rFonts w:ascii="Times New Roman" w:hAnsi="Times New Roman" w:eastAsia="Times New Roman" w:cs="Times New Roman"/>
+        </w:rPr>
+        <w:t xml:space="preserve"> N</w:t>
+      </w:r>
+      <w:r>
+        <w:rPr>
+          <w:rFonts w:ascii="Times New Roman" w:hAnsi="Times New Roman" w:eastAsia="Times New Roman" w:cs="Times New Roman"/>
+          <w:vertAlign w:val="subscript"/>
+        </w:rPr>
+        <w:t>2</w:t>
+      </w:r>
+      <w:r>
+        <w:rPr>
+          <w:rFonts w:ascii="Times New Roman" w:hAnsi="Times New Roman" w:eastAsia="Times New Roman" w:cs="Times New Roman"/>
+        </w:rPr>
+        <w:t>BF</w:t>
+      </w:r>
+      <w:r>
+        <w:rPr>
+          <w:rFonts w:ascii="Times New Roman" w:hAnsi="Times New Roman" w:eastAsia="Times New Roman" w:cs="Times New Roman"/>
+          <w:vertAlign w:val="subscript"/>
+        </w:rPr>
+        <w:t>4</w:t>
+      </w:r>
+      <w:r>
+        <w:rPr>
+          <w:rFonts w:ascii="Times New Roman" w:hAnsi="Times New Roman" w:eastAsia="Times New Roman" w:cs="Times New Roman"/>
+        </w:rPr>
+        <w:t xml:space="preserve"> </w:t>
+      </w:r>
+      <w:r>
+        <w:rPr>
+          <w:rFonts w:hint="eastAsia" w:ascii="Times New Roman" w:hAnsi="Times New Roman" w:eastAsia="Times New Roman" w:cs="Times New Roman"/>
+        </w:rPr>
+        <w:t xml:space="preserve">―[（7）~（9）]→</w:t>
+      </w:r>
+      <w:r>
+        <w:rPr>
+          <w:rFonts w:ascii="Times New Roman" w:hAnsi="Times New Roman" w:eastAsia="Times New Roman" w:cs="Times New Roman"/>
+        </w:rPr>
+        <w:t xml:space="preserve"> H ―[CH</w:t>
+      </w:r>
+      <w:r>
+        <w:rPr>
+          <w:rFonts w:ascii="Times New Roman" w:hAnsi="Times New Roman" w:eastAsia="Times New Roman" w:cs="Times New Roman"/>
+          <w:vertAlign w:val="subscript"/>
+        </w:rPr>
+        <w:t>3</w:t>
+      </w:r>
+      <w:r>
+        <w:rPr>
+          <w:rFonts w:ascii="Times New Roman" w:hAnsi="Times New Roman" w:eastAsia="Times New Roman" w:cs="Times New Roman"/>
+        </w:rPr>
+        <w:t xml:space="preserve">Br, </w:t>
+      </w:r>
+      <w:r>
+        <w:rPr>
+          <w:rFonts w:hint="eastAsia" w:ascii="Times New Roman" w:hAnsi="Times New Roman" w:eastAsia="Times New Roman" w:cs="Times New Roman"/>
+        </w:rPr>
+        <w:t>TEBA（</w:t>
+      </w:r>
+      <w:r>
+        <w:rPr>
+          <w:rFonts w:hint="eastAsia" w:ascii="Times New Roman" w:hAnsi="Times New Roman" w:eastAsia="FangSong" w:cs="Times New Roman"/>
+        </w:rPr>
+        <w:t>相转移催化剂</w:t>
+      </w:r>
+      <w:r>
+        <w:rPr>
+          <w:rFonts w:hint="eastAsia" w:ascii="Times New Roman" w:hAnsi="Times New Roman" w:eastAsia="Times New Roman" w:cs="Times New Roman"/>
+        </w:rPr>
+        <w:t>）,</w:t>
+      </w:r>
+      <w:r>
+        <w:rPr>
+          <w:rFonts w:ascii="Times New Roman" w:hAnsi="Times New Roman" w:eastAsia="Times New Roman" w:cs="Times New Roman"/>
+        </w:rPr>
+        <w:t xml:space="preserve"> NaOH, </w:t>
+      </w:r>
+      <w:r>
+        <w:rPr>
+          <w:rFonts w:hint="eastAsia" w:ascii="Times New Roman" w:hAnsi="Times New Roman" w:eastAsia="Times New Roman" w:cs="Times New Roman"/>
+        </w:rPr>
+        <w:t xml:space="preserve">50%（10）]→</w:t>
+      </w:r>
+      <w:r>
+        <w:rPr>
+          <w:rFonts w:ascii="Times New Roman" w:hAnsi="Times New Roman" w:eastAsia="Times New Roman" w:cs="Times New Roman"/>
+        </w:rPr>
+        <w:t xml:space="preserve"> I </w:t>
+      </w:r>
+      <w:r>
+        <w:rPr>
+          <w:rFonts w:hint="eastAsia" w:ascii="Times New Roman" w:hAnsi="Times New Roman" w:eastAsia="Times New Roman" w:cs="Times New Roman"/>
+        </w:rPr>
+        <w:t>―[J（11）]→（</w:t>
+      </w:r>
+      <w:r>
+        <w:rPr>
+          <w:rFonts w:hint="eastAsia" w:ascii="Times New Roman" w:hAnsi="Times New Roman" w:eastAsia="FangSong" w:cs="Times New Roman"/>
+        </w:rPr>
+        <w:t>产物</w:t>
+      </w:r>
+      <w:r>
+        <w:rPr>
+          <w:rFonts w:hint="eastAsia" w:ascii="Times New Roman" w:hAnsi="Times New Roman" w:eastAsia="Times New Roman" w:cs="Times New Roman"/>
+        </w:rPr>
+        <w:t>）</w:t>
+      </w:r>
+    </w:p>
+    <w:p>
+      <w:pPr>
+        <w:pStyle w:val="BodyText"/>
+      </w:pPr>
+      <w:r>
+        <w:rPr>
+          <w:rFonts w:ascii="Times New Roman" w:hAnsi="Times New Roman" w:eastAsia="Times New Roman" w:cs="Times New Roman"/>
+        </w:rPr>
+        <w:t xml:space="preserve">1-1. </w:t>
+      </w:r>
+      <w:r>
+        <w:rPr>
+          <w:rFonts w:hint="eastAsia" w:ascii="Times New Roman" w:hAnsi="Times New Roman" w:eastAsia="FangSong" w:cs="Times New Roman"/>
+        </w:rPr>
+        <w:t xml:space="preserve">写出在合成路线中的</w:t>
+      </w:r>
+      <w:r>
+        <w:rPr>
+          <w:rFonts w:ascii="Times New Roman" w:hAnsi="Times New Roman" w:eastAsia="Times New Roman" w:cs="Times New Roman"/>
+        </w:rPr>
+        <w:t xml:space="preserve"> A </w:t>
+      </w:r>
+      <w:r>
+        <w:rPr>
+          <w:rFonts w:hint="eastAsia" w:ascii="Times New Roman" w:hAnsi="Times New Roman" w:eastAsia="FangSong" w:cs="Times New Roman"/>
+        </w:rPr>
+        <w:t xml:space="preserve">至</w:t>
+      </w:r>
+      <w:r>
+        <w:rPr>
+          <w:rFonts w:ascii="Times New Roman" w:hAnsi="Times New Roman" w:eastAsia="Times New Roman" w:cs="Times New Roman"/>
+        </w:rPr>
+        <w:t xml:space="preserve"> J </w:t>
+      </w:r>
+      <w:r>
+        <w:rPr>
+          <w:rFonts w:hint="eastAsia" w:ascii="Times New Roman" w:hAnsi="Times New Roman" w:eastAsia="FangSong" w:cs="Times New Roman"/>
+        </w:rPr>
+        <w:t>的所代表的试剂的化学式和产物的结构简式</w:t>
+      </w:r>
+      <w:r>
+        <w:rPr>
+          <w:rFonts w:hint="eastAsia" w:ascii="Times New Roman" w:hAnsi="Times New Roman" w:eastAsia="Times New Roman" w:cs="Times New Roman"/>
+        </w:rPr>
+        <w:t>。</w:t>
+      </w:r>
+      <w:r>
+        <w:rPr>
+          <w:rFonts w:ascii="Times New Roman" w:hAnsi="Times New Roman" w:eastAsia="Times New Roman" w:cs="Times New Roman"/>
+        </w:rPr>
+        <w:t xml:space="preserve"> </w:t>
+      </w:r>
+      <w:r>
+        <w:rPr>
+          <w:rFonts w:ascii="Times New Roman" w:hAnsi="Times New Roman" w:eastAsia="Times New Roman" w:cs="Times New Roman"/>
+        </w:rPr>
+        <w:t xml:space="preserve">1-2. </w:t>
+      </w:r>
+      <w:r>
+        <w:rPr>
+          <w:rFonts w:hint="eastAsia" w:ascii="Times New Roman" w:hAnsi="Times New Roman" w:eastAsia="FangSong" w:cs="Times New Roman"/>
+        </w:rPr>
+        <w:t>画出苯氟布洛芬的对映异构体的构型式</w:t>
       </w:r>
       <w:r>
         <w:rPr>
@@ -20553,32 +21242,97 @@
       </w:r>
       <w:r>
         <w:rPr>
-          <w:rFonts w:hint="eastAsia" w:ascii="Times New Roman" w:hAnsi="Times New Roman" w:eastAsia="SimHei" w:cs="Times New Roman"/>
-        </w:rPr>
-        <w:t>第</w:t>
-      </w:r>
-      <w:r>
-        <w:rPr>
-          <w:rFonts w:hint="eastAsia" w:ascii="Times New Roman" w:hAnsi="Times New Roman" w:eastAsia="Times New Roman" w:cs="Times New Roman"/>
-        </w:rPr>
-        <w:t>35</w:t>
-      </w:r>
-      <w:r>
-        <w:rPr>
-          <w:rFonts w:hint="eastAsia" w:ascii="Times New Roman" w:hAnsi="Times New Roman" w:eastAsia="SimHei" w:cs="Times New Roman"/>
-        </w:rPr>
-        <w:t>届初赛</w:t>
-      </w:r>
-      <w:r>
-        <w:rPr>
-          <w:rFonts w:hint="eastAsia" w:ascii="Times New Roman" w:hAnsi="Times New Roman" w:eastAsia="Times New Roman" w:cs="Times New Roman"/>
-        </w:rPr>
-        <w:t>）</w:t>
-      </w:r>
-    </w:p>
-    <w:p>
-      <w:pPr>
-        <w:pStyle w:val="FirstParagraph"/>
+          <w:rFonts w:hint="eastAsia" w:ascii="Times New Roman" w:hAnsi="Times New Roman" w:eastAsia="FangSong" w:cs="Times New Roman"/>
+        </w:rPr>
+        <w:t>用透视式或平面投影式均可</w:t>
+      </w:r>
+      <w:r>
+        <w:rPr>
+          <w:rFonts w:hint="eastAsia" w:ascii="Times New Roman" w:hAnsi="Times New Roman" w:eastAsia="Times New Roman" w:cs="Times New Roman"/>
+        </w:rPr>
+        <w:t>），</w:t>
+      </w:r>
+      <w:r>
+        <w:rPr>
+          <w:rFonts w:hint="eastAsia" w:ascii="Times New Roman" w:hAnsi="Times New Roman" w:eastAsia="FangSong" w:cs="Times New Roman"/>
+        </w:rPr>
+        <w:t>并用</w:t>
+      </w:r>
+      <w:r>
+        <w:rPr>
+          <w:rFonts w:ascii="Times New Roman" w:hAnsi="Times New Roman" w:eastAsia="Times New Roman" w:cs="Times New Roman"/>
+        </w:rPr>
+        <w:t xml:space="preserve"> R、S </w:t>
+      </w:r>
+      <w:r>
+        <w:rPr>
+          <w:rFonts w:hint="eastAsia" w:ascii="Times New Roman" w:hAnsi="Times New Roman" w:eastAsia="FangSong" w:cs="Times New Roman"/>
+        </w:rPr>
+        <w:t>标定手性碳原子的构型</w:t>
+      </w:r>
+      <w:r>
+        <w:rPr>
+          <w:rFonts w:hint="eastAsia" w:ascii="Times New Roman" w:hAnsi="Times New Roman" w:eastAsia="Times New Roman" w:cs="Times New Roman"/>
+        </w:rPr>
+        <w:t>。</w:t>
+      </w:r>
+      <w:r>
+        <w:rPr>
+          <w:rFonts w:ascii="Times New Roman" w:hAnsi="Times New Roman" w:eastAsia="Times New Roman" w:cs="Times New Roman"/>
+        </w:rPr>
+        <w:t xml:space="preserve"> </w:t>
+      </w:r>
+      <w:r>
+        <w:rPr>
+          <w:rFonts w:ascii="Times New Roman" w:hAnsi="Times New Roman" w:eastAsia="Times New Roman" w:cs="Times New Roman"/>
+        </w:rPr>
+        <w:t xml:space="preserve">1-3. </w:t>
+      </w:r>
+      <w:r>
+        <w:rPr>
+          <w:rFonts w:hint="eastAsia" w:ascii="Times New Roman" w:hAnsi="Times New Roman" w:eastAsia="FangSong" w:cs="Times New Roman"/>
+        </w:rPr>
+        <w:t>指出第</w:t>
+      </w:r>
+      <w:r>
+        <w:rPr>
+          <w:rFonts w:hint="eastAsia" w:ascii="Times New Roman" w:hAnsi="Times New Roman" w:eastAsia="Times New Roman" w:cs="Times New Roman"/>
+        </w:rPr>
+        <w:t>（10）</w:t>
+      </w:r>
+      <w:r>
+        <w:rPr>
+          <w:rFonts w:hint="eastAsia" w:ascii="Times New Roman" w:hAnsi="Times New Roman" w:eastAsia="FangSong" w:cs="Times New Roman"/>
+        </w:rPr>
+        <w:t>步反应属于什么反应类型</w:t>
+      </w:r>
+      <w:r>
+        <w:rPr>
+          <w:rFonts w:hint="eastAsia" w:ascii="Times New Roman" w:hAnsi="Times New Roman" w:eastAsia="Times New Roman" w:cs="Times New Roman"/>
+        </w:rPr>
+        <w:t>？</w:t>
+      </w:r>
+    </w:p>
+    <w:p>
+      <w:pPr>
+        <w:pStyle w:val="BodyText"/>
+      </w:pPr>
+      <w:r>
+        <w:rPr>
+          <w:rFonts w:ascii="Times New Roman" w:hAnsi="Times New Roman" w:eastAsia="Times New Roman" w:cs="Times New Roman"/>
+        </w:rPr>
+        <w:t xml:space="preserve">📖 </w:t>
+      </w:r>
+      <w:r>
+        <w:rPr>
+          <w:rFonts w:hint="eastAsia" w:ascii="Times New Roman" w:hAnsi="Times New Roman" w:eastAsia="FangSong" w:cs="Times New Roman"/>
+        </w:rPr>
+        <w:t xml:space="preserve">查看答案</w:t>
+      </w:r>
+    </w:p>
+    <w:p>
+      <w:pPr>
+        <w:pStyle w:val="BodyText"/>
       </w:pPr>
       <w:r>
         <w:rPr>
@@ -20586,37 +21340,142 @@
           <w:b/>
           <w:bCs/>
         </w:rPr>
-        <w:t xml:space="preserve">10-1</w:t>
-      </w:r>
-      <w:r>
-        <w:rPr>
-          <w:rFonts w:ascii="Times New Roman" w:hAnsi="Times New Roman" w:eastAsia="Times New Roman" w:cs="Times New Roman"/>
-        </w:rPr>
-        <w:t xml:space="preserve"> </w:t>
-      </w:r>
-      <w:r>
-        <w:rPr>
-          <w:rFonts w:hint="eastAsia" w:ascii="Times New Roman" w:hAnsi="Times New Roman" w:eastAsia="FangSong" w:cs="Times New Roman"/>
-        </w:rPr>
-        <w:t xml:space="preserve">画出酰胺</w:t>
-      </w:r>
-      <w:r>
-        <w:rPr>
-          <w:rFonts w:ascii="Times New Roman" w:hAnsi="Times New Roman" w:eastAsia="Times New Roman" w:cs="Times New Roman"/>
-        </w:rPr>
-        <w:t xml:space="preserve"> A </w:t>
-      </w:r>
-      <w:r>
-        <w:rPr>
-          <w:rFonts w:hint="eastAsia" w:ascii="Times New Roman" w:hAnsi="Times New Roman" w:eastAsia="FangSong" w:cs="Times New Roman"/>
-        </w:rPr>
-        <w:t>的共振式</w:t>
+        <w:t xml:space="preserve">1-1</w:t>
+      </w:r>
+      <w:r>
+        <w:rPr>
+          <w:rFonts w:ascii="Times New Roman" w:hAnsi="Times New Roman" w:eastAsia="Times New Roman" w:cs="Times New Roman"/>
+        </w:rPr>
+        <w:t xml:space="preserve"> </w:t>
+      </w:r>
+      <w:r>
+        <w:rPr>
+          <w:rFonts w:hint="eastAsia" w:ascii="Times New Roman" w:hAnsi="Times New Roman" w:eastAsia="FangSong" w:cs="Times New Roman"/>
+        </w:rPr>
+        <w:t>起始原料为苄腈</w:t>
+      </w:r>
+      <w:r>
+        <w:rPr>
+          <w:rFonts w:hint="eastAsia" w:ascii="Times New Roman" w:hAnsi="Times New Roman" w:eastAsia="Times New Roman" w:cs="Times New Roman"/>
+        </w:rPr>
+        <w:t>（</w:t>
+      </w:r>
+      <w:r>
+        <w:rPr>
+          <w:rFonts w:hint="eastAsia" w:ascii="Times New Roman" w:hAnsi="Times New Roman" w:eastAsia="FangSong" w:cs="Times New Roman"/>
+        </w:rPr>
+        <w:t>苯乙腈</w:t>
+      </w:r>
+      <w:r>
+        <w:rPr>
+          <w:rFonts w:ascii="Times New Roman" w:hAnsi="Times New Roman" w:eastAsia="Times New Roman" w:cs="Times New Roman"/>
+        </w:rPr>
+        <w:t xml:space="preserve"> </w:t>
+      </w:r>
+      <w:r>
+        <w:rPr>
+          <w:rFonts w:hint="eastAsia" w:ascii="Times New Roman" w:hAnsi="Times New Roman" w:eastAsia="Times New Roman" w:cs="Times New Roman"/>
+        </w:rPr>
+        <w:t>C</w:t>
+      </w:r>
+      <w:r>
+        <w:rPr>
+          <w:rFonts w:hint="eastAsia" w:ascii="Times New Roman" w:hAnsi="Times New Roman" w:eastAsia="Times New Roman" w:cs="Times New Roman"/>
+          <w:vertAlign w:val="subscript"/>
+        </w:rPr>
+        <w:t>6</w:t>
+      </w:r>
+      <w:r>
+        <w:rPr>
+          <w:rFonts w:hint="eastAsia" w:ascii="Times New Roman" w:hAnsi="Times New Roman" w:eastAsia="Times New Roman" w:cs="Times New Roman"/>
+        </w:rPr>
+        <w:t>H</w:t>
+      </w:r>
+      <w:r>
+        <w:rPr>
+          <w:rFonts w:hint="eastAsia" w:ascii="Times New Roman" w:hAnsi="Times New Roman" w:eastAsia="Times New Roman" w:cs="Times New Roman"/>
+          <w:vertAlign w:val="subscript"/>
+        </w:rPr>
+        <w:t>5</w:t>
+      </w:r>
+      <w:r>
+        <w:rPr>
+          <w:rFonts w:hint="eastAsia" w:ascii="Times New Roman" w:hAnsi="Times New Roman" w:eastAsia="Times New Roman" w:cs="Times New Roman"/>
+        </w:rPr>
+        <w:t>CH</w:t>
+      </w:r>
+      <w:r>
+        <w:rPr>
+          <w:rFonts w:hint="eastAsia" w:ascii="Times New Roman" w:hAnsi="Times New Roman" w:eastAsia="Times New Roman" w:cs="Times New Roman"/>
+          <w:vertAlign w:val="subscript"/>
+        </w:rPr>
+        <w:t>2</w:t>
+      </w:r>
+      <w:r>
+        <w:rPr>
+          <w:rFonts w:hint="eastAsia" w:ascii="Times New Roman" w:hAnsi="Times New Roman" w:eastAsia="Times New Roman" w:cs="Times New Roman"/>
+        </w:rPr>
+        <w:t>CN），</w:t>
+      </w:r>
+      <w:r>
+        <w:rPr>
+          <w:rFonts w:hint="eastAsia" w:ascii="Times New Roman" w:hAnsi="Times New Roman" w:eastAsia="FangSong" w:cs="Times New Roman"/>
+        </w:rPr>
+        <w:t>路线经苯环硝化</w:t>
+      </w:r>
+      <w:r>
+        <w:rPr>
+          <w:rFonts w:hint="eastAsia" w:ascii="Times New Roman" w:hAnsi="Times New Roman" w:eastAsia="Times New Roman" w:cs="Times New Roman"/>
+        </w:rPr>
+        <w:t>、</w:t>
+      </w:r>
+      <w:r>
+        <w:rPr>
+          <w:rFonts w:hint="eastAsia" w:ascii="Times New Roman" w:hAnsi="Times New Roman" w:eastAsia="FangSong" w:cs="Times New Roman"/>
+        </w:rPr>
+        <w:t>硝基还原</w:t>
+      </w:r>
+      <w:r>
+        <w:rPr>
+          <w:rFonts w:hint="eastAsia" w:ascii="Times New Roman" w:hAnsi="Times New Roman" w:eastAsia="Times New Roman" w:cs="Times New Roman"/>
+        </w:rPr>
+        <w:t>、</w:t>
+      </w:r>
+      <w:r>
+        <w:rPr>
+          <w:rFonts w:hint="eastAsia" w:ascii="Times New Roman" w:hAnsi="Times New Roman" w:eastAsia="FangSong" w:cs="Times New Roman"/>
+        </w:rPr>
+        <w:t>酰化等逐步转化</w:t>
       </w:r>
       <w:r>
         <w:rPr>
           <w:rFonts w:hint="eastAsia" w:ascii="Times New Roman" w:hAnsi="Times New Roman" w:eastAsia="Times New Roman" w:cs="Times New Roman"/>
         </w:rPr>
         <w:t>。</w:t>
+      </w:r>
+      <w:r>
+        <w:rPr>
+          <w:rFonts w:hint="eastAsia" w:ascii="Times New Roman" w:hAnsi="Times New Roman" w:eastAsia="FangSong" w:cs="Times New Roman"/>
+        </w:rPr>
+        <w:t>原书答案以结构图给出</w:t>
+      </w:r>
+      <w:r>
+        <w:rPr>
+          <w:rFonts w:ascii="Times New Roman" w:hAnsi="Times New Roman" w:eastAsia="Times New Roman" w:cs="Times New Roman"/>
+        </w:rPr>
+        <w:t xml:space="preserve"> A、B、F、H、I </w:t>
+      </w:r>
+      <w:r>
+        <w:rPr>
+          <w:rFonts w:hint="eastAsia" w:ascii="Times New Roman" w:hAnsi="Times New Roman" w:eastAsia="FangSong" w:cs="Times New Roman"/>
+        </w:rPr>
+        <w:t>等关键中间体</w:t>
+      </w:r>
+      <w:r>
+        <w:rPr>
+          <w:rFonts w:hint="eastAsia" w:ascii="Times New Roman" w:hAnsi="Times New Roman" w:eastAsia="Times New Roman" w:cs="Times New Roman"/>
+        </w:rPr>
+        <w:t>：</w:t>
       </w:r>
     </w:p>
     <w:p>
@@ -20631,20 +21490,2745 @@
         </w:rPr>
         <w:drawing>
           <wp:inline>
-            <wp:extent cx="1625600" cy="1587500"/>
+            <wp:extent cx="2298700" cy="1676400"/>
             <wp:effectExtent b="0" l="0" r="0" t="0"/>
             <wp:docPr descr="" title="" id="122" name="Picture"/>
             <a:graphic>
               <a:graphicData uri="http://schemas.openxmlformats.org/drawingml/2006/picture">
                 <pic:pic>
                   <pic:nvPicPr>
-                    <pic:cNvPr descr="15158d8abc69b1f8a0127c1ef9f5dfb10dd5382e7847974ac3d0054d968df841.jpg" id="123" name="Picture"/>
+                    <pic:cNvPr descr="c0fec206f4ddb2bed7777bc9d8e3fece904a0a46edfb4fa4f7a93b75433e5e0b.jpg" id="123" name="Picture"/>
                     <pic:cNvPicPr>
                       <a:picLocks noChangeArrowheads="1" noChangeAspect="1"/>
                     </pic:cNvPicPr>
                   </pic:nvPicPr>
                   <pic:blipFill>
                     <a:blip r:embed="rId121"/>
+                    <a:stretch>
+                      <a:fillRect/>
+                    </a:stretch>
+                  </pic:blipFill>
+                  <pic:spPr bwMode="auto">
+                    <a:xfrm>
+                      <a:off x="0" y="0"/>
+                      <a:ext cx="2298700" cy="1676400"/>
+                    </a:xfrm>
+                    <a:prstGeom prst="rect">
+                      <a:avLst/>
+                    </a:prstGeom>
+                    <a:noFill/>
+                    <a:ln w="9525">
+                      <a:noFill/>
+                      <a:headEnd/>
+                      <a:tailEnd/>
+                    </a:ln>
+                  </pic:spPr>
+                </pic:pic>
+              </a:graphicData>
+            </a:graphic>
+          </wp:inline>
+        </w:drawing>
+      </w:r>
+    </w:p>
+    <w:p>
+      <w:pPr>
+        <w:pStyle w:val="BodyText"/>
+        <w:spacing w:before="160" w:after="80"/>
+        <w:jc w:val="center"/>
+      </w:pPr>
+      <w:r>
+        <w:rPr>
+          <w:rFonts w:ascii="Times New Roman" w:hAnsi="Times New Roman" w:eastAsia="Times New Roman" w:cs="Times New Roman"/>
+        </w:rPr>
+        <w:drawing>
+          <wp:inline>
+            <wp:extent cx="3600000" cy="2623728"/>
+            <wp:effectExtent b="0" l="0" r="0" t="0"/>
+            <wp:docPr descr="" title="" id="125" name="Picture"/>
+            <a:graphic>
+              <a:graphicData uri="http://schemas.openxmlformats.org/drawingml/2006/picture">
+                <pic:pic>
+                  <pic:nvPicPr>
+                    <pic:cNvPr descr="7f968251a0bb469fbba4b019602dab292795f5da97d61999b0bc1f7b9a96033a.jpg" id="126" name="Picture"/>
+                    <pic:cNvPicPr>
+                      <a:picLocks noChangeArrowheads="1" noChangeAspect="1"/>
+                    </pic:cNvPicPr>
+                  </pic:nvPicPr>
+                  <pic:blipFill>
+                    <a:blip r:embed="rId124"/>
+                    <a:stretch>
+                      <a:fillRect/>
+                    </a:stretch>
+                  </pic:blipFill>
+                  <pic:spPr bwMode="auto">
+                    <a:xfrm>
+                      <a:off x="0" y="0"/>
+                      <a:ext cx="3600000" cy="2623728"/>
+                    </a:xfrm>
+                    <a:prstGeom prst="rect">
+                      <a:avLst/>
+                    </a:prstGeom>
+                    <a:noFill/>
+                    <a:ln w="9525">
+                      <a:noFill/>
+                      <a:headEnd/>
+                      <a:tailEnd/>
+                    </a:ln>
+                  </pic:spPr>
+                </pic:pic>
+              </a:graphicData>
+            </a:graphic>
+          </wp:inline>
+        </w:drawing>
+      </w:r>
+    </w:p>
+    <w:p>
+      <w:pPr>
+        <w:pStyle w:val="BodyText"/>
+        <w:spacing w:before="160" w:after="80"/>
+        <w:jc w:val="center"/>
+      </w:pPr>
+      <w:r>
+        <w:rPr>
+          <w:rFonts w:ascii="Times New Roman" w:hAnsi="Times New Roman" w:eastAsia="Times New Roman" w:cs="Times New Roman"/>
+        </w:rPr>
+        <w:drawing>
+          <wp:inline>
+            <wp:extent cx="3600000" cy="2370996"/>
+            <wp:effectExtent b="0" l="0" r="0" t="0"/>
+            <wp:docPr descr="" title="" id="128" name="Picture"/>
+            <a:graphic>
+              <a:graphicData uri="http://schemas.openxmlformats.org/drawingml/2006/picture">
+                <pic:pic>
+                  <pic:nvPicPr>
+                    <pic:cNvPr descr="b32ebf354e7f83b566b68b574071743b37c886f424b0096abbe02d47db9efa76.jpg" id="129" name="Picture"/>
+                    <pic:cNvPicPr>
+                      <a:picLocks noChangeArrowheads="1" noChangeAspect="1"/>
+                    </pic:cNvPicPr>
+                  </pic:nvPicPr>
+                  <pic:blipFill>
+                    <a:blip r:embed="rId127"/>
+                    <a:stretch>
+                      <a:fillRect/>
+                    </a:stretch>
+                  </pic:blipFill>
+                  <pic:spPr bwMode="auto">
+                    <a:xfrm>
+                      <a:off x="0" y="0"/>
+                      <a:ext cx="3600000" cy="2370996"/>
+                    </a:xfrm>
+                    <a:prstGeom prst="rect">
+                      <a:avLst/>
+                    </a:prstGeom>
+                    <a:noFill/>
+                    <a:ln w="9525">
+                      <a:noFill/>
+                      <a:headEnd/>
+                      <a:tailEnd/>
+                    </a:ln>
+                  </pic:spPr>
+                </pic:pic>
+              </a:graphicData>
+            </a:graphic>
+          </wp:inline>
+        </w:drawing>
+      </w:r>
+    </w:p>
+    <w:p>
+      <w:pPr>
+        <w:pStyle w:val="BodyText"/>
+        <w:spacing w:before="160" w:after="80"/>
+        <w:jc w:val="center"/>
+      </w:pPr>
+      <w:r>
+        <w:rPr>
+          <w:rFonts w:ascii="Times New Roman" w:hAnsi="Times New Roman" w:eastAsia="Times New Roman" w:cs="Times New Roman"/>
+        </w:rPr>
+        <w:drawing>
+          <wp:inline>
+            <wp:extent cx="3600000" cy="1638538"/>
+            <wp:effectExtent b="0" l="0" r="0" t="0"/>
+            <wp:docPr descr="" title="" id="131" name="Picture"/>
+            <a:graphic>
+              <a:graphicData uri="http://schemas.openxmlformats.org/drawingml/2006/picture">
+                <pic:pic>
+                  <pic:nvPicPr>
+                    <pic:cNvPr descr="80b5585d6573053485a18ad2b74d79ffc9127e5bd2f4892be5e4ef204fda37ae.jpg" id="132" name="Picture"/>
+                    <pic:cNvPicPr>
+                      <a:picLocks noChangeArrowheads="1" noChangeAspect="1"/>
+                    </pic:cNvPicPr>
+                  </pic:nvPicPr>
+                  <pic:blipFill>
+                    <a:blip r:embed="rId130"/>
+                    <a:stretch>
+                      <a:fillRect/>
+                    </a:stretch>
+                  </pic:blipFill>
+                  <pic:spPr bwMode="auto">
+                    <a:xfrm>
+                      <a:off x="0" y="0"/>
+                      <a:ext cx="3600000" cy="1638538"/>
+                    </a:xfrm>
+                    <a:prstGeom prst="rect">
+                      <a:avLst/>
+                    </a:prstGeom>
+                    <a:noFill/>
+                    <a:ln w="9525">
+                      <a:noFill/>
+                      <a:headEnd/>
+                      <a:tailEnd/>
+                    </a:ln>
+                  </pic:spPr>
+                </pic:pic>
+              </a:graphicData>
+            </a:graphic>
+          </wp:inline>
+        </w:drawing>
+      </w:r>
+    </w:p>
+    <w:p>
+      <w:pPr>
+        <w:pStyle w:val="BodyText"/>
+        <w:spacing w:before="160" w:after="80"/>
+        <w:jc w:val="center"/>
+      </w:pPr>
+      <w:r>
+        <w:rPr>
+          <w:rFonts w:ascii="Times New Roman" w:hAnsi="Times New Roman" w:eastAsia="Times New Roman" w:cs="Times New Roman"/>
+        </w:rPr>
+        <w:drawing>
+          <wp:inline>
+            <wp:extent cx="3600000" cy="1708474"/>
+            <wp:effectExtent b="0" l="0" r="0" t="0"/>
+            <wp:docPr descr="" title="" id="134" name="Picture"/>
+            <a:graphic>
+              <a:graphicData uri="http://schemas.openxmlformats.org/drawingml/2006/picture">
+                <pic:pic>
+                  <pic:nvPicPr>
+                    <pic:cNvPr descr="5f92b9d43b36bb26b51cd9be3a8b58fd6339cc346ac0f7187d19eed2c6e251b2.jpg" id="135" name="Picture"/>
+                    <pic:cNvPicPr>
+                      <a:picLocks noChangeArrowheads="1" noChangeAspect="1"/>
+                    </pic:cNvPicPr>
+                  </pic:nvPicPr>
+                  <pic:blipFill>
+                    <a:blip r:embed="rId133"/>
+                    <a:stretch>
+                      <a:fillRect/>
+                    </a:stretch>
+                  </pic:blipFill>
+                  <pic:spPr bwMode="auto">
+                    <a:xfrm>
+                      <a:off x="0" y="0"/>
+                      <a:ext cx="3600000" cy="1708474"/>
+                    </a:xfrm>
+                    <a:prstGeom prst="rect">
+                      <a:avLst/>
+                    </a:prstGeom>
+                    <a:noFill/>
+                    <a:ln w="9525">
+                      <a:noFill/>
+                      <a:headEnd/>
+                      <a:tailEnd/>
+                    </a:ln>
+                  </pic:spPr>
+                </pic:pic>
+              </a:graphicData>
+            </a:graphic>
+          </wp:inline>
+        </w:drawing>
+      </w:r>
+    </w:p>
+    <w:p>
+      <w:pPr>
+        <w:pStyle w:val="BodyText"/>
+      </w:pPr>
+      <w:r>
+        <w:rPr>
+          <w:rFonts w:hint="eastAsia" w:ascii="Times New Roman" w:hAnsi="Times New Roman" w:eastAsia="FangSong" w:cs="Times New Roman"/>
+        </w:rPr>
+        <w:t>文字要点</w:t>
+      </w:r>
+      <w:r>
+        <w:rPr>
+          <w:rFonts w:hint="eastAsia" w:ascii="Times New Roman" w:hAnsi="Times New Roman" w:eastAsia="Times New Roman" w:cs="Times New Roman"/>
+        </w:rPr>
+        <w:t>：D：CH</w:t>
+      </w:r>
+      <w:r>
+        <w:rPr>
+          <w:rFonts w:hint="eastAsia" w:ascii="Times New Roman" w:hAnsi="Times New Roman" w:eastAsia="Times New Roman" w:cs="Times New Roman"/>
+          <w:vertAlign w:val="subscript"/>
+        </w:rPr>
+        <w:t>3</w:t>
+      </w:r>
+      <w:r>
+        <w:rPr>
+          <w:rFonts w:hint="eastAsia" w:ascii="Times New Roman" w:hAnsi="Times New Roman" w:eastAsia="Times New Roman" w:cs="Times New Roman"/>
+        </w:rPr>
+        <w:t>CONH—C</w:t>
+      </w:r>
+      <w:r>
+        <w:rPr>
+          <w:rFonts w:hint="eastAsia" w:ascii="Times New Roman" w:hAnsi="Times New Roman" w:eastAsia="Times New Roman" w:cs="Times New Roman"/>
+          <w:vertAlign w:val="subscript"/>
+        </w:rPr>
+        <w:t>6</w:t>
+      </w:r>
+      <w:r>
+        <w:rPr>
+          <w:rFonts w:hint="eastAsia" w:ascii="Times New Roman" w:hAnsi="Times New Roman" w:eastAsia="Times New Roman" w:cs="Times New Roman"/>
+        </w:rPr>
+        <w:t>H</w:t>
+      </w:r>
+      <w:r>
+        <w:rPr>
+          <w:rFonts w:hint="eastAsia" w:ascii="Times New Roman" w:hAnsi="Times New Roman" w:eastAsia="Times New Roman" w:cs="Times New Roman"/>
+          <w:vertAlign w:val="subscript"/>
+        </w:rPr>
+        <w:t>4</w:t>
+      </w:r>
+      <w:r>
+        <w:rPr>
+          <w:rFonts w:hint="eastAsia" w:ascii="Times New Roman" w:hAnsi="Times New Roman" w:eastAsia="Times New Roman" w:cs="Times New Roman"/>
+        </w:rPr>
+        <w:t>—CH</w:t>
+      </w:r>
+      <w:r>
+        <w:rPr>
+          <w:rFonts w:hint="eastAsia" w:ascii="Times New Roman" w:hAnsi="Times New Roman" w:eastAsia="Times New Roman" w:cs="Times New Roman"/>
+          <w:vertAlign w:val="subscript"/>
+        </w:rPr>
+        <w:t>2</w:t>
+      </w:r>
+      <w:r>
+        <w:rPr>
+          <w:rFonts w:hint="eastAsia" w:ascii="Times New Roman" w:hAnsi="Times New Roman" w:eastAsia="Times New Roman" w:cs="Times New Roman"/>
+        </w:rPr>
+        <w:t>CN（</w:t>
+      </w:r>
+      <w:r>
+        <w:rPr>
+          <w:rFonts w:hint="eastAsia" w:ascii="Times New Roman" w:hAnsi="Times New Roman" w:eastAsia="FangSong" w:cs="Times New Roman"/>
+        </w:rPr>
+        <w:t>乙酰化产物</w:t>
+      </w:r>
+      <w:r>
+        <w:rPr>
+          <w:rFonts w:hint="eastAsia" w:ascii="Times New Roman" w:hAnsi="Times New Roman" w:eastAsia="Times New Roman" w:cs="Times New Roman"/>
+        </w:rPr>
+        <w:t>）；E：HNO</w:t>
+      </w:r>
+      <w:r>
+        <w:rPr>
+          <w:rFonts w:hint="eastAsia" w:ascii="Times New Roman" w:hAnsi="Times New Roman" w:eastAsia="Times New Roman" w:cs="Times New Roman"/>
+          <w:vertAlign w:val="subscript"/>
+        </w:rPr>
+        <w:t>3</w:t>
+      </w:r>
+      <w:r>
+        <w:rPr>
+          <w:rFonts w:hint="eastAsia" w:ascii="Times New Roman" w:hAnsi="Times New Roman" w:eastAsia="Times New Roman" w:cs="Times New Roman"/>
+        </w:rPr>
+        <w:t>–H</w:t>
+      </w:r>
+      <w:r>
+        <w:rPr>
+          <w:rFonts w:hint="eastAsia" w:ascii="Times New Roman" w:hAnsi="Times New Roman" w:eastAsia="Times New Roman" w:cs="Times New Roman"/>
+          <w:vertAlign w:val="subscript"/>
+        </w:rPr>
+        <w:t>2</w:t>
+      </w:r>
+      <w:r>
+        <w:rPr>
+          <w:rFonts w:hint="eastAsia" w:ascii="Times New Roman" w:hAnsi="Times New Roman" w:eastAsia="Times New Roman" w:cs="Times New Roman"/>
+        </w:rPr>
+        <w:t>SO</w:t>
+      </w:r>
+      <w:r>
+        <w:rPr>
+          <w:rFonts w:hint="eastAsia" w:ascii="Times New Roman" w:hAnsi="Times New Roman" w:eastAsia="Times New Roman" w:cs="Times New Roman"/>
+          <w:vertAlign w:val="subscript"/>
+        </w:rPr>
+        <w:t>4</w:t>
+      </w:r>
+      <w:r>
+        <w:rPr>
+          <w:rFonts w:hint="eastAsia" w:ascii="Times New Roman" w:hAnsi="Times New Roman" w:eastAsia="Times New Roman" w:cs="Times New Roman"/>
+        </w:rPr>
+        <w:t>（</w:t>
+      </w:r>
+      <w:r>
+        <w:rPr>
+          <w:rFonts w:hint="eastAsia" w:ascii="Times New Roman" w:hAnsi="Times New Roman" w:eastAsia="FangSong" w:cs="Times New Roman"/>
+        </w:rPr>
+        <w:t>混酸硝化试剂</w:t>
+      </w:r>
+      <w:r>
+        <w:rPr>
+          <w:rFonts w:hint="eastAsia" w:ascii="Times New Roman" w:hAnsi="Times New Roman" w:eastAsia="Times New Roman" w:cs="Times New Roman"/>
+        </w:rPr>
+        <w:t>）；F：H</w:t>
+      </w:r>
+      <w:r>
+        <w:rPr>
+          <w:rFonts w:hint="eastAsia" w:ascii="Times New Roman" w:hAnsi="Times New Roman" w:eastAsia="Times New Roman" w:cs="Times New Roman"/>
+          <w:vertAlign w:val="subscript"/>
+        </w:rPr>
+        <w:t>2</w:t>
+      </w:r>
+      <w:r>
+        <w:rPr>
+          <w:rFonts w:hint="eastAsia" w:ascii="Times New Roman" w:hAnsi="Times New Roman" w:eastAsia="Times New Roman" w:cs="Times New Roman"/>
+        </w:rPr>
+        <w:t>N—C</w:t>
+      </w:r>
+      <w:r>
+        <w:rPr>
+          <w:rFonts w:hint="eastAsia" w:ascii="Times New Roman" w:hAnsi="Times New Roman" w:eastAsia="Times New Roman" w:cs="Times New Roman"/>
+          <w:vertAlign w:val="subscript"/>
+        </w:rPr>
+        <w:t>6</w:t>
+      </w:r>
+      <w:r>
+        <w:rPr>
+          <w:rFonts w:hint="eastAsia" w:ascii="Times New Roman" w:hAnsi="Times New Roman" w:eastAsia="Times New Roman" w:cs="Times New Roman"/>
+        </w:rPr>
+        <w:t>H</w:t>
+      </w:r>
+      <w:r>
+        <w:rPr>
+          <w:rFonts w:hint="eastAsia" w:ascii="Times New Roman" w:hAnsi="Times New Roman" w:eastAsia="Times New Roman" w:cs="Times New Roman"/>
+          <w:vertAlign w:val="subscript"/>
+        </w:rPr>
+        <w:t>4</w:t>
+      </w:r>
+      <w:r>
+        <w:rPr>
+          <w:rFonts w:hint="eastAsia" w:ascii="Times New Roman" w:hAnsi="Times New Roman" w:eastAsia="Times New Roman" w:cs="Times New Roman"/>
+        </w:rPr>
+        <w:t>—CH</w:t>
+      </w:r>
+      <w:r>
+        <w:rPr>
+          <w:rFonts w:hint="eastAsia" w:ascii="Times New Roman" w:hAnsi="Times New Roman" w:eastAsia="Times New Roman" w:cs="Times New Roman"/>
+          <w:vertAlign w:val="subscript"/>
+        </w:rPr>
+        <w:t>2</w:t>
+      </w:r>
+      <w:r>
+        <w:rPr>
+          <w:rFonts w:hint="eastAsia" w:ascii="Times New Roman" w:hAnsi="Times New Roman" w:eastAsia="Times New Roman" w:cs="Times New Roman"/>
+        </w:rPr>
+        <w:t>CN（</w:t>
+      </w:r>
+      <w:r>
+        <w:rPr>
+          <w:rFonts w:hint="eastAsia" w:ascii="Times New Roman" w:hAnsi="Times New Roman" w:eastAsia="FangSong" w:cs="Times New Roman"/>
+        </w:rPr>
+        <w:t>脱乙酰基后的氨基腈</w:t>
+      </w:r>
+      <w:r>
+        <w:rPr>
+          <w:rFonts w:hint="eastAsia" w:ascii="Times New Roman" w:hAnsi="Times New Roman" w:eastAsia="Times New Roman" w:cs="Times New Roman"/>
+        </w:rPr>
+        <w:t>）。</w:t>
+      </w:r>
+    </w:p>
+    <w:p>
+      <w:pPr>
+        <w:pStyle w:val="BodyText"/>
+      </w:pPr>
+      <w:r>
+        <w:rPr>
+          <w:rFonts w:ascii="Times New Roman" w:hAnsi="Times New Roman" w:eastAsia="Times New Roman" w:cs="Times New Roman"/>
+          <w:b/>
+          <w:bCs/>
+        </w:rPr>
+        <w:t xml:space="preserve">1-2</w:t>
+      </w:r>
+      <w:r>
+        <w:rPr>
+          <w:rFonts w:ascii="Times New Roman" w:hAnsi="Times New Roman" w:eastAsia="Times New Roman" w:cs="Times New Roman"/>
+        </w:rPr>
+        <w:t xml:space="preserve"> </w:t>
+      </w:r>
+      <w:r>
+        <w:rPr>
+          <w:rFonts w:hint="eastAsia" w:ascii="Times New Roman" w:hAnsi="Times New Roman" w:eastAsia="FangSong" w:cs="Times New Roman"/>
+        </w:rPr>
+        <w:t>苯氟布洛芬</w:t>
+      </w:r>
+      <w:r>
+        <w:rPr>
+          <w:rFonts w:hint="eastAsia" w:ascii="Times New Roman" w:hAnsi="Times New Roman" w:eastAsia="Times New Roman" w:cs="Times New Roman"/>
+        </w:rPr>
+        <w:t>（C</w:t>
+      </w:r>
+      <w:r>
+        <w:rPr>
+          <w:rFonts w:hint="eastAsia" w:ascii="Times New Roman" w:hAnsi="Times New Roman" w:eastAsia="Times New Roman" w:cs="Times New Roman"/>
+          <w:vertAlign w:val="subscript"/>
+        </w:rPr>
+        <w:t>6</w:t>
+      </w:r>
+      <w:r>
+        <w:rPr>
+          <w:rFonts w:hint="eastAsia" w:ascii="Times New Roman" w:hAnsi="Times New Roman" w:eastAsia="Times New Roman" w:cs="Times New Roman"/>
+        </w:rPr>
+        <w:t>H</w:t>
+      </w:r>
+      <w:r>
+        <w:rPr>
+          <w:rFonts w:hint="eastAsia" w:ascii="Times New Roman" w:hAnsi="Times New Roman" w:eastAsia="Times New Roman" w:cs="Times New Roman"/>
+          <w:vertAlign w:val="subscript"/>
+        </w:rPr>
+        <w:t>5</w:t>
+      </w:r>
+      <w:r>
+        <w:rPr>
+          <w:rFonts w:hint="eastAsia" w:ascii="Times New Roman" w:hAnsi="Times New Roman" w:eastAsia="Times New Roman" w:cs="Times New Roman"/>
+        </w:rPr>
+        <w:t>F—CH(CH</w:t>
+      </w:r>
+      <w:r>
+        <w:rPr>
+          <w:rFonts w:hint="eastAsia" w:ascii="Times New Roman" w:hAnsi="Times New Roman" w:eastAsia="Times New Roman" w:cs="Times New Roman"/>
+          <w:vertAlign w:val="subscript"/>
+        </w:rPr>
+        <w:t>3</w:t>
+      </w:r>
+      <w:r>
+        <w:rPr>
+          <w:rFonts w:hint="eastAsia" w:ascii="Times New Roman" w:hAnsi="Times New Roman" w:eastAsia="Times New Roman" w:cs="Times New Roman"/>
+        </w:rPr>
+        <w:t>)</w:t>
+      </w:r>
+      <w:r>
+        <w:rPr>
+          <w:rFonts w:hint="eastAsia" w:ascii="Times New Roman" w:hAnsi="Times New Roman" w:eastAsia="Times New Roman" w:cs="Times New Roman"/>
+          <w:vertAlign w:val="subscript"/>
+        </w:rPr>
+        <w:t>2</w:t>
+      </w:r>
+      <w:r>
+        <w:rPr>
+          <w:rFonts w:ascii="Times New Roman" w:hAnsi="Times New Roman" w:eastAsia="Times New Roman" w:cs="Times New Roman"/>
+        </w:rPr>
+        <w:t xml:space="preserve"> </w:t>
+      </w:r>
+      <w:r>
+        <w:rPr>
+          <w:rFonts w:hint="eastAsia" w:ascii="Times New Roman" w:hAnsi="Times New Roman" w:eastAsia="FangSong" w:cs="Times New Roman"/>
+        </w:rPr>
+        <w:t xml:space="preserve">的</w:t>
+      </w:r>
+      <w:r>
+        <w:rPr>
+          <w:rFonts w:ascii="Times New Roman" w:hAnsi="Times New Roman" w:eastAsia="Times New Roman" w:cs="Times New Roman"/>
+        </w:rPr>
+        <w:t xml:space="preserve"> </w:t>
+      </w:r>
+      <w:r>
+        <w:rPr>
+          <w:rFonts w:hint="eastAsia" w:ascii="Times New Roman" w:hAnsi="Times New Roman" w:eastAsia="Times New Roman" w:cs="Times New Roman"/>
+        </w:rPr>
+        <w:t>α-</w:t>
+      </w:r>
+      <w:r>
+        <w:rPr>
+          <w:rFonts w:hint="eastAsia" w:ascii="Times New Roman" w:hAnsi="Times New Roman" w:eastAsia="FangSong" w:cs="Times New Roman"/>
+        </w:rPr>
+        <w:t>苯基丙酸类骨架</w:t>
+      </w:r>
+      <w:r>
+        <w:rPr>
+          <w:rFonts w:hint="eastAsia" w:ascii="Times New Roman" w:hAnsi="Times New Roman" w:eastAsia="Times New Roman" w:cs="Times New Roman"/>
+        </w:rPr>
+        <w:t>）</w:t>
+      </w:r>
+      <w:r>
+        <w:rPr>
+          <w:rFonts w:hint="eastAsia" w:ascii="Times New Roman" w:hAnsi="Times New Roman" w:eastAsia="FangSong" w:cs="Times New Roman"/>
+        </w:rPr>
+        <w:t>含一个手性碳</w:t>
+      </w:r>
+      <w:r>
+        <w:rPr>
+          <w:rFonts w:hint="eastAsia" w:ascii="Times New Roman" w:hAnsi="Times New Roman" w:eastAsia="Times New Roman" w:cs="Times New Roman"/>
+        </w:rPr>
+        <w:t>（</w:t>
+      </w:r>
+      <w:r>
+        <w:rPr>
+          <w:rFonts w:hint="eastAsia" w:ascii="Times New Roman" w:hAnsi="Times New Roman" w:eastAsia="FangSong" w:cs="Times New Roman"/>
+        </w:rPr>
+        <w:t>与</w:t>
+      </w:r>
+      <w:r>
+        <w:rPr>
+          <w:rFonts w:hint="eastAsia" w:ascii="Times New Roman" w:hAnsi="Times New Roman" w:eastAsia="Times New Roman" w:cs="Times New Roman"/>
+        </w:rPr>
+        <w:t>—COOH、—H、</w:t>
+      </w:r>
+      <w:r>
+        <w:rPr>
+          <w:rFonts w:hint="eastAsia" w:ascii="Times New Roman" w:hAnsi="Times New Roman" w:eastAsia="FangSong" w:cs="Times New Roman"/>
+        </w:rPr>
+        <w:t>芳基</w:t>
+      </w:r>
+      <w:r>
+        <w:rPr>
+          <w:rFonts w:hint="eastAsia" w:ascii="Times New Roman" w:hAnsi="Times New Roman" w:eastAsia="Times New Roman" w:cs="Times New Roman"/>
+        </w:rPr>
+        <w:t>、</w:t>
+      </w:r>
+      <w:r>
+        <w:rPr>
+          <w:rFonts w:hint="eastAsia" w:ascii="Times New Roman" w:hAnsi="Times New Roman" w:eastAsia="FangSong" w:cs="Times New Roman"/>
+        </w:rPr>
+        <w:t>异丙基相连</w:t>
+      </w:r>
+      <w:r>
+        <w:rPr>
+          <w:rFonts w:hint="eastAsia" w:ascii="Times New Roman" w:hAnsi="Times New Roman" w:eastAsia="Times New Roman" w:cs="Times New Roman"/>
+        </w:rPr>
+        <w:t>），</w:t>
+      </w:r>
+      <w:r>
+        <w:rPr>
+          <w:rFonts w:hint="eastAsia" w:ascii="Times New Roman" w:hAnsi="Times New Roman" w:eastAsia="FangSong" w:cs="Times New Roman"/>
+        </w:rPr>
+        <w:t>有一对对映体</w:t>
+      </w:r>
+      <w:r>
+        <w:rPr>
+          <w:rFonts w:hint="eastAsia" w:ascii="Times New Roman" w:hAnsi="Times New Roman" w:eastAsia="Times New Roman" w:cs="Times New Roman"/>
+        </w:rPr>
+        <w:t>，</w:t>
+      </w:r>
+      <w:r>
+        <w:rPr>
+          <w:rFonts w:hint="eastAsia" w:ascii="Times New Roman" w:hAnsi="Times New Roman" w:eastAsia="FangSong" w:cs="Times New Roman"/>
+        </w:rPr>
+        <w:t>其手性碳按次序规则分别标定为</w:t>
+      </w:r>
+      <w:r>
+        <w:rPr>
+          <w:rFonts w:ascii="Times New Roman" w:hAnsi="Times New Roman" w:eastAsia="Times New Roman" w:cs="Times New Roman"/>
+        </w:rPr>
+        <w:t xml:space="preserve"> R </w:t>
+      </w:r>
+      <w:r>
+        <w:rPr>
+          <w:rFonts w:hint="eastAsia" w:ascii="Times New Roman" w:hAnsi="Times New Roman" w:eastAsia="FangSong" w:cs="Times New Roman"/>
+        </w:rPr>
+        <w:t xml:space="preserve">与</w:t>
+      </w:r>
+      <w:r>
+        <w:rPr>
+          <w:rFonts w:ascii="Times New Roman" w:hAnsi="Times New Roman" w:eastAsia="Times New Roman" w:cs="Times New Roman"/>
+        </w:rPr>
+        <w:t xml:space="preserve"> </w:t>
+      </w:r>
+      <w:r>
+        <w:rPr>
+          <w:rFonts w:hint="eastAsia" w:ascii="Times New Roman" w:hAnsi="Times New Roman" w:eastAsia="Times New Roman" w:cs="Times New Roman"/>
+        </w:rPr>
+        <w:t>S（</w:t>
+      </w:r>
+      <w:r>
+        <w:rPr>
+          <w:rFonts w:hint="eastAsia" w:ascii="Times New Roman" w:hAnsi="Times New Roman" w:eastAsia="FangSong" w:cs="Times New Roman"/>
+        </w:rPr>
+        <w:t>两异构体互为镜像</w:t>
+      </w:r>
+      <w:r>
+        <w:rPr>
+          <w:rFonts w:hint="eastAsia" w:ascii="Times New Roman" w:hAnsi="Times New Roman" w:eastAsia="Times New Roman" w:cs="Times New Roman"/>
+        </w:rPr>
+        <w:t>）。</w:t>
+      </w:r>
+    </w:p>
+    <w:p>
+      <w:pPr>
+        <w:pStyle w:val="BodyText"/>
+        <w:spacing w:after="80"/>
+      </w:pPr>
+      <w:r>
+        <w:rPr>
+          <w:rFonts w:ascii="Times New Roman" w:hAnsi="Times New Roman" w:eastAsia="Times New Roman" w:cs="Times New Roman"/>
+          <w:b/>
+          <w:bCs/>
+        </w:rPr>
+        <w:t xml:space="preserve">1-3</w:t>
+      </w:r>
+      <w:r>
+        <w:rPr>
+          <w:rFonts w:ascii="Times New Roman" w:hAnsi="Times New Roman" w:eastAsia="Times New Roman" w:cs="Times New Roman"/>
+        </w:rPr>
+        <w:t xml:space="preserve"> </w:t>
+      </w:r>
+      <w:r>
+        <w:rPr>
+          <w:rFonts w:hint="eastAsia" w:ascii="Times New Roman" w:hAnsi="Times New Roman" w:eastAsia="FangSong" w:cs="Times New Roman"/>
+        </w:rPr>
+        <w:t>第</w:t>
+      </w:r>
+      <w:r>
+        <w:rPr>
+          <w:rFonts w:hint="eastAsia" w:ascii="Times New Roman" w:hAnsi="Times New Roman" w:eastAsia="Times New Roman" w:cs="Times New Roman"/>
+        </w:rPr>
+        <w:t>（10）</w:t>
+      </w:r>
+      <w:r>
+        <w:rPr>
+          <w:rFonts w:hint="eastAsia" w:ascii="Times New Roman" w:hAnsi="Times New Roman" w:eastAsia="FangSong" w:cs="Times New Roman"/>
+        </w:rPr>
+        <w:t>步为</w:t>
+      </w:r>
+      <w:r>
+        <w:rPr>
+          <w:rFonts w:ascii="Times New Roman" w:hAnsi="Times New Roman" w:eastAsia="Times New Roman" w:cs="Times New Roman"/>
+        </w:rPr>
+        <w:t xml:space="preserve"> CH</w:t>
+      </w:r>
+      <w:r>
+        <w:rPr>
+          <w:rFonts w:ascii="Times New Roman" w:hAnsi="Times New Roman" w:eastAsia="Times New Roman" w:cs="Times New Roman"/>
+          <w:vertAlign w:val="subscript"/>
+        </w:rPr>
+        <w:t>3</w:t>
+      </w:r>
+      <w:r>
+        <w:rPr>
+          <w:rFonts w:ascii="Times New Roman" w:hAnsi="Times New Roman" w:eastAsia="Times New Roman" w:cs="Times New Roman"/>
+        </w:rPr>
+        <w:t xml:space="preserve">Br </w:t>
+      </w:r>
+      <w:r>
+        <w:rPr>
+          <w:rFonts w:hint="eastAsia" w:ascii="Times New Roman" w:hAnsi="Times New Roman" w:eastAsia="FangSong" w:cs="Times New Roman"/>
+        </w:rPr>
+        <w:t xml:space="preserve">在</w:t>
+      </w:r>
+      <w:r>
+        <w:rPr>
+          <w:rFonts w:ascii="Times New Roman" w:hAnsi="Times New Roman" w:eastAsia="Times New Roman" w:cs="Times New Roman"/>
+        </w:rPr>
+        <w:t xml:space="preserve"> TEBA </w:t>
+      </w:r>
+      <w:r>
+        <w:rPr>
+          <w:rFonts w:hint="eastAsia" w:ascii="Times New Roman" w:hAnsi="Times New Roman" w:eastAsia="FangSong" w:cs="Times New Roman"/>
+        </w:rPr>
+        <w:t xml:space="preserve">相转移催化与</w:t>
+      </w:r>
+      <w:r>
+        <w:rPr>
+          <w:rFonts w:ascii="Times New Roman" w:hAnsi="Times New Roman" w:eastAsia="Times New Roman" w:cs="Times New Roman"/>
+        </w:rPr>
+        <w:t xml:space="preserve"> NaOH </w:t>
+      </w:r>
+      <w:r>
+        <w:rPr>
+          <w:rFonts w:hint="eastAsia" w:ascii="Times New Roman" w:hAnsi="Times New Roman" w:eastAsia="FangSong" w:cs="Times New Roman"/>
+        </w:rPr>
+        <w:t>作用下对活性亚甲基</w:t>
+      </w:r>
+      <w:r>
+        <w:rPr>
+          <w:rFonts w:hint="eastAsia" w:ascii="Times New Roman" w:hAnsi="Times New Roman" w:eastAsia="Times New Roman" w:cs="Times New Roman"/>
+        </w:rPr>
+        <w:t>/</w:t>
+      </w:r>
+      <w:r>
+        <w:rPr>
+          <w:rFonts w:hint="eastAsia" w:ascii="Times New Roman" w:hAnsi="Times New Roman" w:eastAsia="FangSong" w:cs="Times New Roman"/>
+        </w:rPr>
+        <w:t>酚位进行烷基化</w:t>
+      </w:r>
+      <w:r>
+        <w:rPr>
+          <w:rFonts w:hint="eastAsia" w:ascii="Times New Roman" w:hAnsi="Times New Roman" w:eastAsia="Times New Roman" w:cs="Times New Roman"/>
+        </w:rPr>
+        <w:t>，</w:t>
+      </w:r>
+      <w:r>
+        <w:rPr>
+          <w:rFonts w:hint="eastAsia" w:ascii="Times New Roman" w:hAnsi="Times New Roman" w:eastAsia="FangSong" w:cs="Times New Roman"/>
+        </w:rPr>
+        <w:t>属</w:t>
+      </w:r>
+      <w:r>
+        <w:rPr>
+          <w:rFonts w:hint="eastAsia" w:ascii="Times New Roman" w:hAnsi="Times New Roman" w:eastAsia="FangSong" w:cs="Times New Roman"/>
+          <w:b/>
+          <w:bCs/>
+        </w:rPr>
+        <w:t xml:space="preserve">亲核取代反应</w:t>
+      </w:r>
+      <w:r>
+        <w:rPr>
+          <w:rFonts w:ascii="Times New Roman" w:hAnsi="Times New Roman" w:eastAsia="Times New Roman" w:cs="Times New Roman"/>
+        </w:rPr>
+        <w:t xml:space="preserve">。</w:t>
+      </w:r>
+    </w:p>
+    <w:tbl>
+      <w:tblPr>
+        <w:tblStyle w:val="Table"/>
+        <w:tblW w:type="auto" w:w="0"/>
+        <w:tblLook w:firstRow="1" w:lastRow="0" w:firstColumn="0" w:lastColumn="0" w:noHBand="0" w:noVBand="0" w:val="0020"/>
+      </w:tblPr>
+      <w:tblGrid>
+        <w:gridCol w:w="3960"/>
+        <w:gridCol w:w="3960"/>
+      </w:tblGrid>
+      <w:tr>
+        <w:trPr>
+          <w:tblHeader w:val="on"/>
+        </w:trPr>
+        <w:tc>
+          <w:tcPr/>
+          <w:p>
+            <w:pPr>
+              <w:pStyle w:val="Compact"/>
+              <w:jc w:val="center"/>
+            </w:pPr>
+            <w:r>
+              <w:rPr>
+                <w:rFonts w:hint="eastAsia" w:ascii="Times New Roman" w:hAnsi="Times New Roman" w:eastAsia="SimHei" w:cs="Times New Roman"/>
+                <w:b/>
+              </w:rPr>
+              <w:t xml:space="preserve">知识点</w:t>
+            </w:r>
+          </w:p>
+        </w:tc>
+        <w:tc>
+          <w:tcPr/>
+          <w:p>
+            <w:pPr>
+              <w:pStyle w:val="Compact"/>
+              <w:jc w:val="center"/>
+            </w:pPr>
+            <w:r>
+              <w:rPr>
+                <w:rFonts w:hint="eastAsia" w:ascii="Times New Roman" w:hAnsi="Times New Roman" w:eastAsia="SimHei" w:cs="Times New Roman"/>
+                <w:b/>
+              </w:rPr>
+              <w:t xml:space="preserve">关联内容</w:t>
+            </w:r>
+          </w:p>
+        </w:tc>
+      </w:tr>
+      <w:tr>
+        <w:tc>
+          <w:tcPr/>
+          <w:p>
+            <w:pPr>
+              <w:pStyle w:val="Compact"/>
+              <w:jc w:val="center"/>
+            </w:pPr>
+            <w:r>
+              <w:rPr>
+                <w:rFonts w:hint="eastAsia" w:ascii="Times New Roman" w:hAnsi="Times New Roman" w:eastAsia="FangSong" w:cs="Times New Roman"/>
+              </w:rPr>
+              <w:t xml:space="preserve">有机合成</w:t>
+            </w:r>
+          </w:p>
+        </w:tc>
+        <w:tc>
+          <w:tcPr/>
+          <w:p>
+            <w:pPr>
+              <w:pStyle w:val="Compact"/>
+              <w:jc w:val="center"/>
+            </w:pPr>
+            <w:r>
+              <w:rPr>
+                <w:rFonts w:hint="eastAsia" w:ascii="Times New Roman" w:hAnsi="Times New Roman" w:eastAsia="FangSong" w:cs="Times New Roman"/>
+              </w:rPr>
+              <w:t>苄腈</w:t>
+            </w:r>
+            <w:r>
+              <w:rPr>
+                <w:rFonts w:hint="eastAsia" w:ascii="Times New Roman" w:hAnsi="Times New Roman" w:eastAsia="Times New Roman" w:cs="Times New Roman"/>
+              </w:rPr>
+              <w:t>→</w:t>
+            </w:r>
+            <w:r>
+              <w:rPr>
+                <w:rFonts w:hint="eastAsia" w:ascii="Times New Roman" w:hAnsi="Times New Roman" w:eastAsia="FangSong" w:cs="Times New Roman"/>
+              </w:rPr>
+              <w:t>苯氟布洛芬多步合成</w:t>
+            </w:r>
+          </w:p>
+        </w:tc>
+      </w:tr>
+      <w:tr>
+        <w:tc>
+          <w:tcPr/>
+          <w:p>
+            <w:pPr>
+              <w:pStyle w:val="Compact"/>
+              <w:jc w:val="center"/>
+            </w:pPr>
+            <w:r>
+              <w:rPr>
+                <w:rFonts w:hint="eastAsia" w:ascii="Times New Roman" w:hAnsi="Times New Roman" w:eastAsia="FangSong" w:cs="Times New Roman"/>
+              </w:rPr>
+              <w:t xml:space="preserve">芳香亲电取代反应</w:t>
+            </w:r>
+          </w:p>
+        </w:tc>
+        <w:tc>
+          <w:tcPr/>
+          <w:p>
+            <w:pPr>
+              <w:pStyle w:val="Compact"/>
+              <w:jc w:val="center"/>
+            </w:pPr>
+            <w:r>
+              <w:rPr>
+                <w:rFonts w:hint="eastAsia" w:ascii="Times New Roman" w:hAnsi="Times New Roman" w:eastAsia="FangSong" w:cs="Times New Roman"/>
+              </w:rPr>
+              <w:t>硝化</w:t>
+            </w:r>
+            <w:r>
+              <w:rPr>
+                <w:rFonts w:hint="eastAsia" w:ascii="Times New Roman" w:hAnsi="Times New Roman" w:eastAsia="Times New Roman" w:cs="Times New Roman"/>
+              </w:rPr>
+              <w:t>、</w:t>
+            </w:r>
+            <w:r>
+              <w:rPr>
+                <w:rFonts w:hint="eastAsia" w:ascii="Times New Roman" w:hAnsi="Times New Roman" w:eastAsia="FangSong" w:cs="Times New Roman"/>
+              </w:rPr>
+              <w:t>傅克烷基化</w:t>
+            </w:r>
+          </w:p>
+        </w:tc>
+      </w:tr>
+      <w:tr>
+        <w:tc>
+          <w:tcPr/>
+          <w:p>
+            <w:pPr>
+              <w:pStyle w:val="Compact"/>
+              <w:jc w:val="center"/>
+            </w:pPr>
+            <w:r>
+              <w:rPr>
+                <w:rFonts w:hint="eastAsia" w:ascii="Times New Roman" w:hAnsi="Times New Roman" w:eastAsia="FangSong" w:cs="Times New Roman"/>
+              </w:rPr>
+              <w:t xml:space="preserve">重氮盐</w:t>
+            </w:r>
+          </w:p>
+        </w:tc>
+        <w:tc>
+          <w:tcPr/>
+          <w:p>
+            <w:pPr>
+              <w:pStyle w:val="Compact"/>
+              <w:jc w:val="center"/>
+            </w:pPr>
+            <w:r>
+              <w:rPr>
+                <w:rFonts w:hint="eastAsia" w:ascii="Times New Roman" w:hAnsi="Times New Roman" w:eastAsia="FangSong" w:cs="Times New Roman"/>
+              </w:rPr>
+              <w:t xml:space="preserve">中间体</w:t>
+            </w:r>
+            <w:r>
+              <w:rPr>
+                <w:rFonts w:ascii="Times New Roman" w:hAnsi="Times New Roman" w:eastAsia="Times New Roman" w:cs="Times New Roman"/>
+              </w:rPr>
+              <w:t xml:space="preserve"> N</w:t>
+            </w:r>
+            <w:r>
+              <w:rPr>
+                <w:rFonts w:ascii="Times New Roman" w:hAnsi="Times New Roman" w:eastAsia="Times New Roman" w:cs="Times New Roman"/>
+                <w:vertAlign w:val="subscript"/>
+              </w:rPr>
+              <w:t>2</w:t>
+            </w:r>
+            <w:r>
+              <w:rPr>
+                <w:rFonts w:ascii="Times New Roman" w:hAnsi="Times New Roman" w:eastAsia="Times New Roman" w:cs="Times New Roman"/>
+              </w:rPr>
+              <w:t>BF</w:t>
+            </w:r>
+            <w:r>
+              <w:rPr>
+                <w:rFonts w:ascii="Times New Roman" w:hAnsi="Times New Roman" w:eastAsia="Times New Roman" w:cs="Times New Roman"/>
+                <w:vertAlign w:val="subscript"/>
+              </w:rPr>
+              <w:t>4</w:t>
+            </w:r>
+            <w:r>
+              <w:rPr>
+                <w:rFonts w:ascii="Times New Roman" w:hAnsi="Times New Roman" w:eastAsia="Times New Roman" w:cs="Times New Roman"/>
+              </w:rPr>
+              <w:t xml:space="preserve"> </w:t>
+            </w:r>
+            <w:r>
+              <w:rPr>
+                <w:rFonts w:hint="eastAsia" w:ascii="Times New Roman" w:hAnsi="Times New Roman" w:eastAsia="FangSong" w:cs="Times New Roman"/>
+              </w:rPr>
+              <w:t xml:space="preserve">转化</w:t>
+            </w:r>
+          </w:p>
+        </w:tc>
+      </w:tr>
+      <w:tr>
+        <w:tc>
+          <w:tcPr/>
+          <w:p>
+            <w:pPr>
+              <w:pStyle w:val="Compact"/>
+              <w:jc w:val="center"/>
+            </w:pPr>
+            <w:r>
+              <w:rPr>
+                <w:rFonts w:hint="eastAsia" w:ascii="Times New Roman" w:hAnsi="Times New Roman" w:eastAsia="FangSong" w:cs="Times New Roman"/>
+              </w:rPr>
+              <w:t xml:space="preserve">手性中心</w:t>
+            </w:r>
+          </w:p>
+        </w:tc>
+        <w:tc>
+          <w:tcPr/>
+          <w:p>
+            <w:pPr>
+              <w:pStyle w:val="Compact"/>
+              <w:jc w:val="center"/>
+            </w:pPr>
+            <w:r>
+              <w:rPr>
+                <w:rFonts w:ascii="Times New Roman" w:hAnsi="Times New Roman" w:eastAsia="Times New Roman" w:cs="Times New Roman"/>
+              </w:rPr>
+              <w:t xml:space="preserve">1-2 </w:t>
+            </w:r>
+            <w:r>
+              <w:rPr>
+                <w:rFonts w:hint="eastAsia" w:ascii="Times New Roman" w:hAnsi="Times New Roman" w:eastAsia="FangSong" w:cs="Times New Roman"/>
+              </w:rPr>
+              <w:t xml:space="preserve">对映异构</w:t>
+            </w:r>
+            <w:r>
+              <w:rPr>
+                <w:rFonts w:ascii="Times New Roman" w:hAnsi="Times New Roman" w:eastAsia="Times New Roman" w:cs="Times New Roman"/>
+              </w:rPr>
+              <w:t xml:space="preserve"> R/S </w:t>
+            </w:r>
+            <w:r>
+              <w:rPr>
+                <w:rFonts w:hint="eastAsia" w:ascii="Times New Roman" w:hAnsi="Times New Roman" w:eastAsia="FangSong" w:cs="Times New Roman"/>
+              </w:rPr>
+              <w:t xml:space="preserve">标定</w:t>
+            </w:r>
+          </w:p>
+        </w:tc>
+      </w:tr>
+    </w:tbl>
+    <w:p>
+      <w:pPr>
+        <w:spacing w:before="160" w:after="80"/>
+      </w:pPr>
+      <w:r>
+        <w:pict>
+          <v:rect style="width:0;height:1.5pt" o:hralign="center" o:hrstd="t" o:hr="t"/>
+        </w:pict>
+      </w:r>
+    </w:p>
+    <w:bookmarkEnd w:id="136"/>
+    <w:bookmarkStart w:id="155" w:name="化学能力测试-ch9a-8-褪黑素吲哚合成路线"/>
+    <w:p>
+      <w:pPr>
+        <w:pStyle w:val="Heading2"/>
+        <w:spacing w:before="280" w:after="120"/>
+      </w:pPr>
+      <w:r>
+        <w:rPr>
+          <w:rFonts w:ascii="Times New Roman" w:hAnsi="Times New Roman" w:eastAsia="Times New Roman" w:cs="Times New Roman"/>
+        </w:rPr>
+        <w:t xml:space="preserve">10.14 </w:t>
+      </w:r>
+      <w:r>
+        <w:rPr>
+          <w:rFonts w:hint="eastAsia" w:ascii="Times New Roman" w:hAnsi="Times New Roman" w:eastAsia="SimHei" w:cs="Times New Roman"/>
+        </w:rPr>
+        <w:t>化学能力测试</w:t>
+      </w:r>
+      <w:r>
+        <w:rPr>
+          <w:rFonts w:hint="eastAsia" w:ascii="Times New Roman" w:hAnsi="Times New Roman" w:eastAsia="Times New Roman" w:cs="Times New Roman"/>
+        </w:rPr>
+        <w:t>-Ch9A-8-</w:t>
+      </w:r>
+      <w:r>
+        <w:rPr>
+          <w:rFonts w:hint="eastAsia" w:ascii="Times New Roman" w:hAnsi="Times New Roman" w:eastAsia="SimHei" w:cs="Times New Roman"/>
+        </w:rPr>
+        <w:t>褪黑素吲哚合成路线</w:t>
+      </w:r>
+    </w:p>
+    <w:p>
+      <w:pPr>
+        <w:pStyle w:val="FirstParagraph"/>
+      </w:pPr>
+      <w:r>
+        <w:rPr>
+          <w:rFonts w:hint="eastAsia" w:ascii="Times New Roman" w:hAnsi="Times New Roman" w:eastAsia="FangSong" w:cs="Times New Roman"/>
+        </w:rPr>
+        <w:t>吲哚环广泛存在于天然产物中</w:t>
+      </w:r>
+      <w:r>
+        <w:rPr>
+          <w:rFonts w:hint="eastAsia" w:ascii="Times New Roman" w:hAnsi="Times New Roman" w:eastAsia="Times New Roman" w:cs="Times New Roman"/>
+        </w:rPr>
+        <w:t>。</w:t>
+      </w:r>
+      <w:r>
+        <w:rPr>
+          <w:rFonts w:hint="eastAsia" w:ascii="Times New Roman" w:hAnsi="Times New Roman" w:eastAsia="FangSong" w:cs="Times New Roman"/>
+        </w:rPr>
+        <w:t>在吲哚环的合成中</w:t>
+      </w:r>
+      <w:r>
+        <w:rPr>
+          <w:rFonts w:hint="eastAsia" w:ascii="Times New Roman" w:hAnsi="Times New Roman" w:eastAsia="Times New Roman" w:cs="Times New Roman"/>
+        </w:rPr>
+        <w:t>，</w:t>
+      </w:r>
+      <w:r>
+        <w:rPr>
+          <w:rFonts w:hint="eastAsia" w:ascii="Times New Roman" w:hAnsi="Times New Roman" w:eastAsia="FangSong" w:cs="Times New Roman"/>
+        </w:rPr>
+        <w:t>应用最广的合成方法是费歇尔</w:t>
+      </w:r>
+      <w:r>
+        <w:rPr>
+          <w:rFonts w:hint="eastAsia" w:ascii="Times New Roman" w:hAnsi="Times New Roman" w:eastAsia="Times New Roman" w:cs="Times New Roman"/>
+        </w:rPr>
+        <w:t>（Fischer）</w:t>
+      </w:r>
+      <w:r>
+        <w:rPr>
+          <w:rFonts w:hint="eastAsia" w:ascii="Times New Roman" w:hAnsi="Times New Roman" w:eastAsia="FangSong" w:cs="Times New Roman"/>
+        </w:rPr>
+        <w:t>合成法</w:t>
+      </w:r>
+      <w:r>
+        <w:rPr>
+          <w:rFonts w:hint="eastAsia" w:ascii="Times New Roman" w:hAnsi="Times New Roman" w:eastAsia="Times New Roman" w:cs="Times New Roman"/>
+        </w:rPr>
+        <w:t>，</w:t>
+      </w:r>
+      <w:r>
+        <w:rPr>
+          <w:rFonts w:hint="eastAsia" w:ascii="Times New Roman" w:hAnsi="Times New Roman" w:eastAsia="FangSong" w:cs="Times New Roman"/>
+        </w:rPr>
+        <w:t>它是将醛</w:t>
+      </w:r>
+      <w:r>
+        <w:rPr>
+          <w:rFonts w:hint="eastAsia" w:ascii="Times New Roman" w:hAnsi="Times New Roman" w:eastAsia="Times New Roman" w:cs="Times New Roman"/>
+        </w:rPr>
+        <w:t>、</w:t>
+      </w:r>
+      <w:r>
+        <w:rPr>
+          <w:rFonts w:hint="eastAsia" w:ascii="Times New Roman" w:hAnsi="Times New Roman" w:eastAsia="FangSong" w:cs="Times New Roman"/>
+        </w:rPr>
+        <w:t>酮</w:t>
+      </w:r>
+      <w:r>
+        <w:rPr>
+          <w:rFonts w:hint="eastAsia" w:ascii="Times New Roman" w:hAnsi="Times New Roman" w:eastAsia="Times New Roman" w:cs="Times New Roman"/>
+        </w:rPr>
+        <w:t>、</w:t>
+      </w:r>
+      <w:r>
+        <w:rPr>
+          <w:rFonts w:hint="eastAsia" w:ascii="Times New Roman" w:hAnsi="Times New Roman" w:eastAsia="FangSong" w:cs="Times New Roman"/>
+        </w:rPr>
+        <w:t>酮酸</w:t>
+      </w:r>
+      <w:r>
+        <w:rPr>
+          <w:rFonts w:hint="eastAsia" w:ascii="Times New Roman" w:hAnsi="Times New Roman" w:eastAsia="Times New Roman" w:cs="Times New Roman"/>
+        </w:rPr>
+        <w:t>、</w:t>
+      </w:r>
+      <w:r>
+        <w:rPr>
+          <w:rFonts w:hint="eastAsia" w:ascii="Times New Roman" w:hAnsi="Times New Roman" w:eastAsia="FangSong" w:cs="Times New Roman"/>
+        </w:rPr>
+        <w:t>酮酸酯或二酮的芳基取代腙在氯化锌</w:t>
+      </w:r>
+      <w:r>
+        <w:rPr>
+          <w:rFonts w:hint="eastAsia" w:ascii="Times New Roman" w:hAnsi="Times New Roman" w:eastAsia="Times New Roman" w:cs="Times New Roman"/>
+        </w:rPr>
+        <w:t>、</w:t>
+      </w:r>
+      <w:r>
+        <w:rPr>
+          <w:rFonts w:hint="eastAsia" w:ascii="Times New Roman" w:hAnsi="Times New Roman" w:eastAsia="FangSong" w:cs="Times New Roman"/>
+        </w:rPr>
+        <w:t>三聚磷酸或三氟化硼等路易斯酸的催化下加热制得</w:t>
+      </w:r>
+      <w:r>
+        <w:rPr>
+          <w:rFonts w:hint="eastAsia" w:ascii="Times New Roman" w:hAnsi="Times New Roman" w:eastAsia="Times New Roman" w:cs="Times New Roman"/>
+        </w:rPr>
+        <w:t>。</w:t>
+      </w:r>
+      <w:r>
+        <w:rPr>
+          <w:rFonts w:hint="eastAsia" w:ascii="Times New Roman" w:hAnsi="Times New Roman" w:eastAsia="FangSong" w:cs="Times New Roman"/>
+        </w:rPr>
+        <w:t>例如</w:t>
+      </w:r>
+      <w:r>
+        <w:rPr>
+          <w:rFonts w:hint="eastAsia" w:ascii="Times New Roman" w:hAnsi="Times New Roman" w:eastAsia="Times New Roman" w:cs="Times New Roman"/>
+        </w:rPr>
+        <w:t>：</w:t>
+      </w:r>
+    </w:p>
+    <w:p>
+      <w:pPr>
+        <w:pStyle w:val="BodyText"/>
+        <w:spacing w:before="160" w:after="80"/>
+        <w:jc w:val="center"/>
+      </w:pPr>
+      <w:r>
+        <w:rPr>
+          <w:rFonts w:ascii="Times New Roman" w:hAnsi="Times New Roman" w:eastAsia="Times New Roman" w:cs="Times New Roman"/>
+        </w:rPr>
+        <w:drawing>
+          <wp:inline>
+            <wp:extent cx="3600000" cy="791316"/>
+            <wp:effectExtent b="0" l="0" r="0" t="0"/>
+            <wp:docPr descr="" title="" id="138" name="Picture"/>
+            <a:graphic>
+              <a:graphicData uri="http://schemas.openxmlformats.org/drawingml/2006/picture">
+                <pic:pic>
+                  <pic:nvPicPr>
+                    <pic:cNvPr descr="6ef24f42a7a11935c1188777e544601ecf35f6a8522c4444fd7981062098491c.jpg" id="139" name="Picture"/>
+                    <pic:cNvPicPr>
+                      <a:picLocks noChangeArrowheads="1" noChangeAspect="1"/>
+                    </pic:cNvPicPr>
+                  </pic:nvPicPr>
+                  <pic:blipFill>
+                    <a:blip r:embed="rId137"/>
+                    <a:stretch>
+                      <a:fillRect/>
+                    </a:stretch>
+                  </pic:blipFill>
+                  <pic:spPr bwMode="auto">
+                    <a:xfrm>
+                      <a:off x="0" y="0"/>
+                      <a:ext cx="3600000" cy="791316"/>
+                    </a:xfrm>
+                    <a:prstGeom prst="rect">
+                      <a:avLst/>
+                    </a:prstGeom>
+                    <a:noFill/>
+                    <a:ln w="9525">
+                      <a:noFill/>
+                      <a:headEnd/>
+                      <a:tailEnd/>
+                    </a:ln>
+                  </pic:spPr>
+                </pic:pic>
+              </a:graphicData>
+            </a:graphic>
+          </wp:inline>
+        </w:drawing>
+      </w:r>
+    </w:p>
+    <w:p>
+      <w:pPr>
+        <w:pStyle w:val="BodyText"/>
+      </w:pPr>
+      <w:r>
+        <w:rPr>
+          <w:rFonts w:hint="eastAsia" w:ascii="Times New Roman" w:hAnsi="Times New Roman" w:eastAsia="Times New Roman" w:cs="Times New Roman"/>
+        </w:rPr>
+        <w:t>“</w:t>
+      </w:r>
+      <w:r>
+        <w:rPr>
+          <w:rFonts w:hint="eastAsia" w:ascii="Times New Roman" w:hAnsi="Times New Roman" w:eastAsia="FangSong" w:cs="Times New Roman"/>
+        </w:rPr>
+        <w:t>褪黑素</w:t>
+      </w:r>
+      <w:r>
+        <w:rPr>
+          <w:rFonts w:hint="eastAsia" w:ascii="Times New Roman" w:hAnsi="Times New Roman" w:eastAsia="Times New Roman" w:cs="Times New Roman"/>
+        </w:rPr>
+        <w:t>”</w:t>
+      </w:r>
+      <w:r>
+        <w:rPr>
+          <w:rFonts w:hint="eastAsia" w:ascii="Times New Roman" w:hAnsi="Times New Roman" w:eastAsia="Times New Roman" w:cs="Times New Roman"/>
+        </w:rPr>
+        <w:t>（melatonin）</w:t>
+      </w:r>
+      <w:r>
+        <w:rPr>
+          <w:rFonts w:hint="eastAsia" w:ascii="Times New Roman" w:hAnsi="Times New Roman" w:eastAsia="FangSong" w:cs="Times New Roman"/>
+        </w:rPr>
+        <w:t>是吲哚环衍生物</w:t>
+      </w:r>
+      <w:r>
+        <w:rPr>
+          <w:rFonts w:hint="eastAsia" w:ascii="Times New Roman" w:hAnsi="Times New Roman" w:eastAsia="Times New Roman" w:cs="Times New Roman"/>
+        </w:rPr>
+        <w:t>，</w:t>
+      </w:r>
+      <w:r>
+        <w:rPr>
+          <w:rFonts w:hint="eastAsia" w:ascii="Times New Roman" w:hAnsi="Times New Roman" w:eastAsia="FangSong" w:cs="Times New Roman"/>
+        </w:rPr>
+        <w:t>它具有一定的生物活性</w:t>
+      </w:r>
+      <w:r>
+        <w:rPr>
+          <w:rFonts w:hint="eastAsia" w:ascii="Times New Roman" w:hAnsi="Times New Roman" w:eastAsia="Times New Roman" w:cs="Times New Roman"/>
+        </w:rPr>
+        <w:t>，</w:t>
+      </w:r>
+      <w:r>
+        <w:rPr>
+          <w:rFonts w:hint="eastAsia" w:ascii="Times New Roman" w:hAnsi="Times New Roman" w:eastAsia="FangSong" w:cs="Times New Roman"/>
+        </w:rPr>
+        <w:t>可用对氨基苯甲醚为原料进行合成</w:t>
+      </w:r>
+      <w:r>
+        <w:rPr>
+          <w:rFonts w:hint="eastAsia" w:ascii="Times New Roman" w:hAnsi="Times New Roman" w:eastAsia="Times New Roman" w:cs="Times New Roman"/>
+        </w:rPr>
+        <w:t>，</w:t>
+      </w:r>
+      <w:r>
+        <w:rPr>
+          <w:rFonts w:hint="eastAsia" w:ascii="Times New Roman" w:hAnsi="Times New Roman" w:eastAsia="FangSong" w:cs="Times New Roman"/>
+        </w:rPr>
+        <w:t>反应过程如下</w:t>
+      </w:r>
+      <w:r>
+        <w:rPr>
+          <w:rFonts w:hint="eastAsia" w:ascii="Times New Roman" w:hAnsi="Times New Roman" w:eastAsia="Times New Roman" w:cs="Times New Roman"/>
+        </w:rPr>
+        <w:t>：</w:t>
+      </w:r>
+    </w:p>
+    <w:p>
+      <w:pPr>
+        <w:pStyle w:val="BodyText"/>
+        <w:spacing w:before="160" w:after="80"/>
+        <w:jc w:val="center"/>
+      </w:pPr>
+      <w:r>
+        <w:rPr>
+          <w:rFonts w:ascii="Times New Roman" w:hAnsi="Times New Roman" w:eastAsia="Times New Roman" w:cs="Times New Roman"/>
+        </w:rPr>
+        <w:drawing>
+          <wp:inline>
+            <wp:extent cx="3600000" cy="628462"/>
+            <wp:effectExtent b="0" l="0" r="0" t="0"/>
+            <wp:docPr descr="" title="" id="141" name="Picture"/>
+            <a:graphic>
+              <a:graphicData uri="http://schemas.openxmlformats.org/drawingml/2006/picture">
+                <pic:pic>
+                  <pic:nvPicPr>
+                    <pic:cNvPr descr="f92728f3c4d0d8a817ec8473a79ce1e6ab40e668f2bbdb0f8cdca3d2b5631ed7.jpg" id="142" name="Picture"/>
+                    <pic:cNvPicPr>
+                      <a:picLocks noChangeArrowheads="1" noChangeAspect="1"/>
+                    </pic:cNvPicPr>
+                  </pic:nvPicPr>
+                  <pic:blipFill>
+                    <a:blip r:embed="rId140"/>
+                    <a:stretch>
+                      <a:fillRect/>
+                    </a:stretch>
+                  </pic:blipFill>
+                  <pic:spPr bwMode="auto">
+                    <a:xfrm>
+                      <a:off x="0" y="0"/>
+                      <a:ext cx="3600000" cy="628462"/>
+                    </a:xfrm>
+                    <a:prstGeom prst="rect">
+                      <a:avLst/>
+                    </a:prstGeom>
+                    <a:noFill/>
+                    <a:ln w="9525">
+                      <a:noFill/>
+                      <a:headEnd/>
+                      <a:tailEnd/>
+                    </a:ln>
+                  </pic:spPr>
+                </pic:pic>
+              </a:graphicData>
+            </a:graphic>
+          </wp:inline>
+        </w:drawing>
+      </w:r>
+    </w:p>
+    <w:p>
+      <w:pPr>
+        <w:pStyle w:val="BodyText"/>
+        <w:spacing w:before="160" w:after="80"/>
+        <w:jc w:val="center"/>
+      </w:pPr>
+      <w:r>
+        <w:rPr>
+          <w:rFonts w:ascii="Times New Roman" w:hAnsi="Times New Roman" w:eastAsia="Times New Roman" w:cs="Times New Roman"/>
+        </w:rPr>
+        <w:drawing>
+          <wp:inline>
+            <wp:extent cx="3600000" cy="1090812"/>
+            <wp:effectExtent b="0" l="0" r="0" t="0"/>
+            <wp:docPr descr="" title="" id="144" name="Picture"/>
+            <a:graphic>
+              <a:graphicData uri="http://schemas.openxmlformats.org/drawingml/2006/picture">
+                <pic:pic>
+                  <pic:nvPicPr>
+                    <pic:cNvPr descr="97372f8f652dc1af8d717bffa9c1928aaacf3f9336fc3ee399b71530bb5ac3d1.jpg" id="145" name="Picture"/>
+                    <pic:cNvPicPr>
+                      <a:picLocks noChangeArrowheads="1" noChangeAspect="1"/>
+                    </pic:cNvPicPr>
+                  </pic:nvPicPr>
+                  <pic:blipFill>
+                    <a:blip r:embed="rId143"/>
+                    <a:stretch>
+                      <a:fillRect/>
+                    </a:stretch>
+                  </pic:blipFill>
+                  <pic:spPr bwMode="auto">
+                    <a:xfrm>
+                      <a:off x="0" y="0"/>
+                      <a:ext cx="3600000" cy="1090812"/>
+                    </a:xfrm>
+                    <a:prstGeom prst="rect">
+                      <a:avLst/>
+                    </a:prstGeom>
+                    <a:noFill/>
+                    <a:ln w="9525">
+                      <a:noFill/>
+                      <a:headEnd/>
+                      <a:tailEnd/>
+                    </a:ln>
+                  </pic:spPr>
+                </pic:pic>
+              </a:graphicData>
+            </a:graphic>
+          </wp:inline>
+        </w:drawing>
+      </w:r>
+    </w:p>
+    <w:p>
+      <w:pPr>
+        <w:pStyle w:val="BodyText"/>
+      </w:pPr>
+      <w:r>
+        <w:rPr>
+          <w:rFonts w:hint="eastAsia" w:ascii="Times New Roman" w:hAnsi="Times New Roman" w:eastAsia="FangSong" w:cs="Times New Roman"/>
+        </w:rPr>
+        <w:t xml:space="preserve">请写出</w:t>
+      </w:r>
+      <w:r>
+        <w:rPr>
+          <w:rFonts w:ascii="Times New Roman" w:hAnsi="Times New Roman" w:eastAsia="Times New Roman" w:cs="Times New Roman"/>
+        </w:rPr>
+        <w:t xml:space="preserve"> A、B、C、D、E、F、G、H、I </w:t>
+      </w:r>
+      <w:r>
+        <w:rPr>
+          <w:rFonts w:hint="eastAsia" w:ascii="Times New Roman" w:hAnsi="Times New Roman" w:eastAsia="FangSong" w:cs="Times New Roman"/>
+        </w:rPr>
+        <w:t>所代表的化合物的结构式或反应条件</w:t>
+      </w:r>
+      <w:r>
+        <w:rPr>
+          <w:rFonts w:hint="eastAsia" w:ascii="Times New Roman" w:hAnsi="Times New Roman" w:eastAsia="Times New Roman" w:cs="Times New Roman"/>
+        </w:rPr>
+        <w:t>。</w:t>
+      </w:r>
+    </w:p>
+    <w:p>
+      <w:pPr>
+        <w:pStyle w:val="BodyText"/>
+      </w:pPr>
+      <w:r>
+        <w:rPr>
+          <w:rFonts w:ascii="Times New Roman" w:hAnsi="Times New Roman" w:eastAsia="Times New Roman" w:cs="Times New Roman"/>
+        </w:rPr>
+        <w:t xml:space="preserve">📖 </w:t>
+      </w:r>
+      <w:r>
+        <w:rPr>
+          <w:rFonts w:hint="eastAsia" w:ascii="Times New Roman" w:hAnsi="Times New Roman" w:eastAsia="FangSong" w:cs="Times New Roman"/>
+        </w:rPr>
+        <w:t xml:space="preserve">查看答案</w:t>
+      </w:r>
+    </w:p>
+    <w:p>
+      <w:pPr>
+        <w:pStyle w:val="BodyText"/>
+      </w:pPr>
+      <w:r>
+        <w:rPr>
+          <w:rFonts w:hint="eastAsia" w:ascii="Times New Roman" w:hAnsi="Times New Roman" w:eastAsia="FangSong" w:cs="Times New Roman"/>
+        </w:rPr>
+        <w:t xml:space="preserve">从</w:t>
+      </w:r>
+      <w:r>
+        <w:rPr>
+          <w:rFonts w:ascii="Times New Roman" w:hAnsi="Times New Roman" w:eastAsia="Times New Roman" w:cs="Times New Roman"/>
+        </w:rPr>
+        <w:t xml:space="preserve"> A </w:t>
+      </w:r>
+      <w:r>
+        <w:rPr>
+          <w:rFonts w:hint="eastAsia" w:ascii="Times New Roman" w:hAnsi="Times New Roman" w:eastAsia="FangSong" w:cs="Times New Roman"/>
+        </w:rPr>
+        <w:t xml:space="preserve">到</w:t>
+      </w:r>
+      <w:r>
+        <w:rPr>
+          <w:rFonts w:ascii="Times New Roman" w:hAnsi="Times New Roman" w:eastAsia="Times New Roman" w:cs="Times New Roman"/>
+        </w:rPr>
+        <w:t xml:space="preserve"> I </w:t>
+      </w:r>
+      <w:r>
+        <w:rPr>
+          <w:rFonts w:hint="eastAsia" w:ascii="Times New Roman" w:hAnsi="Times New Roman" w:eastAsia="FangSong" w:cs="Times New Roman"/>
+        </w:rPr>
+        <w:t>的答案如下</w:t>
+      </w:r>
+      <w:r>
+        <w:rPr>
+          <w:rFonts w:hint="eastAsia" w:ascii="Times New Roman" w:hAnsi="Times New Roman" w:eastAsia="Times New Roman" w:cs="Times New Roman"/>
+        </w:rPr>
+        <w:t>（</w:t>
+      </w:r>
+      <w:r>
+        <w:rPr>
+          <w:rFonts w:hint="eastAsia" w:ascii="Times New Roman" w:hAnsi="Times New Roman" w:eastAsia="FangSong" w:cs="Times New Roman"/>
+        </w:rPr>
+        <w:t>部分条件可替换</w:t>
+      </w:r>
+      <w:r>
+        <w:rPr>
+          <w:rFonts w:hint="eastAsia" w:ascii="Times New Roman" w:hAnsi="Times New Roman" w:eastAsia="Times New Roman" w:cs="Times New Roman"/>
+        </w:rPr>
+        <w:t>，</w:t>
+      </w:r>
+      <w:r>
+        <w:rPr>
+          <w:rFonts w:hint="eastAsia" w:ascii="Times New Roman" w:hAnsi="Times New Roman" w:eastAsia="FangSong" w:cs="Times New Roman"/>
+        </w:rPr>
+        <w:t>只要正确同样给分</w:t>
+      </w:r>
+      <w:r>
+        <w:rPr>
+          <w:rFonts w:hint="eastAsia" w:ascii="Times New Roman" w:hAnsi="Times New Roman" w:eastAsia="Times New Roman" w:cs="Times New Roman"/>
+        </w:rPr>
+        <w:t>，</w:t>
+      </w:r>
+      <w:r>
+        <w:rPr>
+          <w:rFonts w:hint="eastAsia" w:ascii="Times New Roman" w:hAnsi="Times New Roman" w:eastAsia="FangSong" w:cs="Times New Roman"/>
+        </w:rPr>
+        <w:t>如</w:t>
+      </w:r>
+      <w:r>
+        <w:rPr>
+          <w:rFonts w:ascii="Times New Roman" w:hAnsi="Times New Roman" w:eastAsia="Times New Roman" w:cs="Times New Roman"/>
+        </w:rPr>
+        <w:t xml:space="preserve"> C </w:t>
+      </w:r>
+      <w:r>
+        <w:rPr>
+          <w:rFonts w:hint="eastAsia" w:ascii="Times New Roman" w:hAnsi="Times New Roman" w:eastAsia="FangSong" w:cs="Times New Roman"/>
+        </w:rPr>
+        <w:t>可用其他还原剂</w:t>
+      </w:r>
+      <w:r>
+        <w:rPr>
+          <w:rFonts w:hint="eastAsia" w:ascii="Times New Roman" w:hAnsi="Times New Roman" w:eastAsia="Times New Roman" w:cs="Times New Roman"/>
+        </w:rPr>
+        <w:t>、F</w:t>
+      </w:r>
+      <w:r>
+        <w:rPr>
+          <w:rFonts w:ascii="Times New Roman" w:hAnsi="Times New Roman" w:eastAsia="Times New Roman" w:cs="Times New Roman"/>
+        </w:rPr>
+        <w:t xml:space="preserve"> </w:t>
+      </w:r>
+      <w:r>
+        <w:rPr>
+          <w:rFonts w:hint="eastAsia" w:ascii="Times New Roman" w:hAnsi="Times New Roman" w:eastAsia="FangSong" w:cs="Times New Roman"/>
+        </w:rPr>
+        <w:t>可用其他路易斯酸</w:t>
+      </w:r>
+      <w:r>
+        <w:rPr>
+          <w:rFonts w:hint="eastAsia" w:ascii="Times New Roman" w:hAnsi="Times New Roman" w:eastAsia="Times New Roman" w:cs="Times New Roman"/>
+        </w:rPr>
+        <w:t>）：</w:t>
+      </w:r>
+    </w:p>
+    <w:p>
+      <w:pPr>
+        <w:pStyle w:val="Compact"/>
+        <w:numPr>
+          <w:ilvl w:val="0"/>
+          <w:numId w:val="1014"/>
+        </w:numPr>
+      </w:pPr>
+      <w:r>
+        <w:rPr>
+          <w:rFonts w:ascii="Times New Roman" w:hAnsi="Times New Roman" w:eastAsia="Times New Roman" w:cs="Times New Roman"/>
+          <w:b/>
+          <w:bCs/>
+        </w:rPr>
+        <w:t xml:space="preserve">A</w:t>
+      </w:r>
+      <w:r>
+        <w:rPr>
+          <w:rFonts w:hint="eastAsia" w:ascii="Times New Roman" w:hAnsi="Times New Roman" w:eastAsia="Times New Roman" w:cs="Times New Roman"/>
+        </w:rPr>
+        <w:t>：HCl、NaNO</w:t>
+      </w:r>
+      <w:r>
+        <w:rPr>
+          <w:rFonts w:hint="eastAsia" w:ascii="Times New Roman" w:hAnsi="Times New Roman" w:eastAsia="Times New Roman" w:cs="Times New Roman"/>
+          <w:vertAlign w:val="subscript"/>
+        </w:rPr>
+        <w:t>2</w:t>
+      </w:r>
+      <w:r>
+        <w:rPr>
+          <w:rFonts w:hint="eastAsia" w:ascii="Times New Roman" w:hAnsi="Times New Roman" w:eastAsia="Times New Roman" w:cs="Times New Roman"/>
+        </w:rPr>
+        <w:t>（</w:t>
+      </w:r>
+      <w:r>
+        <w:rPr>
+          <w:rFonts w:hint="eastAsia" w:ascii="Times New Roman" w:hAnsi="Times New Roman" w:eastAsia="FangSong" w:cs="Times New Roman"/>
+        </w:rPr>
+        <w:t>重氮化试剂</w:t>
+      </w:r>
+      <w:r>
+        <w:rPr>
+          <w:rFonts w:hint="eastAsia" w:ascii="Times New Roman" w:hAnsi="Times New Roman" w:eastAsia="Times New Roman" w:cs="Times New Roman"/>
+        </w:rPr>
+        <w:t>）</w:t>
+      </w:r>
+    </w:p>
+    <w:p>
+      <w:pPr>
+        <w:pStyle w:val="Compact"/>
+        <w:numPr>
+          <w:ilvl w:val="0"/>
+          <w:numId w:val="1014"/>
+        </w:numPr>
+      </w:pPr>
+      <w:r>
+        <w:rPr>
+          <w:rFonts w:ascii="Times New Roman" w:hAnsi="Times New Roman" w:eastAsia="Times New Roman" w:cs="Times New Roman"/>
+          <w:b/>
+          <w:bCs/>
+        </w:rPr>
+        <w:t xml:space="preserve">B</w:t>
+      </w:r>
+      <w:r>
+        <w:rPr>
+          <w:rFonts w:hint="eastAsia" w:ascii="Times New Roman" w:hAnsi="Times New Roman" w:eastAsia="Times New Roman" w:cs="Times New Roman"/>
+        </w:rPr>
+        <w:t>：</w:t>
+      </w:r>
+      <w:r>
+        <w:rPr>
+          <w:rFonts w:hint="eastAsia" w:ascii="Times New Roman" w:hAnsi="Times New Roman" w:eastAsia="FangSong" w:cs="Times New Roman"/>
+        </w:rPr>
+        <w:t>对甲氧基苯重氮盐</w:t>
+      </w:r>
+      <w:r>
+        <w:rPr>
+          <w:rFonts w:ascii="Times New Roman" w:hAnsi="Times New Roman" w:eastAsia="Times New Roman" w:cs="Times New Roman"/>
+        </w:rPr>
+        <w:t xml:space="preserve"> CH</w:t>
+      </w:r>
+      <w:r>
+        <w:rPr>
+          <w:rFonts w:ascii="Times New Roman" w:hAnsi="Times New Roman" w:eastAsia="Times New Roman" w:cs="Times New Roman"/>
+          <w:vertAlign w:val="subscript"/>
+        </w:rPr>
+        <w:t>3</w:t>
+      </w:r>
+      <w:r>
+        <w:rPr>
+          <w:rFonts w:ascii="Times New Roman" w:hAnsi="Times New Roman" w:eastAsia="Times New Roman" w:cs="Times New Roman"/>
+        </w:rPr>
+        <w:t>O—C</w:t>
+      </w:r>
+      <w:r>
+        <w:rPr>
+          <w:rFonts w:ascii="Times New Roman" w:hAnsi="Times New Roman" w:eastAsia="Times New Roman" w:cs="Times New Roman"/>
+          <w:vertAlign w:val="subscript"/>
+        </w:rPr>
+        <w:t>6</w:t>
+      </w:r>
+      <w:r>
+        <w:rPr>
+          <w:rFonts w:ascii="Times New Roman" w:hAnsi="Times New Roman" w:eastAsia="Times New Roman" w:cs="Times New Roman"/>
+        </w:rPr>
+        <w:t>H</w:t>
+      </w:r>
+      <w:r>
+        <w:rPr>
+          <w:rFonts w:ascii="Times New Roman" w:hAnsi="Times New Roman" w:eastAsia="Times New Roman" w:cs="Times New Roman"/>
+          <w:vertAlign w:val="subscript"/>
+        </w:rPr>
+        <w:t>4</w:t>
+      </w:r>
+      <w:r>
+        <w:rPr>
+          <w:rFonts w:ascii="Times New Roman" w:hAnsi="Times New Roman" w:eastAsia="Times New Roman" w:cs="Times New Roman"/>
+        </w:rPr>
+        <w:t>—N</w:t>
+      </w:r>
+      <w:r>
+        <w:rPr>
+          <w:rFonts w:ascii="Times New Roman" w:hAnsi="Times New Roman" w:eastAsia="Times New Roman" w:cs="Times New Roman"/>
+          <w:vertAlign w:val="subscript"/>
+        </w:rPr>
+        <w:t>2</w:t>
+      </w:r>
+      <w:r>
+        <w:rPr>
+          <w:rFonts w:ascii="Times New Roman" w:hAnsi="Times New Roman" w:eastAsia="Times New Roman" w:cs="Times New Roman"/>
+          <w:vertAlign w:val="superscript"/>
+        </w:rPr>
+        <w:t>+</w:t>
+      </w:r>
+      <w:r>
+        <w:rPr>
+          <w:rFonts w:ascii="Times New Roman" w:hAnsi="Times New Roman" w:eastAsia="Times New Roman" w:cs="Times New Roman"/>
+        </w:rPr>
+        <w:t>Cl</w:t>
+      </w:r>
+      <w:r>
+        <w:rPr>
+          <w:rFonts w:ascii="Times New Roman" w:hAnsi="Times New Roman" w:eastAsia="Times New Roman" w:cs="Times New Roman"/>
+          <w:vertAlign w:val="superscript"/>
+        </w:rPr>
+        <w:t>-</w:t>
+      </w:r>
+    </w:p>
+    <w:p>
+      <w:pPr>
+        <w:pStyle w:val="FirstParagraph"/>
+        <w:spacing w:before="160" w:after="80"/>
+        <w:jc w:val="center"/>
+      </w:pPr>
+      <w:r>
+        <w:rPr>
+          <w:rFonts w:ascii="Times New Roman" w:hAnsi="Times New Roman" w:eastAsia="Times New Roman" w:cs="Times New Roman"/>
+        </w:rPr>
+        <w:drawing>
+          <wp:inline>
+            <wp:extent cx="3111500" cy="1778000"/>
+            <wp:effectExtent b="0" l="0" r="0" t="0"/>
+            <wp:docPr descr="" title="" id="147" name="Picture"/>
+            <a:graphic>
+              <a:graphicData uri="http://schemas.openxmlformats.org/drawingml/2006/picture">
+                <pic:pic>
+                  <pic:nvPicPr>
+                    <pic:cNvPr descr="f4d998adee30deae1f2a84cf724b01a6c5131d5846df5535d505bb7acc312d99.jpg" id="148" name="Picture"/>
+                    <pic:cNvPicPr>
+                      <a:picLocks noChangeArrowheads="1" noChangeAspect="1"/>
+                    </pic:cNvPicPr>
+                  </pic:nvPicPr>
+                  <pic:blipFill>
+                    <a:blip r:embed="rId146"/>
+                    <a:stretch>
+                      <a:fillRect/>
+                    </a:stretch>
+                  </pic:blipFill>
+                  <pic:spPr bwMode="auto">
+                    <a:xfrm>
+                      <a:off x="0" y="0"/>
+                      <a:ext cx="3111500" cy="1778000"/>
+                    </a:xfrm>
+                    <a:prstGeom prst="rect">
+                      <a:avLst/>
+                    </a:prstGeom>
+                    <a:noFill/>
+                    <a:ln w="9525">
+                      <a:noFill/>
+                      <a:headEnd/>
+                      <a:tailEnd/>
+                    </a:ln>
+                  </pic:spPr>
+                </pic:pic>
+              </a:graphicData>
+            </a:graphic>
+          </wp:inline>
+        </w:drawing>
+      </w:r>
+    </w:p>
+    <w:p>
+      <w:pPr>
+        <w:pStyle w:val="BodyText"/>
+        <w:spacing w:before="160" w:after="80"/>
+        <w:jc w:val="center"/>
+      </w:pPr>
+      <w:r>
+        <w:rPr>
+          <w:rFonts w:ascii="Times New Roman" w:hAnsi="Times New Roman" w:eastAsia="Times New Roman" w:cs="Times New Roman"/>
+        </w:rPr>
+        <w:drawing>
+          <wp:inline>
+            <wp:extent cx="3600000" cy="1761971"/>
+            <wp:effectExtent b="0" l="0" r="0" t="0"/>
+            <wp:docPr descr="" title="" id="150" name="Picture"/>
+            <a:graphic>
+              <a:graphicData uri="http://schemas.openxmlformats.org/drawingml/2006/picture">
+                <pic:pic>
+                  <pic:nvPicPr>
+                    <pic:cNvPr descr="88c423b0e1f90acf034d85e90c9f26fd3dbd6e9f6699bce572df8e6a4f3ed28b.jpg" id="151" name="Picture"/>
+                    <pic:cNvPicPr>
+                      <a:picLocks noChangeArrowheads="1" noChangeAspect="1"/>
+                    </pic:cNvPicPr>
+                  </pic:nvPicPr>
+                  <pic:blipFill>
+                    <a:blip r:embed="rId149"/>
+                    <a:stretch>
+                      <a:fillRect/>
+                    </a:stretch>
+                  </pic:blipFill>
+                  <pic:spPr bwMode="auto">
+                    <a:xfrm>
+                      <a:off x="0" y="0"/>
+                      <a:ext cx="3600000" cy="1761971"/>
+                    </a:xfrm>
+                    <a:prstGeom prst="rect">
+                      <a:avLst/>
+                    </a:prstGeom>
+                    <a:noFill/>
+                    <a:ln w="9525">
+                      <a:noFill/>
+                      <a:headEnd/>
+                      <a:tailEnd/>
+                    </a:ln>
+                  </pic:spPr>
+                </pic:pic>
+              </a:graphicData>
+            </a:graphic>
+          </wp:inline>
+        </w:drawing>
+      </w:r>
+    </w:p>
+    <w:p>
+      <w:pPr>
+        <w:pStyle w:val="Compact"/>
+        <w:numPr>
+          <w:ilvl w:val="0"/>
+          <w:numId w:val="1015"/>
+        </w:numPr>
+      </w:pPr>
+      <w:r>
+        <w:rPr>
+          <w:rFonts w:ascii="Times New Roman" w:hAnsi="Times New Roman" w:eastAsia="Times New Roman" w:cs="Times New Roman"/>
+          <w:b/>
+          <w:bCs/>
+        </w:rPr>
+        <w:t xml:space="preserve">C</w:t>
+      </w:r>
+      <w:r>
+        <w:rPr>
+          <w:rFonts w:hint="eastAsia" w:ascii="Times New Roman" w:hAnsi="Times New Roman" w:eastAsia="Times New Roman" w:cs="Times New Roman"/>
+        </w:rPr>
+        <w:t xml:space="preserve">：①</w:t>
+      </w:r>
+      <w:r>
+        <w:rPr>
+          <w:rFonts w:ascii="Times New Roman" w:hAnsi="Times New Roman" w:eastAsia="Times New Roman" w:cs="Times New Roman"/>
+        </w:rPr>
+        <w:t xml:space="preserve"> </w:t>
+      </w:r>
+      <w:r>
+        <w:rPr>
+          <w:rFonts w:hint="eastAsia" w:ascii="Times New Roman" w:hAnsi="Times New Roman" w:eastAsia="Times New Roman" w:cs="Times New Roman"/>
+        </w:rPr>
+        <w:t>SnCl</w:t>
+      </w:r>
+      <w:r>
+        <w:rPr>
+          <w:rFonts w:hint="eastAsia" w:ascii="Times New Roman" w:hAnsi="Times New Roman" w:eastAsia="Times New Roman" w:cs="Times New Roman"/>
+          <w:vertAlign w:val="subscript"/>
+        </w:rPr>
+        <w:t>2</w:t>
+      </w:r>
+      <w:r>
+        <w:rPr>
+          <w:rFonts w:hint="eastAsia" w:ascii="Times New Roman" w:hAnsi="Times New Roman" w:eastAsia="Times New Roman" w:cs="Times New Roman"/>
+        </w:rPr>
+        <w:t>、HCl（</w:t>
+      </w:r>
+      <w:r>
+        <w:rPr>
+          <w:rFonts w:hint="eastAsia" w:ascii="Times New Roman" w:hAnsi="Times New Roman" w:eastAsia="FangSong" w:cs="Times New Roman"/>
+        </w:rPr>
+        <w:t>重氮盐还原</w:t>
+      </w:r>
+      <w:r>
+        <w:rPr>
+          <w:rFonts w:hint="eastAsia" w:ascii="Times New Roman" w:hAnsi="Times New Roman" w:eastAsia="Times New Roman" w:cs="Times New Roman"/>
+        </w:rPr>
+        <w:t>）；②</w:t>
+      </w:r>
+      <w:r>
+        <w:rPr>
+          <w:rFonts w:ascii="Times New Roman" w:hAnsi="Times New Roman" w:eastAsia="Times New Roman" w:cs="Times New Roman"/>
+        </w:rPr>
+        <w:t xml:space="preserve"> NaHSO</w:t>
+      </w:r>
+      <w:r>
+        <w:rPr>
+          <w:rFonts w:ascii="Times New Roman" w:hAnsi="Times New Roman" w:eastAsia="Times New Roman" w:cs="Times New Roman"/>
+          <w:vertAlign w:val="subscript"/>
+        </w:rPr>
+        <w:t>3</w:t>
+      </w:r>
+      <w:r>
+        <w:rPr>
+          <w:rFonts w:ascii="Times New Roman" w:hAnsi="Times New Roman" w:eastAsia="Times New Roman" w:cs="Times New Roman"/>
+        </w:rPr>
+        <w:t xml:space="preserve"> </w:t>
+      </w:r>
+      <w:r>
+        <w:rPr>
+          <w:rFonts w:hint="eastAsia" w:ascii="Times New Roman" w:hAnsi="Times New Roman" w:eastAsia="FangSong" w:cs="Times New Roman"/>
+        </w:rPr>
+        <w:t xml:space="preserve">饱和溶液</w:t>
+      </w:r>
+    </w:p>
+    <w:p>
+      <w:pPr>
+        <w:pStyle w:val="Compact"/>
+        <w:numPr>
+          <w:ilvl w:val="0"/>
+          <w:numId w:val="1015"/>
+        </w:numPr>
+      </w:pPr>
+      <w:r>
+        <w:rPr>
+          <w:rFonts w:ascii="Times New Roman" w:hAnsi="Times New Roman" w:eastAsia="Times New Roman" w:cs="Times New Roman"/>
+          <w:b/>
+          <w:bCs/>
+        </w:rPr>
+        <w:t xml:space="preserve">D</w:t>
+      </w:r>
+      <w:r>
+        <w:rPr>
+          <w:rFonts w:hint="eastAsia" w:ascii="Times New Roman" w:hAnsi="Times New Roman" w:eastAsia="Times New Roman" w:cs="Times New Roman"/>
+        </w:rPr>
+        <w:t>：</w:t>
+      </w:r>
+      <w:r>
+        <w:rPr>
+          <w:rFonts w:hint="eastAsia" w:ascii="Times New Roman" w:hAnsi="Times New Roman" w:eastAsia="FangSong" w:cs="Times New Roman"/>
+        </w:rPr>
+        <w:t>对甲氧基苯肼</w:t>
+      </w:r>
+      <w:r>
+        <w:rPr>
+          <w:rFonts w:ascii="Times New Roman" w:hAnsi="Times New Roman" w:eastAsia="Times New Roman" w:cs="Times New Roman"/>
+        </w:rPr>
+        <w:t xml:space="preserve"> CH</w:t>
+      </w:r>
+      <w:r>
+        <w:rPr>
+          <w:rFonts w:ascii="Times New Roman" w:hAnsi="Times New Roman" w:eastAsia="Times New Roman" w:cs="Times New Roman"/>
+          <w:vertAlign w:val="subscript"/>
+        </w:rPr>
+        <w:t>3</w:t>
+      </w:r>
+      <w:r>
+        <w:rPr>
+          <w:rFonts w:ascii="Times New Roman" w:hAnsi="Times New Roman" w:eastAsia="Times New Roman" w:cs="Times New Roman"/>
+        </w:rPr>
+        <w:t>O—C</w:t>
+      </w:r>
+      <w:r>
+        <w:rPr>
+          <w:rFonts w:ascii="Times New Roman" w:hAnsi="Times New Roman" w:eastAsia="Times New Roman" w:cs="Times New Roman"/>
+          <w:vertAlign w:val="subscript"/>
+        </w:rPr>
+        <w:t>6</w:t>
+      </w:r>
+      <w:r>
+        <w:rPr>
+          <w:rFonts w:ascii="Times New Roman" w:hAnsi="Times New Roman" w:eastAsia="Times New Roman" w:cs="Times New Roman"/>
+        </w:rPr>
+        <w:t>H</w:t>
+      </w:r>
+      <w:r>
+        <w:rPr>
+          <w:rFonts w:ascii="Times New Roman" w:hAnsi="Times New Roman" w:eastAsia="Times New Roman" w:cs="Times New Roman"/>
+          <w:vertAlign w:val="subscript"/>
+        </w:rPr>
+        <w:t>4</w:t>
+      </w:r>
+      <w:r>
+        <w:rPr>
+          <w:rFonts w:ascii="Times New Roman" w:hAnsi="Times New Roman" w:eastAsia="Times New Roman" w:cs="Times New Roman"/>
+        </w:rPr>
+        <w:t>—NHNH</w:t>
+      </w:r>
+      <w:r>
+        <w:rPr>
+          <w:rFonts w:ascii="Times New Roman" w:hAnsi="Times New Roman" w:eastAsia="Times New Roman" w:cs="Times New Roman"/>
+          <w:vertAlign w:val="subscript"/>
+        </w:rPr>
+        <w:t>2</w:t>
+      </w:r>
+    </w:p>
+    <w:p>
+      <w:pPr>
+        <w:pStyle w:val="Compact"/>
+        <w:numPr>
+          <w:ilvl w:val="0"/>
+          <w:numId w:val="1015"/>
+        </w:numPr>
+      </w:pPr>
+      <w:r>
+        <w:rPr>
+          <w:rFonts w:ascii="Times New Roman" w:hAnsi="Times New Roman" w:eastAsia="Times New Roman" w:cs="Times New Roman"/>
+          <w:b/>
+          <w:bCs/>
+        </w:rPr>
+        <w:t xml:space="preserve">E</w:t>
+      </w:r>
+      <w:r>
+        <w:rPr>
+          <w:rFonts w:hint="eastAsia" w:ascii="Times New Roman" w:hAnsi="Times New Roman" w:eastAsia="Times New Roman" w:cs="Times New Roman"/>
+        </w:rPr>
+        <w:t>：</w:t>
+      </w:r>
+      <w:r>
+        <w:rPr>
+          <w:rFonts w:hint="eastAsia" w:ascii="Times New Roman" w:hAnsi="Times New Roman" w:eastAsia="FangSong" w:cs="Times New Roman"/>
+        </w:rPr>
+        <w:t>丙酮酸</w:t>
+      </w:r>
+      <w:r>
+        <w:rPr>
+          <w:rFonts w:ascii="Times New Roman" w:hAnsi="Times New Roman" w:eastAsia="Times New Roman" w:cs="Times New Roman"/>
+        </w:rPr>
+        <w:t xml:space="preserve"> </w:t>
+      </w:r>
+      <w:r>
+        <w:rPr>
+          <w:rFonts w:hint="eastAsia" w:ascii="Times New Roman" w:hAnsi="Times New Roman" w:eastAsia="Times New Roman" w:cs="Times New Roman"/>
+        </w:rPr>
+        <w:t>CH</w:t>
+      </w:r>
+      <w:r>
+        <w:rPr>
+          <w:rFonts w:hint="eastAsia" w:ascii="Times New Roman" w:hAnsi="Times New Roman" w:eastAsia="Times New Roman" w:cs="Times New Roman"/>
+          <w:vertAlign w:val="subscript"/>
+        </w:rPr>
+        <w:t>3</w:t>
+      </w:r>
+      <w:r>
+        <w:rPr>
+          <w:rFonts w:hint="eastAsia" w:ascii="Times New Roman" w:hAnsi="Times New Roman" w:eastAsia="Times New Roman" w:cs="Times New Roman"/>
+        </w:rPr>
+        <w:t>COCOOH，—H</w:t>
+      </w:r>
+      <w:r>
+        <w:rPr>
+          <w:rFonts w:hint="eastAsia" w:ascii="Times New Roman" w:hAnsi="Times New Roman" w:eastAsia="Times New Roman" w:cs="Times New Roman"/>
+          <w:vertAlign w:val="subscript"/>
+        </w:rPr>
+        <w:t>2</w:t>
+      </w:r>
+      <w:r>
+        <w:rPr>
+          <w:rFonts w:hint="eastAsia" w:ascii="Times New Roman" w:hAnsi="Times New Roman" w:eastAsia="Times New Roman" w:cs="Times New Roman"/>
+        </w:rPr>
+        <w:t>O（</w:t>
+      </w:r>
+      <w:r>
+        <w:rPr>
+          <w:rFonts w:hint="eastAsia" w:ascii="Times New Roman" w:hAnsi="Times New Roman" w:eastAsia="FangSong" w:cs="Times New Roman"/>
+        </w:rPr>
+        <w:t>成腙</w:t>
+      </w:r>
+      <w:r>
+        <w:rPr>
+          <w:rFonts w:hint="eastAsia" w:ascii="Times New Roman" w:hAnsi="Times New Roman" w:eastAsia="Times New Roman" w:cs="Times New Roman"/>
+        </w:rPr>
+        <w:t>）</w:t>
+      </w:r>
+    </w:p>
+    <w:p>
+      <w:pPr>
+        <w:pStyle w:val="Compact"/>
+        <w:numPr>
+          <w:ilvl w:val="0"/>
+          <w:numId w:val="1015"/>
+        </w:numPr>
+      </w:pPr>
+      <w:r>
+        <w:rPr>
+          <w:rFonts w:ascii="Times New Roman" w:hAnsi="Times New Roman" w:eastAsia="Times New Roman" w:cs="Times New Roman"/>
+          <w:b/>
+          <w:bCs/>
+        </w:rPr>
+        <w:t xml:space="preserve">F</w:t>
+      </w:r>
+      <w:r>
+        <w:rPr>
+          <w:rFonts w:hint="eastAsia" w:ascii="Times New Roman" w:hAnsi="Times New Roman" w:eastAsia="Times New Roman" w:cs="Times New Roman"/>
+        </w:rPr>
+        <w:t>：ZnCl</w:t>
+      </w:r>
+      <w:r>
+        <w:rPr>
+          <w:rFonts w:hint="eastAsia" w:ascii="Times New Roman" w:hAnsi="Times New Roman" w:eastAsia="Times New Roman" w:cs="Times New Roman"/>
+          <w:vertAlign w:val="subscript"/>
+        </w:rPr>
+        <w:t>2</w:t>
+      </w:r>
+      <w:r>
+        <w:rPr>
+          <w:rFonts w:hint="eastAsia" w:ascii="Times New Roman" w:hAnsi="Times New Roman" w:eastAsia="Times New Roman" w:cs="Times New Roman"/>
+        </w:rPr>
+        <w:t>/PCl</w:t>
+      </w:r>
+      <w:r>
+        <w:rPr>
+          <w:rFonts w:hint="eastAsia" w:ascii="Times New Roman" w:hAnsi="Times New Roman" w:eastAsia="Times New Roman" w:cs="Times New Roman"/>
+          <w:vertAlign w:val="subscript"/>
+        </w:rPr>
+        <w:t>5</w:t>
+      </w:r>
+      <w:r>
+        <w:rPr>
+          <w:rFonts w:hint="eastAsia" w:ascii="Times New Roman" w:hAnsi="Times New Roman" w:eastAsia="Times New Roman" w:cs="Times New Roman"/>
+        </w:rPr>
+        <w:t>，</w:t>
+      </w:r>
+      <w:r>
+        <w:rPr>
+          <w:rFonts w:hint="eastAsia" w:ascii="Times New Roman" w:hAnsi="Times New Roman" w:eastAsia="FangSong" w:cs="Times New Roman"/>
+        </w:rPr>
+        <w:t>加热</w:t>
+      </w:r>
+      <w:r>
+        <w:rPr>
+          <w:rFonts w:hint="eastAsia" w:ascii="Times New Roman" w:hAnsi="Times New Roman" w:eastAsia="Times New Roman" w:cs="Times New Roman"/>
+        </w:rPr>
+        <w:t>（Fischer</w:t>
+      </w:r>
+      <w:r>
+        <w:rPr>
+          <w:rFonts w:ascii="Times New Roman" w:hAnsi="Times New Roman" w:eastAsia="Times New Roman" w:cs="Times New Roman"/>
+        </w:rPr>
+        <w:t xml:space="preserve"> </w:t>
+      </w:r>
+      <w:r>
+        <w:rPr>
+          <w:rFonts w:hint="eastAsia" w:ascii="Times New Roman" w:hAnsi="Times New Roman" w:eastAsia="FangSong" w:cs="Times New Roman"/>
+        </w:rPr>
+        <w:t>环化</w:t>
+      </w:r>
+      <w:r>
+        <w:rPr>
+          <w:rFonts w:hint="eastAsia" w:ascii="Times New Roman" w:hAnsi="Times New Roman" w:eastAsia="Times New Roman" w:cs="Times New Roman"/>
+        </w:rPr>
+        <w:t>）</w:t>
+      </w:r>
+    </w:p>
+    <w:p>
+      <w:pPr>
+        <w:pStyle w:val="Compact"/>
+        <w:numPr>
+          <w:ilvl w:val="0"/>
+          <w:numId w:val="1015"/>
+        </w:numPr>
+      </w:pPr>
+      <w:r>
+        <w:rPr>
+          <w:rFonts w:ascii="Times New Roman" w:hAnsi="Times New Roman" w:eastAsia="Times New Roman" w:cs="Times New Roman"/>
+          <w:b/>
+          <w:bCs/>
+        </w:rPr>
+        <w:t xml:space="preserve">G</w:t>
+      </w:r>
+      <w:r>
+        <w:rPr>
+          <w:rFonts w:hint="eastAsia" w:ascii="Times New Roman" w:hAnsi="Times New Roman" w:eastAsia="Times New Roman" w:cs="Times New Roman"/>
+        </w:rPr>
+        <w:t>：5-</w:t>
+      </w:r>
+      <w:r>
+        <w:rPr>
+          <w:rFonts w:hint="eastAsia" w:ascii="Times New Roman" w:hAnsi="Times New Roman" w:eastAsia="FangSong" w:cs="Times New Roman"/>
+        </w:rPr>
+        <w:t>甲氧基吲哚乙酸类衍生物</w:t>
+      </w:r>
+    </w:p>
+    <w:p>
+      <w:pPr>
+        <w:pStyle w:val="FirstParagraph"/>
+        <w:spacing w:before="160" w:after="80"/>
+        <w:jc w:val="center"/>
+      </w:pPr>
+      <w:r>
+        <w:rPr>
+          <w:rFonts w:ascii="Times New Roman" w:hAnsi="Times New Roman" w:eastAsia="Times New Roman" w:cs="Times New Roman"/>
+        </w:rPr>
+        <w:drawing>
+          <wp:inline>
+            <wp:extent cx="3600000" cy="930461"/>
+            <wp:effectExtent b="0" l="0" r="0" t="0"/>
+            <wp:docPr descr="" title="" id="153" name="Picture"/>
+            <a:graphic>
+              <a:graphicData uri="http://schemas.openxmlformats.org/drawingml/2006/picture">
+                <pic:pic>
+                  <pic:nvPicPr>
+                    <pic:cNvPr descr="4cc4b039c93a82636dffb752a1e65cfec158339f3c009715c57d7cec9dd6b281.jpg" id="154" name="Picture"/>
+                    <pic:cNvPicPr>
+                      <a:picLocks noChangeArrowheads="1" noChangeAspect="1"/>
+                    </pic:cNvPicPr>
+                  </pic:nvPicPr>
+                  <pic:blipFill>
+                    <a:blip r:embed="rId152"/>
+                    <a:stretch>
+                      <a:fillRect/>
+                    </a:stretch>
+                  </pic:blipFill>
+                  <pic:spPr bwMode="auto">
+                    <a:xfrm>
+                      <a:off x="0" y="0"/>
+                      <a:ext cx="3600000" cy="930461"/>
+                    </a:xfrm>
+                    <a:prstGeom prst="rect">
+                      <a:avLst/>
+                    </a:prstGeom>
+                    <a:noFill/>
+                    <a:ln w="9525">
+                      <a:noFill/>
+                      <a:headEnd/>
+                      <a:tailEnd/>
+                    </a:ln>
+                  </pic:spPr>
+                </pic:pic>
+              </a:graphicData>
+            </a:graphic>
+          </wp:inline>
+        </w:drawing>
+      </w:r>
+    </w:p>
+    <w:p>
+      <w:pPr>
+        <w:pStyle w:val="Compact"/>
+        <w:numPr>
+          <w:ilvl w:val="0"/>
+          <w:numId w:val="1016"/>
+        </w:numPr>
+      </w:pPr>
+      <w:r>
+        <w:rPr>
+          <w:rFonts w:ascii="Times New Roman" w:hAnsi="Times New Roman" w:eastAsia="Times New Roman" w:cs="Times New Roman"/>
+          <w:b/>
+          <w:bCs/>
+        </w:rPr>
+        <w:t xml:space="preserve">H</w:t>
+      </w:r>
+      <w:r>
+        <w:rPr>
+          <w:rFonts w:hint="eastAsia" w:ascii="Times New Roman" w:hAnsi="Times New Roman" w:eastAsia="Times New Roman" w:cs="Times New Roman"/>
+        </w:rPr>
+        <w:t>：</w:t>
+      </w:r>
+      <w:r>
+        <w:rPr>
+          <w:rFonts w:hint="eastAsia" w:ascii="Times New Roman" w:hAnsi="Times New Roman" w:eastAsia="FangSong" w:cs="Times New Roman"/>
+        </w:rPr>
+        <w:t>加热</w:t>
+      </w:r>
+      <w:r>
+        <w:rPr>
+          <w:rFonts w:hint="eastAsia" w:ascii="Times New Roman" w:hAnsi="Times New Roman" w:eastAsia="Times New Roman" w:cs="Times New Roman"/>
+        </w:rPr>
+        <w:t>，</w:t>
+      </w:r>
+      <w:r>
+        <w:rPr>
+          <w:rFonts w:hint="eastAsia" w:ascii="Times New Roman" w:hAnsi="Times New Roman" w:eastAsia="FangSong" w:cs="Times New Roman"/>
+        </w:rPr>
+        <w:t>脱羧</w:t>
+      </w:r>
+      <w:r>
+        <w:rPr>
+          <w:rFonts w:hint="eastAsia" w:ascii="Times New Roman" w:hAnsi="Times New Roman" w:eastAsia="Times New Roman" w:cs="Times New Roman"/>
+        </w:rPr>
+        <w:t>（—CO</w:t>
+      </w:r>
+      <w:r>
+        <w:rPr>
+          <w:rFonts w:hint="eastAsia" w:ascii="Times New Roman" w:hAnsi="Times New Roman" w:eastAsia="Times New Roman" w:cs="Times New Roman"/>
+          <w:vertAlign w:val="subscript"/>
+        </w:rPr>
+        <w:t>2</w:t>
+      </w:r>
+      <w:r>
+        <w:rPr>
+          <w:rFonts w:hint="eastAsia" w:ascii="Times New Roman" w:hAnsi="Times New Roman" w:eastAsia="Times New Roman" w:cs="Times New Roman"/>
+        </w:rPr>
+        <w:t>）</w:t>
+      </w:r>
+    </w:p>
+    <w:p>
+      <w:pPr>
+        <w:pStyle w:val="Compact"/>
+        <w:numPr>
+          <w:ilvl w:val="0"/>
+          <w:numId w:val="1016"/>
+        </w:numPr>
+        <w:spacing w:after="80"/>
+      </w:pPr>
+      <w:r>
+        <w:rPr>
+          <w:rFonts w:ascii="Times New Roman" w:hAnsi="Times New Roman" w:eastAsia="Times New Roman" w:cs="Times New Roman"/>
+          <w:b/>
+          <w:bCs/>
+        </w:rPr>
+        <w:t xml:space="preserve">I</w:t>
+      </w:r>
+      <w:r>
+        <w:rPr>
+          <w:rFonts w:hint="eastAsia" w:ascii="Times New Roman" w:hAnsi="Times New Roman" w:eastAsia="Times New Roman" w:cs="Times New Roman"/>
+        </w:rPr>
+        <w:t>：(CH</w:t>
+      </w:r>
+      <w:r>
+        <w:rPr>
+          <w:rFonts w:hint="eastAsia" w:ascii="Times New Roman" w:hAnsi="Times New Roman" w:eastAsia="Times New Roman" w:cs="Times New Roman"/>
+          <w:vertAlign w:val="subscript"/>
+        </w:rPr>
+        <w:t>3</w:t>
+      </w:r>
+      <w:r>
+        <w:rPr>
+          <w:rFonts w:hint="eastAsia" w:ascii="Times New Roman" w:hAnsi="Times New Roman" w:eastAsia="Times New Roman" w:cs="Times New Roman"/>
+        </w:rPr>
+        <w:t>CH</w:t>
+      </w:r>
+      <w:r>
+        <w:rPr>
+          <w:rFonts w:hint="eastAsia" w:ascii="Times New Roman" w:hAnsi="Times New Roman" w:eastAsia="Times New Roman" w:cs="Times New Roman"/>
+          <w:vertAlign w:val="subscript"/>
+        </w:rPr>
+        <w:t>2</w:t>
+      </w:r>
+      <w:r>
+        <w:rPr>
+          <w:rFonts w:hint="eastAsia" w:ascii="Times New Roman" w:hAnsi="Times New Roman" w:eastAsia="Times New Roman" w:cs="Times New Roman"/>
+        </w:rPr>
+        <w:t>)</w:t>
+      </w:r>
+      <w:r>
+        <w:rPr>
+          <w:rFonts w:hint="eastAsia" w:ascii="Times New Roman" w:hAnsi="Times New Roman" w:eastAsia="Times New Roman" w:cs="Times New Roman"/>
+          <w:vertAlign w:val="subscript"/>
+        </w:rPr>
+        <w:t>2</w:t>
+      </w:r>
+      <w:r>
+        <w:rPr>
+          <w:rFonts w:hint="eastAsia" w:ascii="Times New Roman" w:hAnsi="Times New Roman" w:eastAsia="Times New Roman" w:cs="Times New Roman"/>
+        </w:rPr>
+        <w:t>O（</w:t>
+      </w:r>
+      <w:r>
+        <w:rPr>
+          <w:rFonts w:hint="eastAsia" w:ascii="Times New Roman" w:hAnsi="Times New Roman" w:eastAsia="FangSong" w:cs="Times New Roman"/>
+        </w:rPr>
+        <w:t>乙醚</w:t>
+      </w:r>
+      <w:r>
+        <w:rPr>
+          <w:rFonts w:hint="eastAsia" w:ascii="Times New Roman" w:hAnsi="Times New Roman" w:eastAsia="Times New Roman" w:cs="Times New Roman"/>
+        </w:rPr>
+        <w:t>，</w:t>
+      </w:r>
+      <w:r>
+        <w:rPr>
+          <w:rFonts w:hint="eastAsia" w:ascii="Times New Roman" w:hAnsi="Times New Roman" w:eastAsia="FangSong" w:cs="Times New Roman"/>
+        </w:rPr>
+        <w:t>反应介质</w:t>
+      </w:r>
+      <w:r>
+        <w:rPr>
+          <w:rFonts w:hint="eastAsia" w:ascii="Times New Roman" w:hAnsi="Times New Roman" w:eastAsia="Times New Roman" w:cs="Times New Roman"/>
+        </w:rPr>
+        <w:t>/</w:t>
+      </w:r>
+      <w:r>
+        <w:rPr>
+          <w:rFonts w:hint="eastAsia" w:ascii="Times New Roman" w:hAnsi="Times New Roman" w:eastAsia="FangSong" w:cs="Times New Roman"/>
+        </w:rPr>
+        <w:t>后处理</w:t>
+      </w:r>
+      <w:r>
+        <w:rPr>
+          <w:rFonts w:hint="eastAsia" w:ascii="Times New Roman" w:hAnsi="Times New Roman" w:eastAsia="Times New Roman" w:cs="Times New Roman"/>
+        </w:rPr>
+        <w:t>）</w:t>
+      </w:r>
+    </w:p>
+    <w:tbl>
+      <w:tblPr>
+        <w:tblStyle w:val="Table"/>
+        <w:tblW w:type="auto" w:w="0"/>
+        <w:tblLook w:firstRow="1" w:lastRow="0" w:firstColumn="0" w:lastColumn="0" w:noHBand="0" w:noVBand="0" w:val="0020"/>
+      </w:tblPr>
+      <w:tblGrid>
+        <w:gridCol w:w="3960"/>
+        <w:gridCol w:w="3960"/>
+      </w:tblGrid>
+      <w:tr>
+        <w:trPr>
+          <w:tblHeader w:val="on"/>
+        </w:trPr>
+        <w:tc>
+          <w:tcPr/>
+          <w:p>
+            <w:pPr>
+              <w:pStyle w:val="Compact"/>
+              <w:jc w:val="center"/>
+            </w:pPr>
+            <w:r>
+              <w:rPr>
+                <w:rFonts w:hint="eastAsia" w:ascii="Times New Roman" w:hAnsi="Times New Roman" w:eastAsia="SimHei" w:cs="Times New Roman"/>
+                <w:b/>
+              </w:rPr>
+              <w:t xml:space="preserve">知识点</w:t>
+            </w:r>
+          </w:p>
+        </w:tc>
+        <w:tc>
+          <w:tcPr/>
+          <w:p>
+            <w:pPr>
+              <w:pStyle w:val="Compact"/>
+              <w:jc w:val="center"/>
+            </w:pPr>
+            <w:r>
+              <w:rPr>
+                <w:rFonts w:hint="eastAsia" w:ascii="Times New Roman" w:hAnsi="Times New Roman" w:eastAsia="SimHei" w:cs="Times New Roman"/>
+                <w:b/>
+              </w:rPr>
+              <w:t xml:space="preserve">关联内容</w:t>
+            </w:r>
+          </w:p>
+        </w:tc>
+      </w:tr>
+      <w:tr>
+        <w:tc>
+          <w:tcPr/>
+          <w:p>
+            <w:pPr>
+              <w:pStyle w:val="Compact"/>
+              <w:jc w:val="center"/>
+            </w:pPr>
+            <w:r>
+              <w:rPr>
+                <w:rFonts w:hint="eastAsia" w:ascii="Times New Roman" w:hAnsi="Times New Roman" w:eastAsia="Times New Roman" w:cs="Times New Roman"/>
+              </w:rPr>
+              <w:t>Fischer</w:t>
+            </w:r>
+            <w:r>
+              <w:rPr>
+                <w:rFonts w:hint="eastAsia" w:ascii="Times New Roman" w:hAnsi="Times New Roman" w:eastAsia="FangSong" w:cs="Times New Roman"/>
+              </w:rPr>
+              <w:t>吲哚合成</w:t>
+            </w:r>
+          </w:p>
+        </w:tc>
+        <w:tc>
+          <w:tcPr/>
+          <w:p>
+            <w:pPr>
+              <w:pStyle w:val="Compact"/>
+              <w:jc w:val="center"/>
+            </w:pPr>
+            <w:r>
+              <w:rPr>
+                <w:rFonts w:hint="eastAsia" w:ascii="Times New Roman" w:hAnsi="Times New Roman" w:eastAsia="FangSong" w:cs="Times New Roman"/>
+              </w:rPr>
+              <w:t xml:space="preserve">苯腙环化得吲哚环</w:t>
+            </w:r>
+          </w:p>
+        </w:tc>
+      </w:tr>
+      <w:tr>
+        <w:tc>
+          <w:tcPr/>
+          <w:p>
+            <w:pPr>
+              <w:pStyle w:val="Compact"/>
+              <w:jc w:val="center"/>
+            </w:pPr>
+            <w:r>
+              <w:rPr>
+                <w:rFonts w:hint="eastAsia" w:ascii="Times New Roman" w:hAnsi="Times New Roman" w:eastAsia="FangSong" w:cs="Times New Roman"/>
+              </w:rPr>
+              <w:t xml:space="preserve">重氮盐</w:t>
+            </w:r>
+          </w:p>
+        </w:tc>
+        <w:tc>
+          <w:tcPr/>
+          <w:p>
+            <w:pPr>
+              <w:pStyle w:val="Compact"/>
+              <w:jc w:val="center"/>
+            </w:pPr>
+            <w:r>
+              <w:rPr>
+                <w:rFonts w:ascii="Times New Roman" w:hAnsi="Times New Roman" w:eastAsia="Times New Roman" w:cs="Times New Roman"/>
+              </w:rPr>
+              <w:t xml:space="preserve">A/B </w:t>
+            </w:r>
+            <w:r>
+              <w:rPr>
+                <w:rFonts w:hint="eastAsia" w:ascii="Times New Roman" w:hAnsi="Times New Roman" w:eastAsia="FangSong" w:cs="Times New Roman"/>
+              </w:rPr>
+              <w:t xml:space="preserve">重氮化</w:t>
+            </w:r>
+          </w:p>
+        </w:tc>
+      </w:tr>
+      <w:tr>
+        <w:tc>
+          <w:tcPr/>
+          <w:p>
+            <w:pPr>
+              <w:pStyle w:val="Compact"/>
+              <w:jc w:val="center"/>
+            </w:pPr>
+            <w:r>
+              <w:rPr>
+                <w:rFonts w:hint="eastAsia" w:ascii="Times New Roman" w:hAnsi="Times New Roman" w:eastAsia="FangSong" w:cs="Times New Roman"/>
+              </w:rPr>
+              <w:t xml:space="preserve">苯胺合成</w:t>
+            </w:r>
+          </w:p>
+        </w:tc>
+        <w:tc>
+          <w:tcPr/>
+          <w:p>
+            <w:pPr>
+              <w:pStyle w:val="Compact"/>
+              <w:jc w:val="center"/>
+            </w:pPr>
+            <w:r>
+              <w:rPr>
+                <w:rFonts w:hint="eastAsia" w:ascii="Times New Roman" w:hAnsi="Times New Roman" w:eastAsia="FangSong" w:cs="Times New Roman"/>
+              </w:rPr>
+              <w:t xml:space="preserve">对氨基苯甲醚原料</w:t>
+            </w:r>
+          </w:p>
+        </w:tc>
+      </w:tr>
+      <w:tr>
+        <w:tc>
+          <w:tcPr/>
+          <w:p>
+            <w:pPr>
+              <w:pStyle w:val="Compact"/>
+              <w:jc w:val="center"/>
+            </w:pPr>
+            <w:r>
+              <w:rPr>
+                <w:rFonts w:hint="eastAsia" w:ascii="Times New Roman" w:hAnsi="Times New Roman" w:eastAsia="FangSong" w:cs="Times New Roman"/>
+              </w:rPr>
+              <w:t xml:space="preserve">杂环化合物</w:t>
+            </w:r>
+          </w:p>
+        </w:tc>
+        <w:tc>
+          <w:tcPr/>
+          <w:p>
+            <w:pPr>
+              <w:pStyle w:val="Compact"/>
+              <w:jc w:val="center"/>
+            </w:pPr>
+            <w:r>
+              <w:rPr>
+                <w:rFonts w:hint="eastAsia" w:ascii="Times New Roman" w:hAnsi="Times New Roman" w:eastAsia="FangSong" w:cs="Times New Roman"/>
+              </w:rPr>
+              <w:t>吲哚环</w:t>
+            </w:r>
+            <w:r>
+              <w:rPr>
+                <w:rFonts w:hint="eastAsia" w:ascii="Times New Roman" w:hAnsi="Times New Roman" w:eastAsia="Times New Roman" w:cs="Times New Roman"/>
+              </w:rPr>
+              <w:t>/</w:t>
+            </w:r>
+            <w:r>
+              <w:rPr>
+                <w:rFonts w:hint="eastAsia" w:ascii="Times New Roman" w:hAnsi="Times New Roman" w:eastAsia="FangSong" w:cs="Times New Roman"/>
+              </w:rPr>
+              <w:t>褪黑素</w:t>
+            </w:r>
+          </w:p>
+        </w:tc>
+      </w:tr>
+    </w:tbl>
+    <w:p>
+      <w:pPr>
+        <w:spacing w:before="160" w:after="80"/>
+      </w:pPr>
+      <w:r>
+        <w:pict>
+          <v:rect style="width:0;height:1.5pt" o:hralign="center" o:hrstd="t" o:hr="t"/>
+        </w:pict>
+      </w:r>
+    </w:p>
+    <w:bookmarkEnd w:id="155"/>
+    <w:bookmarkStart w:id="184" w:name="有机合成与机理第35届初赛"/>
+    <w:p>
+      <w:pPr>
+        <w:pStyle w:val="Heading2"/>
+        <w:spacing w:before="280" w:after="120"/>
+      </w:pPr>
+      <w:r>
+        <w:rPr>
+          <w:rFonts w:ascii="Times New Roman" w:hAnsi="Times New Roman" w:eastAsia="Times New Roman" w:cs="Times New Roman"/>
+        </w:rPr>
+        <w:t xml:space="preserve">10.15 </w:t>
+      </w:r>
+      <w:r>
+        <w:rPr>
+          <w:rFonts w:hint="eastAsia" w:ascii="Times New Roman" w:hAnsi="Times New Roman" w:eastAsia="SimHei" w:cs="Times New Roman"/>
+        </w:rPr>
+        <w:t>有机合成与机理</w:t>
+      </w:r>
+      <w:r>
+        <w:rPr>
+          <w:rFonts w:hint="eastAsia" w:ascii="Times New Roman" w:hAnsi="Times New Roman" w:eastAsia="Times New Roman" w:cs="Times New Roman"/>
+        </w:rPr>
+        <w:t>（</w:t>
+      </w:r>
+      <w:r>
+        <w:rPr>
+          <w:rFonts w:hint="eastAsia" w:ascii="Times New Roman" w:hAnsi="Times New Roman" w:eastAsia="SimHei" w:cs="Times New Roman"/>
+        </w:rPr>
+        <w:t>第</w:t>
+      </w:r>
+      <w:r>
+        <w:rPr>
+          <w:rFonts w:hint="eastAsia" w:ascii="Times New Roman" w:hAnsi="Times New Roman" w:eastAsia="Times New Roman" w:cs="Times New Roman"/>
+        </w:rPr>
+        <w:t>35</w:t>
+      </w:r>
+      <w:r>
+        <w:rPr>
+          <w:rFonts w:hint="eastAsia" w:ascii="Times New Roman" w:hAnsi="Times New Roman" w:eastAsia="SimHei" w:cs="Times New Roman"/>
+        </w:rPr>
+        <w:t>届初赛</w:t>
+      </w:r>
+      <w:r>
+        <w:rPr>
+          <w:rFonts w:hint="eastAsia" w:ascii="Times New Roman" w:hAnsi="Times New Roman" w:eastAsia="Times New Roman" w:cs="Times New Roman"/>
+        </w:rPr>
+        <w:t>）</w:t>
+      </w:r>
+    </w:p>
+    <w:p>
+      <w:pPr>
+        <w:pStyle w:val="FirstParagraph"/>
+      </w:pPr>
+      <w:r>
+        <w:rPr>
+          <w:rFonts w:ascii="Times New Roman" w:hAnsi="Times New Roman" w:eastAsia="Times New Roman" w:cs="Times New Roman"/>
+          <w:b/>
+          <w:bCs/>
+        </w:rPr>
+        <w:t xml:space="preserve">10-1</w:t>
+      </w:r>
+      <w:r>
+        <w:rPr>
+          <w:rFonts w:ascii="Times New Roman" w:hAnsi="Times New Roman" w:eastAsia="Times New Roman" w:cs="Times New Roman"/>
+        </w:rPr>
+        <w:t xml:space="preserve"> </w:t>
+      </w:r>
+      <w:r>
+        <w:rPr>
+          <w:rFonts w:hint="eastAsia" w:ascii="Times New Roman" w:hAnsi="Times New Roman" w:eastAsia="FangSong" w:cs="Times New Roman"/>
+        </w:rPr>
+        <w:t xml:space="preserve">画出酰胺</w:t>
+      </w:r>
+      <w:r>
+        <w:rPr>
+          <w:rFonts w:ascii="Times New Roman" w:hAnsi="Times New Roman" w:eastAsia="Times New Roman" w:cs="Times New Roman"/>
+        </w:rPr>
+        <w:t xml:space="preserve"> A </w:t>
+      </w:r>
+      <w:r>
+        <w:rPr>
+          <w:rFonts w:hint="eastAsia" w:ascii="Times New Roman" w:hAnsi="Times New Roman" w:eastAsia="FangSong" w:cs="Times New Roman"/>
+        </w:rPr>
+        <w:t>的共振式</w:t>
+      </w:r>
+      <w:r>
+        <w:rPr>
+          <w:rFonts w:hint="eastAsia" w:ascii="Times New Roman" w:hAnsi="Times New Roman" w:eastAsia="Times New Roman" w:cs="Times New Roman"/>
+        </w:rPr>
+        <w:t>。</w:t>
+      </w:r>
+    </w:p>
+    <w:p>
+      <w:pPr>
+        <w:pStyle w:val="BodyText"/>
+        <w:spacing w:before="160" w:after="80"/>
+        <w:jc w:val="center"/>
+      </w:pPr>
+      <w:r>
+        <w:rPr>
+          <w:rFonts w:ascii="Times New Roman" w:hAnsi="Times New Roman" w:eastAsia="Times New Roman" w:cs="Times New Roman"/>
+        </w:rPr>
+        <w:drawing>
+          <wp:inline>
+            <wp:extent cx="1625600" cy="1587500"/>
+            <wp:effectExtent b="0" l="0" r="0" t="0"/>
+            <wp:docPr descr="" title="" id="157" name="Picture"/>
+            <a:graphic>
+              <a:graphicData uri="http://schemas.openxmlformats.org/drawingml/2006/picture">
+                <pic:pic>
+                  <pic:nvPicPr>
+                    <pic:cNvPr descr="15158d8abc69b1f8a0127c1ef9f5dfb10dd5382e7847974ac3d0054d968df841.jpg" id="158" name="Picture"/>
+                    <pic:cNvPicPr>
+                      <a:picLocks noChangeArrowheads="1" noChangeAspect="1"/>
+                    </pic:cNvPicPr>
+                  </pic:nvPicPr>
+                  <pic:blipFill>
+                    <a:blip r:embed="rId156"/>
                     <a:stretch>
                       <a:fillRect/>
                     </a:stretch>
@@ -20685,18 +24269,18 @@
           <wp:inline>
             <wp:extent cx="2743200" cy="1524000"/>
             <wp:effectExtent b="0" l="0" r="0" t="0"/>
-            <wp:docPr descr="" title="" id="125" name="Picture"/>
+            <wp:docPr descr="" title="" id="160" name="Picture"/>
             <a:graphic>
               <a:graphicData uri="http://schemas.openxmlformats.org/drawingml/2006/picture">
                 <pic:pic>
                   <pic:nvPicPr>
-                    <pic:cNvPr descr="fac9394e59d0eb13a9f8a6596532895b17de29e07eb7a81caabccd8965f36417.jpg" id="126" name="Picture"/>
+                    <pic:cNvPr descr="fac9394e59d0eb13a9f8a6596532895b17de29e07eb7a81caabccd8965f36417.jpg" id="161" name="Picture"/>
                     <pic:cNvPicPr>
                       <a:picLocks noChangeArrowheads="1" noChangeAspect="1"/>
                     </pic:cNvPicPr>
                   </pic:nvPicPr>
                   <pic:blipFill>
-                    <a:blip r:embed="rId124"/>
+                    <a:blip r:embed="rId159"/>
                     <a:stretch>
                       <a:fillRect/>
                     </a:stretch>
@@ -20737,18 +24321,18 @@
           <wp:inline>
             <wp:extent cx="1727200" cy="1524000"/>
             <wp:effectExtent b="0" l="0" r="0" t="0"/>
-            <wp:docPr descr="" title="" id="128" name="Picture"/>
+            <wp:docPr descr="" title="" id="163" name="Picture"/>
             <a:graphic>
               <a:graphicData uri="http://schemas.openxmlformats.org/drawingml/2006/picture">
                 <pic:pic>
                   <pic:nvPicPr>
-                    <pic:cNvPr descr="dccb82d937f7e363d1f1213d579d4863438b98edb1807dc7464c5b3a91ba7d69.jpg" id="129" name="Picture"/>
+                    <pic:cNvPr descr="dccb82d937f7e363d1f1213d579d4863438b98edb1807dc7464c5b3a91ba7d69.jpg" id="164" name="Picture"/>
                     <pic:cNvPicPr>
                       <a:picLocks noChangeArrowheads="1" noChangeAspect="1"/>
                     </pic:cNvPicPr>
                   </pic:nvPicPr>
                   <pic:blipFill>
-                    <a:blip r:embed="rId127"/>
+                    <a:blip r:embed="rId162"/>
                     <a:stretch>
                       <a:fillRect/>
                     </a:stretch>
@@ -21171,18 +24755,18 @@
           <wp:inline>
             <wp:extent cx="3600000" cy="570456"/>
             <wp:effectExtent b="0" l="0" r="0" t="0"/>
-            <wp:docPr descr="" title="" id="131" name="Picture"/>
+            <wp:docPr descr="" title="" id="166" name="Picture"/>
             <a:graphic>
               <a:graphicData uri="http://schemas.openxmlformats.org/drawingml/2006/picture">
                 <pic:pic>
                   <pic:nvPicPr>
-                    <pic:cNvPr descr="67b08cc52ed0e2c8583df64f64ffd900f6b8d75dfa5c608fcdc968316f9dc5d5.jpg" id="132" name="Picture"/>
+                    <pic:cNvPr descr="67b08cc52ed0e2c8583df64f64ffd900f6b8d75dfa5c608fcdc968316f9dc5d5.jpg" id="167" name="Picture"/>
                     <pic:cNvPicPr>
                       <a:picLocks noChangeArrowheads="1" noChangeAspect="1"/>
                     </pic:cNvPicPr>
                   </pic:nvPicPr>
                   <pic:blipFill>
-                    <a:blip r:embed="rId130"/>
+                    <a:blip r:embed="rId165"/>
                     <a:stretch>
                       <a:fillRect/>
                     </a:stretch>
@@ -21887,18 +25471,18 @@
           <wp:inline>
             <wp:extent cx="2146300" cy="2616200"/>
             <wp:effectExtent b="0" l="0" r="0" t="0"/>
-            <wp:docPr descr="" title="" id="134" name="Picture"/>
+            <wp:docPr descr="" title="" id="169" name="Picture"/>
             <a:graphic>
               <a:graphicData uri="http://schemas.openxmlformats.org/drawingml/2006/picture">
                 <pic:pic>
                   <pic:nvPicPr>
-                    <pic:cNvPr descr="8d0cd06f5052f583eda49bbfaa3691f948d163cacfff9c6765a162c387561221.jpg" id="135" name="Picture"/>
+                    <pic:cNvPr descr="8d0cd06f5052f583eda49bbfaa3691f948d163cacfff9c6765a162c387561221.jpg" id="170" name="Picture"/>
                     <pic:cNvPicPr>
                       <a:picLocks noChangeArrowheads="1" noChangeAspect="1"/>
                     </pic:cNvPicPr>
                   </pic:nvPicPr>
                   <pic:blipFill>
-                    <a:blip r:embed="rId133"/>
+                    <a:blip r:embed="rId168"/>
                     <a:stretch>
                       <a:fillRect/>
                     </a:stretch>
@@ -21951,18 +25535,18 @@
           <wp:inline>
             <wp:extent cx="3594100" cy="1968500"/>
             <wp:effectExtent b="0" l="0" r="0" t="0"/>
-            <wp:docPr descr="" title="" id="137" name="Picture"/>
+            <wp:docPr descr="" title="" id="172" name="Picture"/>
             <a:graphic>
               <a:graphicData uri="http://schemas.openxmlformats.org/drawingml/2006/picture">
                 <pic:pic>
                   <pic:nvPicPr>
-                    <pic:cNvPr descr="6021dc5ce22613d47c2a0abf558fa0117f010eaa13ac9f49606af9ffe8af0f02.jpg" id="138" name="Picture"/>
+                    <pic:cNvPr descr="6021dc5ce22613d47c2a0abf558fa0117f010eaa13ac9f49606af9ffe8af0f02.jpg" id="173" name="Picture"/>
                     <pic:cNvPicPr>
                       <a:picLocks noChangeArrowheads="1" noChangeAspect="1"/>
                     </pic:cNvPicPr>
                   </pic:nvPicPr>
                   <pic:blipFill>
-                    <a:blip r:embed="rId136"/>
+                    <a:blip r:embed="rId171"/>
                     <a:stretch>
                       <a:fillRect/>
                     </a:stretch>
@@ -22015,18 +25599,18 @@
           <wp:inline>
             <wp:extent cx="3600000" cy="1815835"/>
             <wp:effectExtent b="0" l="0" r="0" t="0"/>
-            <wp:docPr descr="" title="" id="140" name="Picture"/>
+            <wp:docPr descr="" title="" id="175" name="Picture"/>
             <a:graphic>
               <a:graphicData uri="http://schemas.openxmlformats.org/drawingml/2006/picture">
                 <pic:pic>
                   <pic:nvPicPr>
-                    <pic:cNvPr descr="8795674213c15fc3a037fa4078d0c29ff9455373239c327fa23bba2935e2269c.jpg" id="141" name="Picture"/>
+                    <pic:cNvPr descr="8795674213c15fc3a037fa4078d0c29ff9455373239c327fa23bba2935e2269c.jpg" id="176" name="Picture"/>
                     <pic:cNvPicPr>
                       <a:picLocks noChangeArrowheads="1" noChangeAspect="1"/>
                     </pic:cNvPicPr>
                   </pic:nvPicPr>
                   <pic:blipFill>
-                    <a:blip r:embed="rId139"/>
+                    <a:blip r:embed="rId174"/>
                     <a:stretch>
                       <a:fillRect/>
                     </a:stretch>
@@ -22122,18 +25706,18 @@
           <wp:inline>
             <wp:extent cx="3600000" cy="489680"/>
             <wp:effectExtent b="0" l="0" r="0" t="0"/>
-            <wp:docPr descr="" title="" id="143" name="Picture"/>
+            <wp:docPr descr="" title="" id="178" name="Picture"/>
             <a:graphic>
               <a:graphicData uri="http://schemas.openxmlformats.org/drawingml/2006/picture">
                 <pic:pic>
                   <pic:nvPicPr>
-                    <pic:cNvPr descr="fee6b6a4f9c6741194d172504b7230c270b297a8643c4b5c2bd1e8251d701834.jpg" id="144" name="Picture"/>
+                    <pic:cNvPr descr="fee6b6a4f9c6741194d172504b7230c270b297a8643c4b5c2bd1e8251d701834.jpg" id="179" name="Picture"/>
                     <pic:cNvPicPr>
                       <a:picLocks noChangeArrowheads="1" noChangeAspect="1"/>
                     </pic:cNvPicPr>
                   </pic:nvPicPr>
                   <pic:blipFill>
-                    <a:blip r:embed="rId142"/>
+                    <a:blip r:embed="rId177"/>
                     <a:stretch>
                       <a:fillRect/>
                     </a:stretch>
@@ -22196,7 +25780,7 @@
         <w:t xml:space="preserve">：</w:t>
       </w:r>
     </w:p>
-    <w:bookmarkStart w:id="145" w:name="酰胺的共振式"/>
+    <w:bookmarkStart w:id="180" w:name="酰胺的共振式"/>
     <w:p>
       <w:pPr>
         <w:pStyle w:val="Heading3"/>
@@ -22876,8 +26460,8 @@
         <w:t>）</w:t>
       </w:r>
     </w:p>
-    <w:bookmarkEnd w:id="145"/>
-    <w:bookmarkStart w:id="146" w:name="端基效应anomeric-effect"/>
+    <w:bookmarkEnd w:id="180"/>
+    <w:bookmarkStart w:id="181" w:name="端基效应anomeric-effect"/>
     <w:p>
       <w:pPr>
         <w:pStyle w:val="Heading3"/>
@@ -23569,8 +27153,8 @@
         <w:t>。</w:t>
       </w:r>
     </w:p>
-    <w:bookmarkEnd w:id="146"/>
-    <w:bookmarkStart w:id="147" w:name="分子编辑氮原子删除"/>
+    <w:bookmarkEnd w:id="181"/>
+    <w:bookmarkStart w:id="182" w:name="分子编辑氮原子删除"/>
     <w:p>
       <w:pPr>
         <w:pStyle w:val="Heading3"/>
@@ -24427,8 +28011,8 @@
         <w:t>。</w:t>
       </w:r>
     </w:p>
-    <w:bookmarkEnd w:id="147"/>
-    <w:bookmarkStart w:id="148" w:name="dyotropic-重排"/>
+    <w:bookmarkEnd w:id="182"/>
+    <w:bookmarkStart w:id="183" w:name="dyotropic-重排"/>
     <w:p>
       <w:pPr>
         <w:pStyle w:val="Heading3"/>
@@ -25525,9 +29109,9 @@
         </w:pict>
       </w:r>
     </w:p>
-    <w:bookmarkEnd w:id="148"/>
-    <w:bookmarkEnd w:id="149"/>
-    <w:bookmarkStart w:id="174" w:name="氧化反应选择性第37届初赛"/>
+    <w:bookmarkEnd w:id="183"/>
+    <w:bookmarkEnd w:id="184"/>
+    <w:bookmarkStart w:id="209" w:name="氧化反应选择性第37届初赛"/>
     <w:p>
       <w:pPr>
         <w:pStyle w:val="Heading2"/>
@@ -25537,7 +29121,7 @@
         <w:rPr>
           <w:rFonts w:ascii="Times New Roman" w:hAnsi="Times New Roman" w:eastAsia="Times New Roman" w:cs="Times New Roman"/>
         </w:rPr>
-        <w:t xml:space="preserve">10.14 </w:t>
+        <w:t xml:space="preserve">10.16 </w:t>
       </w:r>
       <w:r>
         <w:rPr>
@@ -25631,18 +29215,18 @@
           <wp:inline>
             <wp:extent cx="3600000" cy="2082743"/>
             <wp:effectExtent b="0" l="0" r="0" t="0"/>
-            <wp:docPr descr="" title="" id="151" name="Picture"/>
+            <wp:docPr descr="" title="" id="186" name="Picture"/>
             <a:graphic>
               <a:graphicData uri="http://schemas.openxmlformats.org/drawingml/2006/picture">
                 <pic:pic>
                   <pic:nvPicPr>
-                    <pic:cNvPr descr="4034dd8322aa7eb20fe8d9fa718ec2d6d30e533cdab63b2baafb38738c63f2c2.jpg" id="152" name="Picture"/>
+                    <pic:cNvPr descr="4034dd8322aa7eb20fe8d9fa718ec2d6d30e533cdab63b2baafb38738c63f2c2.jpg" id="187" name="Picture"/>
                     <pic:cNvPicPr>
                       <a:picLocks noChangeArrowheads="1" noChangeAspect="1"/>
                     </pic:cNvPicPr>
                   </pic:nvPicPr>
                   <pic:blipFill>
-                    <a:blip r:embed="rId150"/>
+                    <a:blip r:embed="rId185"/>
                     <a:stretch>
                       <a:fillRect/>
                     </a:stretch>
@@ -26474,18 +30058,18 @@
           <wp:inline>
             <wp:extent cx="3600000" cy="923529"/>
             <wp:effectExtent b="0" l="0" r="0" t="0"/>
-            <wp:docPr descr="" title="" id="154" name="Picture"/>
+            <wp:docPr descr="" title="" id="189" name="Picture"/>
             <a:graphic>
               <a:graphicData uri="http://schemas.openxmlformats.org/drawingml/2006/picture">
                 <pic:pic>
                   <pic:nvPicPr>
-                    <pic:cNvPr descr="6b355ffef7609b4b71e79326afc5c3da674344d095ec013e853b93cafa4613d8.jpg" id="155" name="Picture"/>
+                    <pic:cNvPr descr="6b355ffef7609b4b71e79326afc5c3da674344d095ec013e853b93cafa4613d8.jpg" id="190" name="Picture"/>
                     <pic:cNvPicPr>
                       <a:picLocks noChangeArrowheads="1" noChangeAspect="1"/>
                     </pic:cNvPicPr>
                   </pic:nvPicPr>
                   <pic:blipFill>
-                    <a:blip r:embed="rId153"/>
+                    <a:blip r:embed="rId188"/>
                     <a:stretch>
                       <a:fillRect/>
                     </a:stretch>
@@ -26658,18 +30242,18 @@
           <wp:inline>
             <wp:extent cx="3600000" cy="694736"/>
             <wp:effectExtent b="0" l="0" r="0" t="0"/>
-            <wp:docPr descr="" title="" id="157" name="Picture"/>
+            <wp:docPr descr="" title="" id="192" name="Picture"/>
             <a:graphic>
               <a:graphicData uri="http://schemas.openxmlformats.org/drawingml/2006/picture">
                 <pic:pic>
                   <pic:nvPicPr>
-                    <pic:cNvPr descr="1efc3a177d4dacba88d87a174ae91d9152de62542ed947e7030a4b2c4e627ceb.jpg" id="158" name="Picture"/>
+                    <pic:cNvPr descr="1efc3a177d4dacba88d87a174ae91d9152de62542ed947e7030a4b2c4e627ceb.jpg" id="193" name="Picture"/>
                     <pic:cNvPicPr>
                       <a:picLocks noChangeArrowheads="1" noChangeAspect="1"/>
                     </pic:cNvPicPr>
                   </pic:nvPicPr>
                   <pic:blipFill>
-                    <a:blip r:embed="rId156"/>
+                    <a:blip r:embed="rId191"/>
                     <a:stretch>
                       <a:fillRect/>
                     </a:stretch>
@@ -27746,7 +31330,7 @@
         <w:pStyle w:val="Compact"/>
         <w:numPr>
           <w:ilvl w:val="0"/>
-          <w:numId w:val="1014"/>
+          <w:numId w:val="1017"/>
         </w:numPr>
       </w:pPr>
       <w:r>
@@ -27809,7 +31393,7 @@
         <w:pStyle w:val="Compact"/>
         <w:numPr>
           <w:ilvl w:val="0"/>
-          <w:numId w:val="1014"/>
+          <w:numId w:val="1017"/>
         </w:numPr>
       </w:pPr>
       <w:r>
@@ -27842,7 +31426,7 @@
         <w:pStyle w:val="Compact"/>
         <w:numPr>
           <w:ilvl w:val="0"/>
-          <w:numId w:val="1014"/>
+          <w:numId w:val="1017"/>
         </w:numPr>
       </w:pPr>
       <w:r>
@@ -27884,18 +31468,18 @@
           <wp:inline>
             <wp:extent cx="3600000" cy="944325"/>
             <wp:effectExtent b="0" l="0" r="0" t="0"/>
-            <wp:docPr descr="" title="" id="160" name="Picture"/>
+            <wp:docPr descr="" title="" id="195" name="Picture"/>
             <a:graphic>
               <a:graphicData uri="http://schemas.openxmlformats.org/drawingml/2006/picture">
                 <pic:pic>
                   <pic:nvPicPr>
-                    <pic:cNvPr descr="2ee1ccc0daaacf422769acad0af3e780359f64a98ebece9a6ce53010d99c06dc.jpg" id="161" name="Picture"/>
+                    <pic:cNvPr descr="2ee1ccc0daaacf422769acad0af3e780359f64a98ebece9a6ce53010d99c06dc.jpg" id="196" name="Picture"/>
                     <pic:cNvPicPr>
                       <a:picLocks noChangeArrowheads="1" noChangeAspect="1"/>
                     </pic:cNvPicPr>
                   </pic:nvPicPr>
                   <pic:blipFill>
-                    <a:blip r:embed="rId159"/>
+                    <a:blip r:embed="rId194"/>
                     <a:stretch>
                       <a:fillRect/>
                     </a:stretch>
@@ -27936,18 +31520,18 @@
           <wp:inline>
             <wp:extent cx="2692400" cy="2552700"/>
             <wp:effectExtent b="0" l="0" r="0" t="0"/>
-            <wp:docPr descr="" title="" id="163" name="Picture"/>
+            <wp:docPr descr="" title="" id="198" name="Picture"/>
             <a:graphic>
               <a:graphicData uri="http://schemas.openxmlformats.org/drawingml/2006/picture">
                 <pic:pic>
                   <pic:nvPicPr>
-                    <pic:cNvPr descr="c8145c78297bc26a335f24c79843690f8a43149882e686f70455c8db638ce094.jpg" id="164" name="Picture"/>
+                    <pic:cNvPr descr="c8145c78297bc26a335f24c79843690f8a43149882e686f70455c8db638ce094.jpg" id="199" name="Picture"/>
                     <pic:cNvPicPr>
                       <a:picLocks noChangeArrowheads="1" noChangeAspect="1"/>
                     </pic:cNvPicPr>
                   </pic:nvPicPr>
                   <pic:blipFill>
-                    <a:blip r:embed="rId162"/>
+                    <a:blip r:embed="rId197"/>
                     <a:stretch>
                       <a:fillRect/>
                     </a:stretch>
@@ -27979,7 +31563,7 @@
         <w:pStyle w:val="Compact"/>
         <w:numPr>
           <w:ilvl w:val="0"/>
-          <w:numId w:val="1015"/>
+          <w:numId w:val="1018"/>
         </w:numPr>
       </w:pPr>
       <w:r>
@@ -28611,18 +32195,18 @@
           <wp:inline>
             <wp:extent cx="3600000" cy="2002742"/>
             <wp:effectExtent b="0" l="0" r="0" t="0"/>
-            <wp:docPr descr="" title="" id="166" name="Picture"/>
+            <wp:docPr descr="" title="" id="201" name="Picture"/>
             <a:graphic>
               <a:graphicData uri="http://schemas.openxmlformats.org/drawingml/2006/picture">
                 <pic:pic>
                   <pic:nvPicPr>
-                    <pic:cNvPr descr="7f077e185881f76b3390448710fee0a81ac12162e6d76668072f689dd8290354.jpg" id="167" name="Picture"/>
+                    <pic:cNvPr descr="7f077e185881f76b3390448710fee0a81ac12162e6d76668072f689dd8290354.jpg" id="202" name="Picture"/>
                     <pic:cNvPicPr>
                       <a:picLocks noChangeArrowheads="1" noChangeAspect="1"/>
                     </pic:cNvPicPr>
                   </pic:nvPicPr>
                   <pic:blipFill>
-                    <a:blip r:embed="rId165"/>
+                    <a:blip r:embed="rId200"/>
                     <a:stretch>
                       <a:fillRect/>
                     </a:stretch>
@@ -28853,18 +32437,18 @@
           <wp:inline>
             <wp:extent cx="2159000" cy="3505200"/>
             <wp:effectExtent b="0" l="0" r="0" t="0"/>
-            <wp:docPr descr="" title="" id="169" name="Picture"/>
+            <wp:docPr descr="" title="" id="204" name="Picture"/>
             <a:graphic>
               <a:graphicData uri="http://schemas.openxmlformats.org/drawingml/2006/picture">
                 <pic:pic>
                   <pic:nvPicPr>
-                    <pic:cNvPr descr="b142a024c5cdd03e0a50ad75488f978495e8f6345db445b7c525f459757fa9d1.jpg" id="170" name="Picture"/>
+                    <pic:cNvPr descr="b142a024c5cdd03e0a50ad75488f978495e8f6345db445b7c525f459757fa9d1.jpg" id="205" name="Picture"/>
                     <pic:cNvPicPr>
                       <a:picLocks noChangeArrowheads="1" noChangeAspect="1"/>
                     </pic:cNvPicPr>
                   </pic:nvPicPr>
                   <pic:blipFill>
-                    <a:blip r:embed="rId168"/>
+                    <a:blip r:embed="rId203"/>
                     <a:stretch>
                       <a:fillRect/>
                     </a:stretch>
@@ -29225,7 +32809,7 @@
         <w:pStyle w:val="Compact"/>
         <w:numPr>
           <w:ilvl w:val="0"/>
-          <w:numId w:val="1016"/>
+          <w:numId w:val="1019"/>
         </w:numPr>
       </w:pPr>
       <w:r>
@@ -29270,7 +32854,7 @@
         <w:pStyle w:val="Compact"/>
         <w:numPr>
           <w:ilvl w:val="0"/>
-          <w:numId w:val="1016"/>
+          <w:numId w:val="1019"/>
         </w:numPr>
       </w:pPr>
       <w:r>
@@ -29315,7 +32899,7 @@
         <w:pStyle w:val="Compact"/>
         <w:numPr>
           <w:ilvl w:val="0"/>
-          <w:numId w:val="1016"/>
+          <w:numId w:val="1019"/>
         </w:numPr>
       </w:pPr>
       <w:r>
@@ -29399,18 +32983,18 @@
           <wp:inline>
             <wp:extent cx="3600000" cy="2632330"/>
             <wp:effectExtent b="0" l="0" r="0" t="0"/>
-            <wp:docPr descr="" title="" id="172" name="Picture"/>
+            <wp:docPr descr="" title="" id="207" name="Picture"/>
             <a:graphic>
               <a:graphicData uri="http://schemas.openxmlformats.org/drawingml/2006/picture">
                 <pic:pic>
                   <pic:nvPicPr>
-                    <pic:cNvPr descr="61b000c3bc7024fe878ffdbb3bd03732a262146a7d1ea836435e287370d51607.jpg" id="173" name="Picture"/>
+                    <pic:cNvPr descr="61b000c3bc7024fe878ffdbb3bd03732a262146a7d1ea836435e287370d51607.jpg" id="208" name="Picture"/>
                     <pic:cNvPicPr>
                       <a:picLocks noChangeArrowheads="1" noChangeAspect="1"/>
                     </pic:cNvPicPr>
                   </pic:nvPicPr>
                   <pic:blipFill>
-                    <a:blip r:embed="rId171"/>
+                    <a:blip r:embed="rId206"/>
                     <a:stretch>
                       <a:fillRect/>
                     </a:stretch>
@@ -30853,8 +34437,8 @@
         </w:pict>
       </w:r>
     </w:p>
-    <w:bookmarkEnd w:id="174"/>
-    <w:bookmarkEnd w:id="175"/>
+    <w:bookmarkEnd w:id="209"/>
+    <w:bookmarkEnd w:id="210"/>
     <w:sectPr>
       <w:footerReference w:type="default" r:id="rId10"/>
       <w:footnotePr>
@@ -31844,6 +35428,15 @@
     </w:lvlOverride>
   </w:num>
   <w:num w:numId="1014">
+    <w:abstractNumId w:val="991"/>
+  </w:num>
+  <w:num w:numId="1015">
+    <w:abstractNumId w:val="991"/>
+  </w:num>
+  <w:num w:numId="1016">
+    <w:abstractNumId w:val="991"/>
+  </w:num>
+  <w:num w:numId="1017">
     <w:abstractNumId w:val="99411"/>
     <w:lvlOverride w:ilvl="0">
       <w:startOverride w:val="1"/>
@@ -31873,7 +35466,7 @@
       <w:startOverride w:val="1"/>
     </w:lvlOverride>
   </w:num>
-  <w:num w:numId="1015">
+  <w:num w:numId="1018">
     <w:abstractNumId w:val="99414"/>
     <w:lvlOverride w:ilvl="0">
       <w:startOverride w:val="4"/>
@@ -31903,7 +35496,7 @@
       <w:startOverride w:val="4"/>
     </w:lvlOverride>
   </w:num>
-  <w:num w:numId="1016">
+  <w:num w:numId="1019">
     <w:abstractNumId w:val="99411"/>
     <w:lvlOverride w:ilvl="0">
       <w:startOverride w:val="1"/>

--- a/00-首页/题组Word/习题书/教师版/第三篇-有机化学/10-有机合成设计.docx
+++ b/00-首页/题组Word/习题书/教师版/第三篇-有机化学/10-有机合成设计.docx
@@ -3,239 +3,6 @@
 <w:document xmlns:w="http://schemas.openxmlformats.org/wordprocessingml/2006/main" xmlns:m="http://schemas.openxmlformats.org/officeDocument/2006/math" xmlns:r="http://schemas.openxmlformats.org/officeDocument/2006/relationships" xmlns:o="urn:schemas-microsoft-com:office:office" xmlns:v="urn:schemas-microsoft-com:vml" xmlns:w10="urn:schemas-microsoft-com:office:word" xmlns:a="http://schemas.openxmlformats.org/drawingml/2006/main" xmlns:pic="http://schemas.openxmlformats.org/drawingml/2006/picture" xmlns:wp="http://schemas.openxmlformats.org/drawingml/2006/wordprocessingDrawing">
   <w:body>
     <w:bookmarkStart w:id="210" w:name="第-10-章-有机合成设计"/>
-    <w:p>
-      <w:pPr>
-        <w:spacing w:after="1800" w:before="1200" w:line="276" w:lineRule="auto"/>
-        <w:jc w:val="center"/>
-      </w:pPr>
-    </w:p>
-    <w:p>
-      <w:pPr>
-        <w:spacing w:after="320" w:before="0" w:line="276" w:lineRule="auto"/>
-        <w:jc w:val="center"/>
-      </w:pPr>
-      <w:r>
-        <w:rPr>
-          <w:rFonts w:ascii="Times New Roman" w:hAnsi="Times New Roman" w:eastAsia="SimHei" w:cs="Times New Roman"/>
-          <w:b/>
-          <w:color w:val="17324D"/>
-          <w:sz w:val="64"/>
-        </w:rPr>
-        <w:t>化学竞赛习题册</w:t>
-      </w:r>
-    </w:p>
-    <w:p>
-      <w:pPr>
-        <w:spacing w:after="120" w:before="0" w:line="276" w:lineRule="auto"/>
-        <w:jc w:val="center"/>
-      </w:pPr>
-      <w:r>
-        <w:rPr>
-          <w:rFonts w:ascii="Times New Roman" w:hAnsi="Times New Roman" w:eastAsia="SimHei" w:cs="Times New Roman"/>
-          <w:b w:val="0"/>
-          <w:color w:val="5B6975"/>
-          <w:sz w:val="32"/>
-        </w:rPr>
-        <w:t>第三篇</w:t>
-      </w:r>
-      <w:r>
-        <w:rPr>
-          <w:rFonts w:ascii="Times New Roman" w:hAnsi="Times New Roman" w:eastAsia="Times New Roman" w:cs="Times New Roman"/>
-          <w:b w:val="0"/>
-          <w:color w:val="5B6975"/>
-          <w:sz w:val="32"/>
-        </w:rPr>
-        <w:t xml:space="preserve"> </w:t>
-      </w:r>
-      <w:r>
-        <w:rPr>
-          <w:rFonts w:ascii="Times New Roman" w:hAnsi="Times New Roman" w:eastAsia="SimHei" w:cs="Times New Roman"/>
-          <w:b w:val="0"/>
-          <w:color w:val="5B6975"/>
-          <w:sz w:val="32"/>
-        </w:rPr>
-        <w:t>有机化学</w:t>
-      </w:r>
-    </w:p>
-    <w:p>
-      <w:pPr>
-        <w:spacing w:after="600" w:before="0" w:line="276" w:lineRule="auto"/>
-        <w:jc w:val="center"/>
-      </w:pPr>
-      <w:r>
-        <w:rPr>
-          <w:rFonts w:ascii="Times New Roman" w:hAnsi="Times New Roman" w:eastAsia="SimHei" w:cs="Times New Roman"/>
-          <w:b/>
-          <w:color w:val="17324D"/>
-          <w:sz w:val="44"/>
-        </w:rPr>
-        <w:t>第</w:t>
-      </w:r>
-      <w:r>
-        <w:rPr>
-          <w:rFonts w:ascii="Times New Roman" w:hAnsi="Times New Roman" w:eastAsia="Times New Roman" w:cs="Times New Roman"/>
-          <w:b/>
-          <w:color w:val="17324D"/>
-          <w:sz w:val="44"/>
-        </w:rPr>
-        <w:t xml:space="preserve"> 10 </w:t>
-      </w:r>
-      <w:r>
-        <w:rPr>
-          <w:rFonts w:ascii="Times New Roman" w:hAnsi="Times New Roman" w:eastAsia="SimHei" w:cs="Times New Roman"/>
-          <w:b/>
-          <w:color w:val="17324D"/>
-          <w:sz w:val="44"/>
-        </w:rPr>
-        <w:t>章</w:t>
-      </w:r>
-      <w:r>
-        <w:rPr>
-          <w:rFonts w:ascii="Times New Roman" w:hAnsi="Times New Roman" w:eastAsia="Times New Roman" w:cs="Times New Roman"/>
-          <w:b/>
-          <w:color w:val="17324D"/>
-          <w:sz w:val="44"/>
-        </w:rPr>
-        <w:t xml:space="preserve"> </w:t>
-      </w:r>
-      <w:r>
-        <w:rPr>
-          <w:rFonts w:ascii="Times New Roman" w:hAnsi="Times New Roman" w:eastAsia="SimHei" w:cs="Times New Roman"/>
-          <w:b/>
-          <w:color w:val="17324D"/>
-          <w:sz w:val="44"/>
-        </w:rPr>
-        <w:t>有机合成设计</w:t>
-      </w:r>
-    </w:p>
-    <w:p>
-      <w:pPr>
-        <w:spacing w:after="600" w:before="120" w:line="276" w:lineRule="auto"/>
-        <w:jc w:val="center"/>
-        <w:pBdr>
-          <w:bottom w:val="single" w:sz="8" w:space="4" w:color="4A6577"/>
-        </w:pBdr>
-      </w:pPr>
-    </w:p>
-    <w:p>
-      <w:pPr>
-        <w:spacing w:after="160" w:before="0" w:line="276" w:lineRule="auto"/>
-        <w:jc w:val="center"/>
-      </w:pPr>
-      <w:r>
-        <w:rPr>
-          <w:rFonts w:ascii="Times New Roman" w:hAnsi="Times New Roman" w:eastAsia="FangSong" w:cs="Times New Roman"/>
-          <w:b w:val="0"/>
-          <w:color w:val="5B6975"/>
-          <w:sz w:val="24"/>
-        </w:rPr>
-        <w:t>题量</w:t>
-      </w:r>
-      <w:r>
-        <w:rPr>
-          <w:rFonts w:ascii="Times New Roman" w:hAnsi="Times New Roman" w:eastAsia="Times New Roman" w:cs="Times New Roman"/>
-          <w:b w:val="0"/>
-          <w:color w:val="5B6975"/>
-          <w:sz w:val="24"/>
-        </w:rPr>
-        <w:t>：16</w:t>
-      </w:r>
-    </w:p>
-    <w:p>
-      <w:pPr>
-        <w:spacing w:after="160" w:before="0" w:line="276" w:lineRule="auto"/>
-        <w:jc w:val="center"/>
-      </w:pPr>
-      <w:r>
-        <w:rPr>
-          <w:rFonts w:ascii="Times New Roman" w:hAnsi="Times New Roman" w:eastAsia="FangSong" w:cs="Times New Roman"/>
-          <w:b w:val="0"/>
-          <w:color w:val="5B6975"/>
-          <w:sz w:val="24"/>
-        </w:rPr>
-        <w:t>版本</w:t>
-      </w:r>
-      <w:r>
-        <w:rPr>
-          <w:rFonts w:ascii="Times New Roman" w:hAnsi="Times New Roman" w:eastAsia="Times New Roman" w:cs="Times New Roman"/>
-          <w:b w:val="0"/>
-          <w:color w:val="5B6975"/>
-          <w:sz w:val="24"/>
-        </w:rPr>
-        <w:t>：</w:t>
-      </w:r>
-      <w:r>
-        <w:rPr>
-          <w:rFonts w:ascii="Times New Roman" w:hAnsi="Times New Roman" w:eastAsia="FangSong" w:cs="Times New Roman"/>
-          <w:b w:val="0"/>
-          <w:color w:val="5B6975"/>
-          <w:sz w:val="24"/>
-        </w:rPr>
-        <w:t>教师版</w:t>
-      </w:r>
-      <w:r>
-        <w:rPr>
-          <w:rFonts w:ascii="Times New Roman" w:hAnsi="Times New Roman" w:eastAsia="Times New Roman" w:cs="Times New Roman"/>
-          <w:b w:val="0"/>
-          <w:color w:val="5B6975"/>
-          <w:sz w:val="24"/>
-        </w:rPr>
-        <w:t>（</w:t>
-      </w:r>
-      <w:r>
-        <w:rPr>
-          <w:rFonts w:ascii="Times New Roman" w:hAnsi="Times New Roman" w:eastAsia="FangSong" w:cs="Times New Roman"/>
-          <w:b w:val="0"/>
-          <w:color w:val="5B6975"/>
-          <w:sz w:val="24"/>
-        </w:rPr>
-        <w:t>含答案</w:t>
-      </w:r>
-      <w:r>
-        <w:rPr>
-          <w:rFonts w:ascii="Times New Roman" w:hAnsi="Times New Roman" w:eastAsia="Times New Roman" w:cs="Times New Roman"/>
-          <w:b w:val="0"/>
-          <w:color w:val="5B6975"/>
-          <w:sz w:val="24"/>
-        </w:rPr>
-        <w:t>）</w:t>
-      </w:r>
-    </w:p>
-    <w:p>
-      <w:pPr>
-        <w:spacing w:after="160" w:before="0" w:line="276" w:lineRule="auto"/>
-        <w:jc w:val="center"/>
-      </w:pPr>
-      <w:r>
-        <w:rPr>
-          <w:rFonts w:ascii="Times New Roman" w:hAnsi="Times New Roman" w:eastAsia="FangSong" w:cs="Times New Roman"/>
-          <w:b w:val="0"/>
-          <w:color w:val="5B6975"/>
-          <w:sz w:val="24"/>
-        </w:rPr>
-        <w:t>日期</w:t>
-      </w:r>
-      <w:r>
-        <w:rPr>
-          <w:rFonts w:ascii="Times New Roman" w:hAnsi="Times New Roman" w:eastAsia="Times New Roman" w:cs="Times New Roman"/>
-          <w:b w:val="0"/>
-          <w:color w:val="5B6975"/>
-          <w:sz w:val="24"/>
-        </w:rPr>
-        <w:t>：2026-09-06</w:t>
-      </w:r>
-    </w:p>
-    <w:p>
-      <w:pPr>
-        <w:jc w:val="center"/>
-      </w:pPr>
-      <w:r>
-        <w:rPr>
-          <w:rFonts w:ascii="Times New Roman" w:hAnsi="Times New Roman" w:eastAsia="Times New Roman" w:cs="Times New Roman"/>
-        </w:rPr>
-        <w:br w:type="page"/>
-      </w:r>
-    </w:p>
     <w:p>
       <w:pPr>
         <w:pStyle w:val="Heading1"/>
